--- a/py - file.docx
+++ b/py - file.docx
@@ -101,7 +101,7 @@
       </w:tblPr>
       <w:tblGrid>
         <w:gridCol w:w="3056"/>
-        <w:gridCol w:w="2459"/>
+        <w:gridCol w:w="2010"/>
       </w:tblGrid>
       <w:tr>
         <w:tblPrEx>
@@ -217,7 +217,7 @@
                   </w14:solidFill>
                 </w14:textFill>
               </w:rPr>
-              <w:t>返回满足表达式的</w:t>
+              <w:t>满足表达式的</w:t>
             </w:r>
             <w:r>
               <w:rPr>
@@ -437,6 +437,780 @@
     </w:p>
     <w:p>
       <w:pPr>
+        <w:outlineLvl w:val="0"/>
+        <w:rPr>
+          <w:rFonts w:hint="default" w:ascii="华文中宋" w:hAnsi="华文中宋" w:eastAsia="华文中宋" w:cs="华文中宋"/>
+          <w:b/>
+          <w:bCs/>
+          <w:color w:val="70AD47" w:themeColor="accent6"/>
+          <w:sz w:val="21"/>
+          <w:szCs w:val="24"/>
+          <w:lang w:val="en-US" w:eastAsia="zh-CN"/>
+          <w14:textFill>
+            <w14:solidFill>
+              <w14:schemeClr w14:val="accent6"/>
+            </w14:solidFill>
+          </w14:textFill>
+        </w:rPr>
+      </w:pPr>
+      <w:r>
+        <w:rPr>
+          <w:rFonts w:hint="eastAsia" w:ascii="华文中宋" w:hAnsi="华文中宋" w:eastAsia="华文中宋" w:cs="华文中宋"/>
+          <w:b/>
+          <w:bCs/>
+          <w:color w:val="70AD47" w:themeColor="accent6"/>
+          <w:sz w:val="21"/>
+          <w:szCs w:val="24"/>
+          <w:lang w:val="en-US" w:eastAsia="zh-CN"/>
+          <w14:textFill>
+            <w14:solidFill>
+              <w14:schemeClr w14:val="accent6"/>
+            </w14:solidFill>
+          </w14:textFill>
+        </w:rPr>
+        <w:t>日志logdir：</w:t>
+      </w:r>
+    </w:p>
+    <w:tbl>
+      <w:tblPr>
+        <w:tblStyle w:val="7"/>
+        <w:tblW w:w="0" w:type="auto"/>
+        <w:tblInd w:w="0" w:type="dxa"/>
+        <w:tblBorders>
+          <w:top w:val="single" w:color="auto" w:sz="4" w:space="0"/>
+          <w:left w:val="single" w:color="auto" w:sz="4" w:space="0"/>
+          <w:bottom w:val="single" w:color="auto" w:sz="4" w:space="0"/>
+          <w:right w:val="single" w:color="auto" w:sz="4" w:space="0"/>
+          <w:insideH w:val="single" w:color="auto" w:sz="4" w:space="0"/>
+          <w:insideV w:val="single" w:color="auto" w:sz="4" w:space="0"/>
+        </w:tblBorders>
+        <w:tblLayout w:type="autofit"/>
+        <w:tblCellMar>
+          <w:top w:w="0" w:type="dxa"/>
+          <w:left w:w="108" w:type="dxa"/>
+          <w:bottom w:w="0" w:type="dxa"/>
+          <w:right w:w="108" w:type="dxa"/>
+        </w:tblCellMar>
+      </w:tblPr>
+      <w:tblGrid>
+        <w:gridCol w:w="1113"/>
+        <w:gridCol w:w="2922"/>
+        <w:gridCol w:w="1113"/>
+      </w:tblGrid>
+      <w:tr>
+        <w:tblPrEx>
+          <w:tblBorders>
+            <w:top w:val="single" w:color="auto" w:sz="4" w:space="0"/>
+            <w:left w:val="single" w:color="auto" w:sz="4" w:space="0"/>
+            <w:bottom w:val="single" w:color="auto" w:sz="4" w:space="0"/>
+            <w:right w:val="single" w:color="auto" w:sz="4" w:space="0"/>
+            <w:insideH w:val="single" w:color="auto" w:sz="4" w:space="0"/>
+            <w:insideV w:val="single" w:color="auto" w:sz="4" w:space="0"/>
+          </w:tblBorders>
+          <w:tblCellMar>
+            <w:top w:w="0" w:type="dxa"/>
+            <w:left w:w="108" w:type="dxa"/>
+            <w:bottom w:w="0" w:type="dxa"/>
+            <w:right w:w="108" w:type="dxa"/>
+          </w:tblCellMar>
+        </w:tblPrEx>
+        <w:trPr>
+          <w:trHeight w:val="265" w:hRule="atLeast"/>
+        </w:trPr>
+        <w:tc>
+          <w:tcPr>
+            <w:tcW w:w="0" w:type="auto"/>
+            <w:gridSpan w:val="2"/>
+            <w:vAlign w:val="center"/>
+          </w:tcPr>
+          <w:p>
+            <w:pPr>
+              <w:jc w:val="both"/>
+              <w:outlineLvl w:val="9"/>
+              <w:rPr>
+                <w:rFonts w:hint="default" w:ascii="华文中宋" w:hAnsi="华文中宋" w:eastAsia="华文中宋" w:cs="华文中宋"/>
+                <w:b/>
+                <w:bCs/>
+                <w:i w:val="0"/>
+                <w:caps w:val="0"/>
+                <w:color w:val="FF0000"/>
+                <w:spacing w:val="7"/>
+                <w:sz w:val="21"/>
+                <w:szCs w:val="21"/>
+                <w:shd w:val="clear" w:color="auto" w:fill="auto"/>
+                <w:vertAlign w:val="baseline"/>
+                <w:lang w:val="en-US" w:eastAsia="zh-CN"/>
+              </w:rPr>
+            </w:pPr>
+            <w:r>
+              <w:rPr>
+                <w:rFonts w:hint="eastAsia" w:cs="华文中宋"/>
+                <w:b/>
+                <w:bCs/>
+                <w:i w:val="0"/>
+                <w:caps w:val="0"/>
+                <w:color w:val="FF0000"/>
+                <w:spacing w:val="7"/>
+                <w:sz w:val="21"/>
+                <w:szCs w:val="21"/>
+                <w:shd w:val="clear" w:color="auto" w:fill="auto"/>
+                <w:vertAlign w:val="baseline"/>
+                <w:lang w:val="en-US" w:eastAsia="zh-CN"/>
+              </w:rPr>
+              <w:t>LogDir(name, rootdir)</w:t>
+            </w:r>
+          </w:p>
+        </w:tc>
+        <w:tc>
+          <w:tcPr>
+            <w:tcW w:w="0" w:type="auto"/>
+            <w:vAlign w:val="center"/>
+          </w:tcPr>
+          <w:p>
+            <w:pPr>
+              <w:jc w:val="both"/>
+              <w:outlineLvl w:val="9"/>
+              <w:rPr>
+                <w:rFonts w:hint="default" w:cs="华文中宋"/>
+                <w:b/>
+                <w:bCs/>
+                <w:i w:val="0"/>
+                <w:caps w:val="0"/>
+                <w:color w:val="ED7D31" w:themeColor="accent2"/>
+                <w:spacing w:val="7"/>
+                <w:sz w:val="21"/>
+                <w:szCs w:val="21"/>
+                <w:vertAlign w:val="baseline"/>
+                <w:lang w:val="en-US" w:eastAsia="zh-CN"/>
+                <w14:textFill>
+                  <w14:solidFill>
+                    <w14:schemeClr w14:val="accent2"/>
+                  </w14:solidFill>
+                </w14:textFill>
+              </w:rPr>
+            </w:pPr>
+            <w:r>
+              <w:rPr>
+                <w:rFonts w:hint="eastAsia" w:cs="华文中宋"/>
+                <w:b/>
+                <w:bCs/>
+                <w:i w:val="0"/>
+                <w:caps w:val="0"/>
+                <w:color w:val="EA82F1"/>
+                <w:spacing w:val="7"/>
+                <w:sz w:val="21"/>
+                <w:szCs w:val="21"/>
+                <w:lang w:val="en-US" w:eastAsia="zh-CN"/>
+              </w:rPr>
+              <w:t>日志目录</w:t>
+            </w:r>
+          </w:p>
+        </w:tc>
+      </w:tr>
+      <w:tr>
+        <w:tblPrEx>
+          <w:tblBorders>
+            <w:top w:val="single" w:color="auto" w:sz="4" w:space="0"/>
+            <w:left w:val="single" w:color="auto" w:sz="4" w:space="0"/>
+            <w:bottom w:val="single" w:color="auto" w:sz="4" w:space="0"/>
+            <w:right w:val="single" w:color="auto" w:sz="4" w:space="0"/>
+            <w:insideH w:val="single" w:color="auto" w:sz="4" w:space="0"/>
+            <w:insideV w:val="single" w:color="auto" w:sz="4" w:space="0"/>
+          </w:tblBorders>
+          <w:tblCellMar>
+            <w:top w:w="0" w:type="dxa"/>
+            <w:left w:w="108" w:type="dxa"/>
+            <w:bottom w:w="0" w:type="dxa"/>
+            <w:right w:w="108" w:type="dxa"/>
+          </w:tblCellMar>
+        </w:tblPrEx>
+        <w:trPr>
+          <w:trHeight w:val="265" w:hRule="atLeast"/>
+        </w:trPr>
+        <w:tc>
+          <w:tcPr>
+            <w:tcW w:w="0" w:type="auto"/>
+            <w:vAlign w:val="center"/>
+          </w:tcPr>
+          <w:p>
+            <w:pPr>
+              <w:outlineLvl w:val="9"/>
+              <w:rPr>
+                <w:rFonts w:hint="default" w:ascii="华文中宋" w:hAnsi="华文中宋" w:eastAsia="华文中宋" w:cs="华文中宋"/>
+                <w:b/>
+                <w:bCs/>
+                <w:i w:val="0"/>
+                <w:caps w:val="0"/>
+                <w:color w:val="ED7D31" w:themeColor="accent2"/>
+                <w:spacing w:val="7"/>
+                <w:sz w:val="21"/>
+                <w:szCs w:val="21"/>
+                <w:vertAlign w:val="baseline"/>
+                <w:lang w:val="en-US" w:eastAsia="zh-CN"/>
+                <w14:textFill>
+                  <w14:solidFill>
+                    <w14:schemeClr w14:val="accent2"/>
+                  </w14:solidFill>
+                </w14:textFill>
+              </w:rPr>
+            </w:pPr>
+            <w:r>
+              <w:rPr>
+                <w:rFonts w:hint="eastAsia" w:cs="华文中宋"/>
+                <w:b/>
+                <w:bCs/>
+                <w:i w:val="0"/>
+                <w:caps w:val="0"/>
+                <w:color w:val="ED7D31" w:themeColor="accent2"/>
+                <w:spacing w:val="7"/>
+                <w:sz w:val="21"/>
+                <w:szCs w:val="21"/>
+                <w:vertAlign w:val="baseline"/>
+                <w:lang w:val="en-US" w:eastAsia="zh-CN"/>
+                <w14:textFill>
+                  <w14:solidFill>
+                    <w14:schemeClr w14:val="accent2"/>
+                  </w14:solidFill>
+                </w14:textFill>
+              </w:rPr>
+              <w:t>实例属性</w:t>
+            </w:r>
+          </w:p>
+        </w:tc>
+        <w:tc>
+          <w:tcPr>
+            <w:tcW w:w="0" w:type="auto"/>
+            <w:vAlign w:val="center"/>
+          </w:tcPr>
+          <w:p>
+            <w:pPr>
+              <w:jc w:val="both"/>
+              <w:outlineLvl w:val="9"/>
+              <w:rPr>
+                <w:rFonts w:hint="default" w:cs="华文中宋"/>
+                <w:b/>
+                <w:bCs/>
+                <w:i w:val="0"/>
+                <w:caps w:val="0"/>
+                <w:color w:val="FF0000"/>
+                <w:spacing w:val="7"/>
+                <w:sz w:val="21"/>
+                <w:szCs w:val="21"/>
+                <w:shd w:val="clear" w:color="auto" w:fill="auto"/>
+                <w:vertAlign w:val="baseline"/>
+                <w:lang w:val="en-US" w:eastAsia="zh-CN"/>
+              </w:rPr>
+            </w:pPr>
+            <w:r>
+              <w:rPr>
+                <w:rFonts w:hint="eastAsia" w:cs="华文中宋"/>
+                <w:b/>
+                <w:bCs/>
+                <w:i w:val="0"/>
+                <w:caps w:val="0"/>
+                <w:color w:val="FF0000"/>
+                <w:spacing w:val="7"/>
+                <w:sz w:val="21"/>
+                <w:szCs w:val="21"/>
+                <w:shd w:val="clear" w:color="auto" w:fill="auto"/>
+                <w:vertAlign w:val="baseline"/>
+                <w:lang w:val="en-US" w:eastAsia="zh-CN"/>
+              </w:rPr>
+              <w:t>logdir</w:t>
+            </w:r>
+          </w:p>
+        </w:tc>
+        <w:tc>
+          <w:tcPr>
+            <w:tcW w:w="0" w:type="auto"/>
+            <w:vAlign w:val="center"/>
+          </w:tcPr>
+          <w:p>
+            <w:pPr>
+              <w:jc w:val="both"/>
+              <w:outlineLvl w:val="9"/>
+              <w:rPr>
+                <w:rFonts w:hint="eastAsia" w:cs="华文中宋"/>
+                <w:b/>
+                <w:bCs/>
+                <w:i w:val="0"/>
+                <w:caps w:val="0"/>
+                <w:color w:val="ED7D31" w:themeColor="accent2"/>
+                <w:spacing w:val="7"/>
+                <w:sz w:val="21"/>
+                <w:szCs w:val="21"/>
+                <w:vertAlign w:val="baseline"/>
+                <w:lang w:val="en-US" w:eastAsia="zh-CN"/>
+                <w14:textFill>
+                  <w14:solidFill>
+                    <w14:schemeClr w14:val="accent2"/>
+                  </w14:solidFill>
+                </w14:textFill>
+              </w:rPr>
+            </w:pPr>
+            <w:r>
+              <w:rPr>
+                <w:rFonts w:hint="eastAsia" w:cs="华文中宋"/>
+                <w:b/>
+                <w:bCs/>
+                <w:i w:val="0"/>
+                <w:caps w:val="0"/>
+                <w:color w:val="EA82F1"/>
+                <w:spacing w:val="7"/>
+                <w:sz w:val="21"/>
+                <w:szCs w:val="21"/>
+                <w:lang w:val="en-US" w:eastAsia="zh-CN"/>
+              </w:rPr>
+              <w:t>目录</w:t>
+            </w:r>
+          </w:p>
+        </w:tc>
+      </w:tr>
+      <w:tr>
+        <w:tblPrEx>
+          <w:tblBorders>
+            <w:top w:val="single" w:color="auto" w:sz="4" w:space="0"/>
+            <w:left w:val="single" w:color="auto" w:sz="4" w:space="0"/>
+            <w:bottom w:val="single" w:color="auto" w:sz="4" w:space="0"/>
+            <w:right w:val="single" w:color="auto" w:sz="4" w:space="0"/>
+            <w:insideH w:val="single" w:color="auto" w:sz="4" w:space="0"/>
+            <w:insideV w:val="single" w:color="auto" w:sz="4" w:space="0"/>
+          </w:tblBorders>
+          <w:tblCellMar>
+            <w:top w:w="0" w:type="dxa"/>
+            <w:left w:w="108" w:type="dxa"/>
+            <w:bottom w:w="0" w:type="dxa"/>
+            <w:right w:w="108" w:type="dxa"/>
+          </w:tblCellMar>
+        </w:tblPrEx>
+        <w:trPr>
+          <w:trHeight w:val="265" w:hRule="atLeast"/>
+        </w:trPr>
+        <w:tc>
+          <w:tcPr>
+            <w:tcW w:w="0" w:type="auto"/>
+            <w:vMerge w:val="restart"/>
+            <w:vAlign w:val="center"/>
+          </w:tcPr>
+          <w:p>
+            <w:pPr>
+              <w:outlineLvl w:val="9"/>
+              <w:rPr>
+                <w:rFonts w:hint="default" w:cs="华文中宋"/>
+                <w:b/>
+                <w:bCs/>
+                <w:i w:val="0"/>
+                <w:caps w:val="0"/>
+                <w:color w:val="ED7D31" w:themeColor="accent2"/>
+                <w:spacing w:val="7"/>
+                <w:sz w:val="21"/>
+                <w:szCs w:val="21"/>
+                <w:vertAlign w:val="baseline"/>
+                <w:lang w:val="en-US" w:eastAsia="zh-CN"/>
+                <w14:textFill>
+                  <w14:solidFill>
+                    <w14:schemeClr w14:val="accent2"/>
+                  </w14:solidFill>
+                </w14:textFill>
+              </w:rPr>
+            </w:pPr>
+            <w:r>
+              <w:rPr>
+                <w:rFonts w:hint="eastAsia" w:cs="华文中宋"/>
+                <w:b/>
+                <w:bCs/>
+                <w:i w:val="0"/>
+                <w:caps w:val="0"/>
+                <w:color w:val="ED7D31" w:themeColor="accent2"/>
+                <w:spacing w:val="7"/>
+                <w:sz w:val="21"/>
+                <w:szCs w:val="21"/>
+                <w:vertAlign w:val="baseline"/>
+                <w:lang w:val="en-US" w:eastAsia="zh-CN"/>
+                <w14:textFill>
+                  <w14:solidFill>
+                    <w14:schemeClr w14:val="accent2"/>
+                  </w14:solidFill>
+                </w14:textFill>
+              </w:rPr>
+              <w:t>实例方法</w:t>
+            </w:r>
+          </w:p>
+        </w:tc>
+        <w:tc>
+          <w:tcPr>
+            <w:tcW w:w="0" w:type="auto"/>
+            <w:vAlign w:val="center"/>
+          </w:tcPr>
+          <w:p>
+            <w:pPr>
+              <w:jc w:val="both"/>
+              <w:outlineLvl w:val="9"/>
+              <w:rPr>
+                <w:rFonts w:hint="default" w:cs="华文中宋"/>
+                <w:b/>
+                <w:bCs/>
+                <w:i w:val="0"/>
+                <w:caps w:val="0"/>
+                <w:color w:val="FF0000"/>
+                <w:spacing w:val="7"/>
+                <w:sz w:val="21"/>
+                <w:szCs w:val="21"/>
+                <w:shd w:val="clear" w:color="auto" w:fill="auto"/>
+                <w:vertAlign w:val="baseline"/>
+                <w:lang w:val="en-US" w:eastAsia="zh-CN"/>
+              </w:rPr>
+            </w:pPr>
+            <w:r>
+              <w:rPr>
+                <w:rFonts w:hint="eastAsia" w:cs="华文中宋"/>
+                <w:b/>
+                <w:bCs/>
+                <w:i w:val="0"/>
+                <w:caps w:val="0"/>
+                <w:color w:val="FF0000"/>
+                <w:spacing w:val="7"/>
+                <w:sz w:val="21"/>
+                <w:szCs w:val="21"/>
+                <w:shd w:val="clear" w:color="auto" w:fill="auto"/>
+                <w:vertAlign w:val="baseline"/>
+                <w:lang w:val="en-US" w:eastAsia="zh-CN"/>
+              </w:rPr>
+              <w:t>pdir / pfile(name, touch)</w:t>
+            </w:r>
+          </w:p>
+        </w:tc>
+        <w:tc>
+          <w:tcPr>
+            <w:tcW w:w="0" w:type="auto"/>
+            <w:vAlign w:val="center"/>
+          </w:tcPr>
+          <w:p>
+            <w:pPr>
+              <w:jc w:val="both"/>
+              <w:outlineLvl w:val="9"/>
+              <w:rPr>
+                <w:rFonts w:hint="default" w:cs="华文中宋"/>
+                <w:b/>
+                <w:bCs/>
+                <w:i w:val="0"/>
+                <w:caps w:val="0"/>
+                <w:color w:val="EA82F1"/>
+                <w:spacing w:val="7"/>
+                <w:sz w:val="21"/>
+                <w:szCs w:val="21"/>
+                <w:lang w:val="en-US" w:eastAsia="zh-CN"/>
+              </w:rPr>
+            </w:pPr>
+            <w:r>
+              <w:rPr>
+                <w:rFonts w:hint="eastAsia" w:cs="华文中宋"/>
+                <w:b/>
+                <w:bCs/>
+                <w:i w:val="0"/>
+                <w:caps w:val="0"/>
+                <w:color w:val="EA82F1"/>
+                <w:spacing w:val="7"/>
+                <w:sz w:val="21"/>
+                <w:szCs w:val="21"/>
+                <w:lang w:val="en-US" w:eastAsia="zh-CN"/>
+              </w:rPr>
+              <w:t>获取</w:t>
+            </w:r>
+            <w:r>
+              <w:rPr>
+                <w:rFonts w:hint="eastAsia" w:cs="华文中宋"/>
+                <w:b/>
+                <w:bCs/>
+                <w:i w:val="0"/>
+                <w:caps w:val="0"/>
+                <w:color w:val="ED7D31" w:themeColor="accent2"/>
+                <w:spacing w:val="7"/>
+                <w:sz w:val="21"/>
+                <w:szCs w:val="21"/>
+                <w:lang w:val="en-US" w:eastAsia="zh-CN"/>
+                <w14:textFill>
+                  <w14:solidFill>
+                    <w14:schemeClr w14:val="accent2"/>
+                  </w14:solidFill>
+                </w14:textFill>
+              </w:rPr>
+              <w:t>路径</w:t>
+            </w:r>
+          </w:p>
+        </w:tc>
+      </w:tr>
+      <w:tr>
+        <w:tblPrEx>
+          <w:tblBorders>
+            <w:top w:val="single" w:color="auto" w:sz="4" w:space="0"/>
+            <w:left w:val="single" w:color="auto" w:sz="4" w:space="0"/>
+            <w:bottom w:val="single" w:color="auto" w:sz="4" w:space="0"/>
+            <w:right w:val="single" w:color="auto" w:sz="4" w:space="0"/>
+            <w:insideH w:val="single" w:color="auto" w:sz="4" w:space="0"/>
+            <w:insideV w:val="single" w:color="auto" w:sz="4" w:space="0"/>
+          </w:tblBorders>
+          <w:tblCellMar>
+            <w:top w:w="0" w:type="dxa"/>
+            <w:left w:w="108" w:type="dxa"/>
+            <w:bottom w:w="0" w:type="dxa"/>
+            <w:right w:w="108" w:type="dxa"/>
+          </w:tblCellMar>
+        </w:tblPrEx>
+        <w:trPr>
+          <w:trHeight w:val="265" w:hRule="atLeast"/>
+        </w:trPr>
+        <w:tc>
+          <w:tcPr>
+            <w:tcW w:w="0" w:type="auto"/>
+            <w:vMerge w:val="continue"/>
+            <w:tcBorders/>
+            <w:vAlign w:val="center"/>
+          </w:tcPr>
+          <w:p>
+            <w:pPr>
+              <w:outlineLvl w:val="9"/>
+              <w:rPr>
+                <w:rFonts w:hint="eastAsia" w:cs="华文中宋"/>
+                <w:b/>
+                <w:bCs/>
+                <w:i w:val="0"/>
+                <w:caps w:val="0"/>
+                <w:color w:val="ED7D31" w:themeColor="accent2"/>
+                <w:spacing w:val="7"/>
+                <w:sz w:val="21"/>
+                <w:szCs w:val="21"/>
+                <w:vertAlign w:val="baseline"/>
+                <w:lang w:val="en-US" w:eastAsia="zh-CN"/>
+                <w14:textFill>
+                  <w14:solidFill>
+                    <w14:schemeClr w14:val="accent2"/>
+                  </w14:solidFill>
+                </w14:textFill>
+              </w:rPr>
+            </w:pPr>
+          </w:p>
+        </w:tc>
+        <w:tc>
+          <w:tcPr>
+            <w:tcW w:w="0" w:type="auto"/>
+            <w:vAlign w:val="center"/>
+          </w:tcPr>
+          <w:p>
+            <w:pPr>
+              <w:jc w:val="both"/>
+              <w:outlineLvl w:val="9"/>
+              <w:rPr>
+                <w:rFonts w:hint="default" w:cs="华文中宋"/>
+                <w:b/>
+                <w:bCs/>
+                <w:i w:val="0"/>
+                <w:caps w:val="0"/>
+                <w:color w:val="FF0000"/>
+                <w:spacing w:val="7"/>
+                <w:sz w:val="21"/>
+                <w:szCs w:val="21"/>
+                <w:shd w:val="clear" w:color="auto" w:fill="auto"/>
+                <w:vertAlign w:val="baseline"/>
+                <w:lang w:val="en-US" w:eastAsia="zh-CN"/>
+              </w:rPr>
+            </w:pPr>
+            <w:r>
+              <w:rPr>
+                <w:rFonts w:hint="eastAsia" w:cs="华文中宋"/>
+                <w:b/>
+                <w:bCs/>
+                <w:i w:val="0"/>
+                <w:caps w:val="0"/>
+                <w:color w:val="FF0000"/>
+                <w:spacing w:val="7"/>
+                <w:sz w:val="21"/>
+                <w:szCs w:val="21"/>
+                <w:shd w:val="clear" w:color="auto" w:fill="auto"/>
+                <w:vertAlign w:val="baseline"/>
+                <w:lang w:val="en-US" w:eastAsia="zh-CN"/>
+              </w:rPr>
+              <w:t>copy(src, dest)</w:t>
+            </w:r>
+          </w:p>
+        </w:tc>
+        <w:tc>
+          <w:tcPr>
+            <w:tcW w:w="0" w:type="auto"/>
+            <w:vAlign w:val="center"/>
+          </w:tcPr>
+          <w:p>
+            <w:pPr>
+              <w:jc w:val="both"/>
+              <w:outlineLvl w:val="9"/>
+              <w:rPr>
+                <w:rFonts w:hint="default" w:cs="华文中宋"/>
+                <w:b/>
+                <w:bCs/>
+                <w:i w:val="0"/>
+                <w:caps w:val="0"/>
+                <w:color w:val="EA82F1"/>
+                <w:spacing w:val="7"/>
+                <w:sz w:val="21"/>
+                <w:szCs w:val="21"/>
+                <w:lang w:val="en-US" w:eastAsia="zh-CN"/>
+              </w:rPr>
+            </w:pPr>
+            <w:r>
+              <w:rPr>
+                <w:rFonts w:hint="eastAsia" w:cs="华文中宋"/>
+                <w:b/>
+                <w:bCs/>
+                <w:i w:val="0"/>
+                <w:caps w:val="0"/>
+                <w:color w:val="EA82F1"/>
+                <w:spacing w:val="7"/>
+                <w:sz w:val="21"/>
+                <w:szCs w:val="21"/>
+                <w:lang w:val="en-US" w:eastAsia="zh-CN"/>
+              </w:rPr>
+              <w:t>拷贝</w:t>
+            </w:r>
+          </w:p>
+        </w:tc>
+      </w:tr>
+      <w:tr>
+        <w:tblPrEx>
+          <w:tblBorders>
+            <w:top w:val="single" w:color="auto" w:sz="4" w:space="0"/>
+            <w:left w:val="single" w:color="auto" w:sz="4" w:space="0"/>
+            <w:bottom w:val="single" w:color="auto" w:sz="4" w:space="0"/>
+            <w:right w:val="single" w:color="auto" w:sz="4" w:space="0"/>
+            <w:insideH w:val="single" w:color="auto" w:sz="4" w:space="0"/>
+            <w:insideV w:val="single" w:color="auto" w:sz="4" w:space="0"/>
+          </w:tblBorders>
+          <w:tblCellMar>
+            <w:top w:w="0" w:type="dxa"/>
+            <w:left w:w="108" w:type="dxa"/>
+            <w:bottom w:w="0" w:type="dxa"/>
+            <w:right w:w="108" w:type="dxa"/>
+          </w:tblCellMar>
+        </w:tblPrEx>
+        <w:trPr>
+          <w:trHeight w:val="265" w:hRule="atLeast"/>
+        </w:trPr>
+        <w:tc>
+          <w:tcPr>
+            <w:tcW w:w="0" w:type="auto"/>
+            <w:vMerge w:val="continue"/>
+            <w:tcBorders/>
+            <w:vAlign w:val="center"/>
+          </w:tcPr>
+          <w:p>
+            <w:pPr>
+              <w:outlineLvl w:val="9"/>
+              <w:rPr>
+                <w:rFonts w:hint="eastAsia" w:cs="华文中宋"/>
+                <w:b/>
+                <w:bCs/>
+                <w:i w:val="0"/>
+                <w:caps w:val="0"/>
+                <w:color w:val="ED7D31" w:themeColor="accent2"/>
+                <w:spacing w:val="7"/>
+                <w:sz w:val="21"/>
+                <w:szCs w:val="21"/>
+                <w:vertAlign w:val="baseline"/>
+                <w:lang w:val="en-US" w:eastAsia="zh-CN"/>
+                <w14:textFill>
+                  <w14:solidFill>
+                    <w14:schemeClr w14:val="accent2"/>
+                  </w14:solidFill>
+                </w14:textFill>
+              </w:rPr>
+            </w:pPr>
+          </w:p>
+        </w:tc>
+        <w:tc>
+          <w:tcPr>
+            <w:tcW w:w="0" w:type="auto"/>
+            <w:vAlign w:val="center"/>
+          </w:tcPr>
+          <w:p>
+            <w:pPr>
+              <w:jc w:val="both"/>
+              <w:outlineLvl w:val="9"/>
+              <w:rPr>
+                <w:rFonts w:hint="default" w:cs="华文中宋"/>
+                <w:b/>
+                <w:bCs/>
+                <w:i w:val="0"/>
+                <w:caps w:val="0"/>
+                <w:color w:val="FF0000"/>
+                <w:spacing w:val="7"/>
+                <w:sz w:val="21"/>
+                <w:szCs w:val="21"/>
+                <w:shd w:val="clear" w:color="auto" w:fill="auto"/>
+                <w:vertAlign w:val="baseline"/>
+                <w:lang w:val="en-US" w:eastAsia="zh-CN"/>
+              </w:rPr>
+            </w:pPr>
+            <w:r>
+              <w:rPr>
+                <w:rFonts w:hint="eastAsia" w:cs="华文中宋"/>
+                <w:b/>
+                <w:bCs/>
+                <w:i w:val="0"/>
+                <w:caps w:val="0"/>
+                <w:color w:val="FF0000"/>
+                <w:spacing w:val="7"/>
+                <w:sz w:val="21"/>
+                <w:szCs w:val="21"/>
+                <w:shd w:val="clear" w:color="auto" w:fill="auto"/>
+                <w:vertAlign w:val="baseline"/>
+                <w:lang w:val="en-US" w:eastAsia="zh-CN"/>
+              </w:rPr>
+              <w:t>save_data(data, file)</w:t>
+            </w:r>
+          </w:p>
+        </w:tc>
+        <w:tc>
+          <w:tcPr>
+            <w:tcW w:w="0" w:type="auto"/>
+            <w:vAlign w:val="center"/>
+          </w:tcPr>
+          <w:p>
+            <w:pPr>
+              <w:jc w:val="both"/>
+              <w:outlineLvl w:val="9"/>
+              <w:rPr>
+                <w:rFonts w:hint="default" w:cs="华文中宋"/>
+                <w:b/>
+                <w:bCs/>
+                <w:i w:val="0"/>
+                <w:caps w:val="0"/>
+                <w:color w:val="EA82F1"/>
+                <w:spacing w:val="7"/>
+                <w:sz w:val="21"/>
+                <w:szCs w:val="21"/>
+                <w:lang w:val="en-US" w:eastAsia="zh-CN"/>
+              </w:rPr>
+            </w:pPr>
+            <w:r>
+              <w:rPr>
+                <w:rFonts w:hint="eastAsia" w:cs="华文中宋"/>
+                <w:b/>
+                <w:bCs/>
+                <w:i w:val="0"/>
+                <w:caps w:val="0"/>
+                <w:color w:val="EA82F1"/>
+                <w:spacing w:val="7"/>
+                <w:sz w:val="21"/>
+                <w:szCs w:val="21"/>
+                <w:lang w:val="en-US" w:eastAsia="zh-CN"/>
+              </w:rPr>
+              <w:t>保存</w:t>
+            </w:r>
+          </w:p>
+        </w:tc>
+      </w:tr>
+    </w:tbl>
+    <w:p>
+      <w:pPr>
         <w:numPr>
           <w:ilvl w:val="0"/>
           <w:numId w:val="0"/>
@@ -461,6 +1235,56 @@
           </w14:textFill>
         </w:rPr>
       </w:pPr>
+    </w:p>
+    <w:p>
+      <w:pPr>
+        <w:numPr>
+          <w:ilvl w:val="0"/>
+          <w:numId w:val="0"/>
+        </w:numPr>
+        <w:outlineLvl w:val="9"/>
+        <w:rPr>
+          <w:rFonts w:hint="default" w:ascii="华文中宋" w:hAnsi="华文中宋" w:eastAsia="华文中宋" w:cs="华文中宋"/>
+          <w:b/>
+          <w:bCs/>
+          <w:i w:val="0"/>
+          <w:caps w:val="0"/>
+          <w:color w:val="ED7D31" w:themeColor="accent2"/>
+          <w:spacing w:val="7"/>
+          <w:sz w:val="21"/>
+          <w:szCs w:val="21"/>
+          <w:vertAlign w:val="baseline"/>
+          <w:lang w:val="en-US" w:eastAsia="zh-CN"/>
+          <w14:textFill>
+            <w14:solidFill>
+              <w14:schemeClr w14:val="accent2"/>
+            </w14:solidFill>
+          </w14:textFill>
+        </w:rPr>
+      </w:pPr>
+      <w:r>
+        <w:rPr>
+          <w:rFonts w:hint="eastAsia" w:cs="华文中宋"/>
+          <w:b/>
+          <w:bCs/>
+          <w:i w:val="0"/>
+          <w:caps w:val="0"/>
+          <w:color w:val="ED7D31" w:themeColor="accent2"/>
+          <w:spacing w:val="7"/>
+          <w:sz w:val="21"/>
+          <w:szCs w:val="21"/>
+          <w:vertAlign w:val="baseline"/>
+          <w:lang w:val="en-US" w:eastAsia="zh-CN"/>
+          <w14:textFill>
+            <w14:solidFill>
+              <w14:schemeClr w14:val="accent2"/>
+            </w14:solidFill>
+          </w14:textFill>
+        </w:rPr>
+        <w:t xml:space="preserve"> </w:t>
+      </w:r>
+      <w:bookmarkStart w:id="23" w:name="_GoBack"/>
+      <w:bookmarkEnd w:id="23"/>
     </w:p>
     <w:p>
       <w:pPr>
@@ -656,27 +1480,6 @@
             </w:pPr>
             <w:r>
               <w:rPr>
-                <w:rFonts w:hint="eastAsia" w:cs="华文中宋"/>
-                <w:b/>
-                <w:bCs/>
-                <w:i w:val="0"/>
-                <w:caps w:val="0"/>
-                <w:color w:val="ED7D31" w:themeColor="accent2"/>
-                <w:spacing w:val="7"/>
-                <w:sz w:val="21"/>
-                <w:szCs w:val="21"/>
-                <w:vertAlign w:val="baseline"/>
-                <w:lang w:val="en-US" w:eastAsia="zh-CN"/>
-                <w14:textFill>
-                  <w14:solidFill>
-                    <w14:schemeClr w14:val="accent2"/>
-                  </w14:solidFill>
-                </w14:textFill>
-              </w:rPr>
-              <w:t>实例化</w:t>
-            </w:r>
-            <w:r>
-              <w:rPr>
                 <w:rFonts w:hint="eastAsia" w:ascii="华文中宋" w:hAnsi="华文中宋" w:eastAsia="华文中宋" w:cs="华文中宋"/>
                 <w:b/>
                 <w:bCs/>
@@ -689,21 +1492,6 @@
                 <w:lang w:val="en-US" w:eastAsia="zh-CN"/>
               </w:rPr>
               <w:t>路径</w:t>
-            </w:r>
-            <w:r>
-              <w:rPr>
-                <w:rFonts w:hint="eastAsia" w:cs="华文中宋"/>
-                <w:b/>
-                <w:bCs/>
-                <w:i w:val="0"/>
-                <w:caps w:val="0"/>
-                <w:color w:val="EA82F1"/>
-                <w:spacing w:val="7"/>
-                <w:sz w:val="21"/>
-                <w:szCs w:val="21"/>
-                <w:lang w:val="en-US" w:eastAsia="zh-CN"/>
-              </w:rPr>
-              <w:t>实例</w:t>
             </w:r>
           </w:p>
         </w:tc>
@@ -1158,8 +1946,6 @@
               </w:rPr>
               <w:t>盘符/成分</w:t>
             </w:r>
-            <w:bookmarkStart w:id="23" w:name="_GoBack"/>
-            <w:bookmarkEnd w:id="23"/>
           </w:p>
         </w:tc>
       </w:tr>
@@ -4476,12 +5262,6 @@
             <w:insideH w:val="single" w:color="auto" w:sz="4" w:space="0"/>
             <w:insideV w:val="single" w:color="auto" w:sz="4" w:space="0"/>
           </w:tblBorders>
-          <w:tblCellMar>
-            <w:top w:w="0" w:type="dxa"/>
-            <w:left w:w="108" w:type="dxa"/>
-            <w:bottom w:w="0" w:type="dxa"/>
-            <w:right w:w="108" w:type="dxa"/>
-          </w:tblCellMar>
         </w:tblPrEx>
         <w:trPr>
           <w:trHeight w:val="190" w:hRule="atLeast"/>
@@ -6878,6 +7658,12 @@
             <w:insideH w:val="single" w:color="auto" w:sz="4" w:space="0"/>
             <w:insideV w:val="single" w:color="auto" w:sz="4" w:space="0"/>
           </w:tblBorders>
+          <w:tblCellMar>
+            <w:top w:w="0" w:type="dxa"/>
+            <w:left w:w="108" w:type="dxa"/>
+            <w:bottom w:w="0" w:type="dxa"/>
+            <w:right w:w="108" w:type="dxa"/>
+          </w:tblCellMar>
         </w:tblPrEx>
         <w:tc>
           <w:tcPr>
@@ -11188,12 +11974,6 @@
             <w:insideH w:val="single" w:color="auto" w:sz="4" w:space="0"/>
             <w:insideV w:val="single" w:color="auto" w:sz="4" w:space="0"/>
           </w:tblBorders>
-          <w:tblCellMar>
-            <w:top w:w="0" w:type="dxa"/>
-            <w:left w:w="108" w:type="dxa"/>
-            <w:bottom w:w="0" w:type="dxa"/>
-            <w:right w:w="108" w:type="dxa"/>
-          </w:tblCellMar>
         </w:tblPrEx>
         <w:tc>
           <w:tcPr>
@@ -14288,12 +15068,6 @@
             <w:insideH w:val="single" w:color="auto" w:sz="4" w:space="0"/>
             <w:insideV w:val="single" w:color="auto" w:sz="4" w:space="0"/>
           </w:tblBorders>
-          <w:tblCellMar>
-            <w:top w:w="0" w:type="dxa"/>
-            <w:left w:w="108" w:type="dxa"/>
-            <w:bottom w:w="0" w:type="dxa"/>
-            <w:right w:w="108" w:type="dxa"/>
-          </w:tblCellMar>
         </w:tblPrEx>
         <w:tc>
           <w:tcPr>
@@ -21949,12 +22723,6 @@
             <w:insideH w:val="single" w:color="auto" w:sz="4" w:space="0"/>
             <w:insideV w:val="single" w:color="auto" w:sz="4" w:space="0"/>
           </w:tblBorders>
-          <w:tblCellMar>
-            <w:top w:w="0" w:type="dxa"/>
-            <w:left w:w="108" w:type="dxa"/>
-            <w:bottom w:w="0" w:type="dxa"/>
-            <w:right w:w="108" w:type="dxa"/>
-          </w:tblCellMar>
         </w:tblPrEx>
         <w:tc>
           <w:tcPr>

--- a/py - file.docx
+++ b/py - file.docx
@@ -113,12 +113,6 @@
             <w:insideH w:val="single" w:color="auto" w:sz="4" w:space="0"/>
             <w:insideV w:val="single" w:color="auto" w:sz="4" w:space="0"/>
           </w:tblBorders>
-          <w:tblCellMar>
-            <w:top w:w="0" w:type="dxa"/>
-            <w:left w:w="108" w:type="dxa"/>
-            <w:bottom w:w="0" w:type="dxa"/>
-            <w:right w:w="108" w:type="dxa"/>
-          </w:tblCellMar>
         </w:tblPrEx>
         <w:tc>
           <w:tcPr>
@@ -964,7 +958,6 @@
           <w:tcPr>
             <w:tcW w:w="0" w:type="auto"/>
             <w:vMerge w:val="continue"/>
-            <w:tcBorders/>
             <w:vAlign w:val="center"/>
           </w:tcPr>
           <w:p>
@@ -1098,7 +1091,6 @@
           <w:tcPr>
             <w:tcW w:w="0" w:type="auto"/>
             <w:vMerge w:val="continue"/>
-            <w:tcBorders/>
             <w:vAlign w:val="center"/>
           </w:tcPr>
           <w:p>
@@ -1283,8 +1275,6 @@
         </w:rPr>
         <w:t xml:space="preserve"> </w:t>
       </w:r>
-      <w:bookmarkStart w:id="23" w:name="_GoBack"/>
-      <w:bookmarkEnd w:id="23"/>
     </w:p>
     <w:p>
       <w:pPr>
@@ -5203,8 +5193,8 @@
           </w14:textFill>
         </w:rPr>
       </w:pPr>
-      <w:bookmarkStart w:id="5" w:name="_Toc24197"/>
-      <w:bookmarkStart w:id="6" w:name="_Toc27426"/>
+      <w:bookmarkStart w:id="5" w:name="_Toc27426"/>
+      <w:bookmarkStart w:id="6" w:name="_Toc24197"/>
       <w:r>
         <w:rPr>
           <w:rFonts w:hint="eastAsia" w:ascii="华文中宋" w:hAnsi="华文中宋" w:eastAsia="华文中宋" w:cs="华文中宋"/>
@@ -5262,6 +5252,12 @@
             <w:insideH w:val="single" w:color="auto" w:sz="4" w:space="0"/>
             <w:insideV w:val="single" w:color="auto" w:sz="4" w:space="0"/>
           </w:tblBorders>
+          <w:tblCellMar>
+            <w:top w:w="0" w:type="dxa"/>
+            <w:left w:w="108" w:type="dxa"/>
+            <w:bottom w:w="0" w:type="dxa"/>
+            <w:right w:w="108" w:type="dxa"/>
+          </w:tblCellMar>
         </w:tblPrEx>
         <w:trPr>
           <w:trHeight w:val="190" w:hRule="atLeast"/>
@@ -15068,6 +15064,12 @@
             <w:insideH w:val="single" w:color="auto" w:sz="4" w:space="0"/>
             <w:insideV w:val="single" w:color="auto" w:sz="4" w:space="0"/>
           </w:tblBorders>
+          <w:tblCellMar>
+            <w:top w:w="0" w:type="dxa"/>
+            <w:left w:w="108" w:type="dxa"/>
+            <w:bottom w:w="0" w:type="dxa"/>
+            <w:right w:w="108" w:type="dxa"/>
+          </w:tblCellMar>
         </w:tblPrEx>
         <w:tc>
           <w:tcPr>
@@ -16425,399 +16427,6 @@
       <w:pPr>
         <w:outlineLvl w:val="1"/>
         <w:rPr>
-          <w:rFonts w:hint="default" w:ascii="华文中宋" w:hAnsi="华文中宋" w:eastAsia="华文中宋" w:cs="华文中宋"/>
-          <w:b/>
-          <w:bCs/>
-          <w:color w:val="00B0F0"/>
-          <w:sz w:val="21"/>
-          <w:szCs w:val="24"/>
-          <w:lang w:val="en-US" w:eastAsia="zh-CN"/>
-        </w:rPr>
-      </w:pPr>
-      <w:bookmarkStart w:id="16" w:name="_Toc21310"/>
-      <w:r>
-        <w:rPr>
-          <w:rFonts w:hint="eastAsia" w:ascii="华文中宋" w:hAnsi="华文中宋" w:eastAsia="华文中宋" w:cs="华文中宋"/>
-          <w:b/>
-          <w:bCs/>
-          <w:color w:val="00B0F0"/>
-          <w:sz w:val="21"/>
-          <w:szCs w:val="24"/>
-          <w:lang w:val="en-US" w:eastAsia="zh-CN"/>
-        </w:rPr>
-        <w:t>pdf：</w:t>
-      </w:r>
-      <w:bookmarkEnd w:id="14"/>
-      <w:bookmarkEnd w:id="16"/>
-    </w:p>
-    <w:p>
-      <w:pPr>
-        <w:outlineLvl w:val="9"/>
-        <w:rPr>
-          <w:rFonts w:hint="default" w:ascii="华文中宋" w:hAnsi="华文中宋" w:eastAsia="华文中宋" w:cs="华文中宋"/>
-          <w:b/>
-          <w:bCs/>
-          <w:i w:val="0"/>
-          <w:caps w:val="0"/>
-          <w:color w:val="ED7D31" w:themeColor="accent2"/>
-          <w:spacing w:val="7"/>
-          <w:sz w:val="21"/>
-          <w:szCs w:val="21"/>
-          <w:u w:val="single"/>
-          <w:vertAlign w:val="baseline"/>
-          <w:lang w:val="en-US" w:eastAsia="zh-CN"/>
-          <w14:textFill>
-            <w14:solidFill>
-              <w14:schemeClr w14:val="accent2"/>
-            </w14:solidFill>
-          </w14:textFill>
-        </w:rPr>
-      </w:pPr>
-      <w:r>
-        <w:rPr>
-          <w:rFonts w:hint="default" w:ascii="华文中宋" w:hAnsi="华文中宋" w:eastAsia="华文中宋" w:cs="华文中宋"/>
-          <w:b/>
-          <w:bCs/>
-          <w:i w:val="0"/>
-          <w:caps w:val="0"/>
-          <w:color w:val="ED7D31" w:themeColor="accent2"/>
-          <w:spacing w:val="7"/>
-          <w:sz w:val="21"/>
-          <w:szCs w:val="21"/>
-          <w:u w:val="single"/>
-          <w:vertAlign w:val="baseline"/>
-          <w:lang w:val="en-US" w:eastAsia="zh-CN"/>
-          <w14:textFill>
-            <w14:solidFill>
-              <w14:schemeClr w14:val="accent2"/>
-            </w14:solidFill>
-          </w14:textFill>
-        </w:rPr>
-        <w:t>from pdfminer.pdfparser import PDFParser</w:t>
-      </w:r>
-    </w:p>
-    <w:p>
-      <w:pPr>
-        <w:outlineLvl w:val="9"/>
-        <w:rPr>
-          <w:rFonts w:hint="default" w:ascii="华文中宋" w:hAnsi="华文中宋" w:eastAsia="华文中宋" w:cs="华文中宋"/>
-          <w:b/>
-          <w:bCs/>
-          <w:i w:val="0"/>
-          <w:caps w:val="0"/>
-          <w:color w:val="ED7D31" w:themeColor="accent2"/>
-          <w:spacing w:val="7"/>
-          <w:sz w:val="21"/>
-          <w:szCs w:val="21"/>
-          <w:u w:val="single"/>
-          <w:vertAlign w:val="baseline"/>
-          <w:lang w:val="en-US" w:eastAsia="zh-CN"/>
-          <w14:textFill>
-            <w14:solidFill>
-              <w14:schemeClr w14:val="accent2"/>
-            </w14:solidFill>
-          </w14:textFill>
-        </w:rPr>
-      </w:pPr>
-      <w:r>
-        <w:rPr>
-          <w:rFonts w:hint="default" w:ascii="华文中宋" w:hAnsi="华文中宋" w:eastAsia="华文中宋" w:cs="华文中宋"/>
-          <w:b/>
-          <w:bCs/>
-          <w:i w:val="0"/>
-          <w:caps w:val="0"/>
-          <w:color w:val="ED7D31" w:themeColor="accent2"/>
-          <w:spacing w:val="7"/>
-          <w:sz w:val="21"/>
-          <w:szCs w:val="21"/>
-          <w:u w:val="single"/>
-          <w:vertAlign w:val="baseline"/>
-          <w:lang w:val="en-US" w:eastAsia="zh-CN"/>
-          <w14:textFill>
-            <w14:solidFill>
-              <w14:schemeClr w14:val="accent2"/>
-            </w14:solidFill>
-          </w14:textFill>
-        </w:rPr>
-        <w:t>from pdfminer.pdfdocument import PDFDocument</w:t>
-      </w:r>
-    </w:p>
-    <w:p>
-      <w:pPr>
-        <w:outlineLvl w:val="9"/>
-        <w:rPr>
-          <w:rFonts w:hint="default" w:ascii="华文中宋" w:hAnsi="华文中宋" w:eastAsia="华文中宋" w:cs="华文中宋"/>
-          <w:b/>
-          <w:bCs/>
-          <w:i w:val="0"/>
-          <w:caps w:val="0"/>
-          <w:color w:val="ED7D31" w:themeColor="accent2"/>
-          <w:spacing w:val="7"/>
-          <w:sz w:val="21"/>
-          <w:szCs w:val="21"/>
-          <w:u w:val="single"/>
-          <w:vertAlign w:val="baseline"/>
-          <w:lang w:val="en-US" w:eastAsia="zh-CN"/>
-          <w14:textFill>
-            <w14:solidFill>
-              <w14:schemeClr w14:val="accent2"/>
-            </w14:solidFill>
-          </w14:textFill>
-        </w:rPr>
-      </w:pPr>
-      <w:r>
-        <w:rPr>
-          <w:rFonts w:hint="default" w:ascii="华文中宋" w:hAnsi="华文中宋" w:eastAsia="华文中宋" w:cs="华文中宋"/>
-          <w:b/>
-          <w:bCs/>
-          <w:i w:val="0"/>
-          <w:caps w:val="0"/>
-          <w:color w:val="ED7D31" w:themeColor="accent2"/>
-          <w:spacing w:val="7"/>
-          <w:sz w:val="21"/>
-          <w:szCs w:val="21"/>
-          <w:u w:val="single"/>
-          <w:vertAlign w:val="baseline"/>
-          <w:lang w:val="en-US" w:eastAsia="zh-CN"/>
-          <w14:textFill>
-            <w14:solidFill>
-              <w14:schemeClr w14:val="accent2"/>
-            </w14:solidFill>
-          </w14:textFill>
-        </w:rPr>
-        <w:t>from pdfminer.pdfinterp import PDFPageInterpreter</w:t>
-      </w:r>
-      <w:r>
-        <w:rPr>
-          <w:rFonts w:hint="eastAsia" w:ascii="华文中宋" w:hAnsi="华文中宋" w:eastAsia="华文中宋" w:cs="华文中宋"/>
-          <w:b/>
-          <w:bCs/>
-          <w:i w:val="0"/>
-          <w:caps w:val="0"/>
-          <w:color w:val="ED7D31" w:themeColor="accent2"/>
-          <w:spacing w:val="7"/>
-          <w:sz w:val="21"/>
-          <w:szCs w:val="21"/>
-          <w:u w:val="single"/>
-          <w:vertAlign w:val="baseline"/>
-          <w:lang w:val="en-US" w:eastAsia="zh-CN"/>
-          <w14:textFill>
-            <w14:solidFill>
-              <w14:schemeClr w14:val="accent2"/>
-            </w14:solidFill>
-          </w14:textFill>
-        </w:rPr>
-        <w:t>,</w:t>
-      </w:r>
-      <w:r>
-        <w:rPr>
-          <w:rFonts w:hint="default" w:ascii="华文中宋" w:hAnsi="华文中宋" w:eastAsia="华文中宋" w:cs="华文中宋"/>
-          <w:b/>
-          <w:bCs/>
-          <w:i w:val="0"/>
-          <w:caps w:val="0"/>
-          <w:color w:val="ED7D31" w:themeColor="accent2"/>
-          <w:spacing w:val="7"/>
-          <w:sz w:val="21"/>
-          <w:szCs w:val="21"/>
-          <w:u w:val="single"/>
-          <w:vertAlign w:val="baseline"/>
-          <w:lang w:val="en-US" w:eastAsia="zh-CN"/>
-          <w14:textFill>
-            <w14:solidFill>
-              <w14:schemeClr w14:val="accent2"/>
-            </w14:solidFill>
-          </w14:textFill>
-        </w:rPr>
-        <w:t xml:space="preserve"> PDFResourceManager</w:t>
-      </w:r>
-    </w:p>
-    <w:p>
-      <w:pPr>
-        <w:outlineLvl w:val="9"/>
-        <w:rPr>
-          <w:rFonts w:hint="default" w:ascii="华文中宋" w:hAnsi="华文中宋" w:eastAsia="华文中宋" w:cs="华文中宋"/>
-          <w:b/>
-          <w:bCs/>
-          <w:i w:val="0"/>
-          <w:caps w:val="0"/>
-          <w:color w:val="ED7D31" w:themeColor="accent2"/>
-          <w:spacing w:val="7"/>
-          <w:sz w:val="21"/>
-          <w:szCs w:val="21"/>
-          <w:u w:val="single"/>
-          <w:vertAlign w:val="baseline"/>
-          <w:lang w:val="en-US" w:eastAsia="zh-CN"/>
-          <w14:textFill>
-            <w14:solidFill>
-              <w14:schemeClr w14:val="accent2"/>
-            </w14:solidFill>
-          </w14:textFill>
-        </w:rPr>
-      </w:pPr>
-      <w:r>
-        <w:rPr>
-          <w:rFonts w:hint="default" w:ascii="华文中宋" w:hAnsi="华文中宋" w:eastAsia="华文中宋" w:cs="华文中宋"/>
-          <w:b/>
-          <w:bCs/>
-          <w:i w:val="0"/>
-          <w:caps w:val="0"/>
-          <w:color w:val="ED7D31" w:themeColor="accent2"/>
-          <w:spacing w:val="7"/>
-          <w:sz w:val="21"/>
-          <w:szCs w:val="21"/>
-          <w:u w:val="single"/>
-          <w:vertAlign w:val="baseline"/>
-          <w:lang w:val="en-US" w:eastAsia="zh-CN"/>
-          <w14:textFill>
-            <w14:solidFill>
-              <w14:schemeClr w14:val="accent2"/>
-            </w14:solidFill>
-          </w14:textFill>
-        </w:rPr>
-        <w:t>from pdfminer.converter import PDFPageAggregator</w:t>
-      </w:r>
-    </w:p>
-    <w:p>
-      <w:pPr>
-        <w:outlineLvl w:val="9"/>
-        <w:rPr>
-          <w:rFonts w:hint="default" w:ascii="华文中宋" w:hAnsi="华文中宋" w:eastAsia="华文中宋" w:cs="华文中宋"/>
-          <w:b/>
-          <w:bCs/>
-          <w:i w:val="0"/>
-          <w:caps w:val="0"/>
-          <w:color w:val="ED7D31" w:themeColor="accent2"/>
-          <w:spacing w:val="7"/>
-          <w:sz w:val="21"/>
-          <w:szCs w:val="21"/>
-          <w:u w:val="single"/>
-          <w:vertAlign w:val="baseline"/>
-          <w:lang w:val="en-US" w:eastAsia="zh-CN"/>
-          <w14:textFill>
-            <w14:solidFill>
-              <w14:schemeClr w14:val="accent2"/>
-            </w14:solidFill>
-          </w14:textFill>
-        </w:rPr>
-      </w:pPr>
-      <w:r>
-        <w:rPr>
-          <w:rFonts w:hint="default" w:ascii="华文中宋" w:hAnsi="华文中宋" w:eastAsia="华文中宋" w:cs="华文中宋"/>
-          <w:b/>
-          <w:bCs/>
-          <w:i w:val="0"/>
-          <w:caps w:val="0"/>
-          <w:color w:val="ED7D31" w:themeColor="accent2"/>
-          <w:spacing w:val="7"/>
-          <w:sz w:val="21"/>
-          <w:szCs w:val="21"/>
-          <w:u w:val="single"/>
-          <w:vertAlign w:val="baseline"/>
-          <w:lang w:val="en-US" w:eastAsia="zh-CN"/>
-          <w14:textFill>
-            <w14:solidFill>
-              <w14:schemeClr w14:val="accent2"/>
-            </w14:solidFill>
-          </w14:textFill>
-        </w:rPr>
-        <w:t>from pdfminer.pdfpage import PDFPage</w:t>
-      </w:r>
-      <w:r>
-        <w:rPr>
-          <w:rFonts w:hint="eastAsia" w:ascii="华文中宋" w:hAnsi="华文中宋" w:eastAsia="华文中宋" w:cs="华文中宋"/>
-          <w:b/>
-          <w:bCs/>
-          <w:i w:val="0"/>
-          <w:caps w:val="0"/>
-          <w:color w:val="ED7D31" w:themeColor="accent2"/>
-          <w:spacing w:val="7"/>
-          <w:sz w:val="21"/>
-          <w:szCs w:val="21"/>
-          <w:u w:val="single"/>
-          <w:vertAlign w:val="baseline"/>
-          <w:lang w:val="en-US" w:eastAsia="zh-CN"/>
-          <w14:textFill>
-            <w14:solidFill>
-              <w14:schemeClr w14:val="accent2"/>
-            </w14:solidFill>
-          </w14:textFill>
-        </w:rPr>
-        <w:t>,</w:t>
-      </w:r>
-      <w:r>
-        <w:rPr>
-          <w:rFonts w:hint="default" w:ascii="华文中宋" w:hAnsi="华文中宋" w:eastAsia="华文中宋" w:cs="华文中宋"/>
-          <w:b/>
-          <w:bCs/>
-          <w:i w:val="0"/>
-          <w:caps w:val="0"/>
-          <w:color w:val="ED7D31" w:themeColor="accent2"/>
-          <w:spacing w:val="7"/>
-          <w:sz w:val="21"/>
-          <w:szCs w:val="21"/>
-          <w:u w:val="single"/>
-          <w:vertAlign w:val="baseline"/>
-          <w:lang w:val="en-US" w:eastAsia="zh-CN"/>
-          <w14:textFill>
-            <w14:solidFill>
-              <w14:schemeClr w14:val="accent2"/>
-            </w14:solidFill>
-          </w14:textFill>
-        </w:rPr>
-        <w:t xml:space="preserve"> PDFTextExtractionNotAllowed</w:t>
-      </w:r>
-    </w:p>
-    <w:p>
-      <w:pPr>
-        <w:outlineLvl w:val="9"/>
-        <w:rPr>
-          <w:rFonts w:hint="default" w:ascii="华文中宋" w:hAnsi="华文中宋" w:eastAsia="华文中宋" w:cs="华文中宋"/>
-          <w:b/>
-          <w:bCs/>
-          <w:i w:val="0"/>
-          <w:caps w:val="0"/>
-          <w:color w:val="ED7D31" w:themeColor="accent2"/>
-          <w:spacing w:val="7"/>
-          <w:sz w:val="21"/>
-          <w:szCs w:val="21"/>
-          <w:u w:val="single"/>
-          <w:vertAlign w:val="baseline"/>
-          <w:lang w:val="en-US" w:eastAsia="zh-CN"/>
-          <w14:textFill>
-            <w14:solidFill>
-              <w14:schemeClr w14:val="accent2"/>
-            </w14:solidFill>
-          </w14:textFill>
-        </w:rPr>
-      </w:pPr>
-      <w:r>
-        <w:rPr>
-          <w:rFonts w:hint="default" w:ascii="华文中宋" w:hAnsi="华文中宋" w:eastAsia="华文中宋" w:cs="华文中宋"/>
-          <w:b/>
-          <w:bCs/>
-          <w:i w:val="0"/>
-          <w:caps w:val="0"/>
-          <w:color w:val="ED7D31" w:themeColor="accent2"/>
-          <w:spacing w:val="7"/>
-          <w:sz w:val="21"/>
-          <w:szCs w:val="21"/>
-          <w:u w:val="single"/>
-          <w:vertAlign w:val="baseline"/>
-          <w:lang w:val="en-US" w:eastAsia="zh-CN"/>
-          <w14:textFill>
-            <w14:solidFill>
-              <w14:schemeClr w14:val="accent2"/>
-            </w14:solidFill>
-          </w14:textFill>
-        </w:rPr>
-        <w:t>from pdfminer.layout import *</w:t>
-      </w:r>
-    </w:p>
-    <w:p>
-      <w:pPr>
-        <w:outlineLvl w:val="9"/>
-        <w:rPr>
           <w:rFonts w:hint="eastAsia" w:ascii="华文中宋" w:hAnsi="华文中宋" w:eastAsia="华文中宋" w:cs="华文中宋"/>
           <w:b/>
           <w:bCs/>
@@ -16836,2719 +16445,21 @@
           </w14:textFill>
         </w:rPr>
       </w:pPr>
-    </w:p>
-    <w:p>
-      <w:pPr>
-        <w:outlineLvl w:val="9"/>
-        <w:rPr>
-          <w:rFonts w:hint="eastAsia" w:ascii="华文中宋" w:hAnsi="华文中宋" w:eastAsia="华文中宋" w:cs="华文中宋"/>
-          <w:b/>
-          <w:bCs/>
-          <w:i w:val="0"/>
-          <w:caps w:val="0"/>
-          <w:color w:val="ED7D31" w:themeColor="accent2"/>
-          <w:spacing w:val="7"/>
-          <w:sz w:val="21"/>
-          <w:szCs w:val="21"/>
-          <w:vertAlign w:val="baseline"/>
-          <w:lang w:val="en-US" w:eastAsia="zh-CN"/>
-          <w14:textFill>
-            <w14:solidFill>
-              <w14:schemeClr w14:val="accent2"/>
-            </w14:solidFill>
-          </w14:textFill>
-        </w:rPr>
-      </w:pPr>
+      <w:bookmarkStart w:id="16" w:name="_Toc21310"/>
       <w:r>
         <w:rPr>
           <w:rFonts w:hint="eastAsia" w:ascii="华文中宋" w:hAnsi="华文中宋" w:eastAsia="华文中宋" w:cs="华文中宋"/>
           <w:b/>
           <w:bCs/>
-          <w:i w:val="0"/>
-          <w:caps w:val="0"/>
-          <w:color w:val="ED7D31" w:themeColor="accent2"/>
-          <w:spacing w:val="7"/>
+          <w:color w:val="00B0F0"/>
           <w:sz w:val="21"/>
-          <w:szCs w:val="21"/>
-          <w:vertAlign w:val="baseline"/>
-          <w:lang w:val="en-US" w:eastAsia="zh-CN"/>
-          <w14:textFill>
-            <w14:solidFill>
-              <w14:schemeClr w14:val="accent2"/>
-            </w14:solidFill>
-          </w14:textFill>
-        </w:rPr>
-        <w:t># rsrcmgr：</w:t>
-      </w:r>
-      <w:r>
-        <w:rPr>
-          <w:rFonts w:hint="eastAsia" w:ascii="华文中宋" w:hAnsi="华文中宋" w:eastAsia="华文中宋" w:cs="华文中宋"/>
-          <w:b/>
-          <w:bCs/>
-          <w:i w:val="0"/>
-          <w:caps w:val="0"/>
-          <w:color w:val="EA82F1"/>
-          <w:spacing w:val="7"/>
-          <w:sz w:val="21"/>
-          <w:szCs w:val="21"/>
+          <w:szCs w:val="24"/>
           <w:lang w:val="en-US" w:eastAsia="zh-CN"/>
         </w:rPr>
-        <w:t>pdf资源管理器</w:t>
+        <w:t>pdf：</w:t>
       </w:r>
-      <w:r>
-        <w:rPr>
-          <w:rFonts w:hint="eastAsia" w:ascii="华文中宋" w:hAnsi="华文中宋" w:eastAsia="华文中宋" w:cs="华文中宋"/>
-          <w:b/>
-          <w:bCs/>
-          <w:i w:val="0"/>
-          <w:caps w:val="0"/>
-          <w:color w:val="ED7D31" w:themeColor="accent2"/>
-          <w:spacing w:val="7"/>
-          <w:sz w:val="21"/>
-          <w:szCs w:val="21"/>
-          <w:vertAlign w:val="baseline"/>
-          <w:lang w:val="en-US" w:eastAsia="zh-CN"/>
-          <w14:textFill>
-            <w14:solidFill>
-              <w14:schemeClr w14:val="accent2"/>
-            </w14:solidFill>
-          </w14:textFill>
-        </w:rPr>
-        <w:t>，储存共享资源</w:t>
-      </w:r>
-    </w:p>
-    <w:p>
-      <w:pPr>
-        <w:jc w:val="left"/>
-        <w:outlineLvl w:val="9"/>
-        <w:rPr>
-          <w:rFonts w:hint="default" w:ascii="华文中宋" w:hAnsi="华文中宋" w:eastAsia="华文中宋" w:cs="华文中宋"/>
-          <w:b/>
-          <w:bCs/>
-          <w:i w:val="0"/>
-          <w:caps w:val="0"/>
-          <w:color w:val="FF0000"/>
-          <w:spacing w:val="7"/>
-          <w:kern w:val="2"/>
-          <w:sz w:val="21"/>
-          <w:szCs w:val="21"/>
-          <w:shd w:val="clear" w:color="auto" w:fill="auto"/>
-          <w:vertAlign w:val="baseline"/>
-          <w:lang w:val="en-US" w:eastAsia="zh-CN" w:bidi="ar-SA"/>
-        </w:rPr>
-      </w:pPr>
-      <w:r>
-        <w:rPr>
-          <w:rFonts w:hint="default" w:ascii="华文中宋" w:hAnsi="华文中宋" w:eastAsia="华文中宋" w:cs="华文中宋"/>
-          <w:b/>
-          <w:bCs/>
-          <w:i w:val="0"/>
-          <w:caps w:val="0"/>
-          <w:color w:val="FF0000"/>
-          <w:spacing w:val="7"/>
-          <w:kern w:val="2"/>
-          <w:sz w:val="21"/>
-          <w:szCs w:val="21"/>
-          <w:shd w:val="clear" w:color="auto" w:fill="auto"/>
-          <w:vertAlign w:val="baseline"/>
-          <w:lang w:val="en-US" w:eastAsia="zh-CN" w:bidi="ar-SA"/>
-        </w:rPr>
-        <w:t>rsrcmgr = PDFResourceManager(caching = False)</w:t>
-      </w:r>
-    </w:p>
-    <w:p>
-      <w:pPr>
-        <w:outlineLvl w:val="9"/>
-        <w:rPr>
-          <w:rFonts w:hint="eastAsia" w:ascii="华文中宋" w:hAnsi="华文中宋" w:eastAsia="华文中宋" w:cs="华文中宋"/>
-          <w:b/>
-          <w:bCs/>
-          <w:i w:val="0"/>
-          <w:caps w:val="0"/>
-          <w:color w:val="ED7D31" w:themeColor="accent2"/>
-          <w:spacing w:val="7"/>
-          <w:sz w:val="21"/>
-          <w:szCs w:val="21"/>
-          <w:vertAlign w:val="baseline"/>
-          <w:lang w:val="en-US" w:eastAsia="zh-CN"/>
-          <w14:textFill>
-            <w14:solidFill>
-              <w14:schemeClr w14:val="accent2"/>
-            </w14:solidFill>
-          </w14:textFill>
-        </w:rPr>
-      </w:pPr>
-      <w:r>
-        <w:rPr>
-          <w:rFonts w:hint="eastAsia" w:ascii="华文中宋" w:hAnsi="华文中宋" w:eastAsia="华文中宋" w:cs="华文中宋"/>
-          <w:b/>
-          <w:bCs/>
-          <w:i w:val="0"/>
-          <w:caps w:val="0"/>
-          <w:color w:val="ED7D31" w:themeColor="accent2"/>
-          <w:spacing w:val="7"/>
-          <w:sz w:val="21"/>
-          <w:szCs w:val="21"/>
-          <w:vertAlign w:val="baseline"/>
-          <w:lang w:val="en-US" w:eastAsia="zh-CN"/>
-          <w14:textFill>
-            <w14:solidFill>
-              <w14:schemeClr w14:val="accent2"/>
-            </w14:solidFill>
-          </w14:textFill>
-        </w:rPr>
-        <w:t># device：</w:t>
-      </w:r>
-      <w:r>
-        <w:rPr>
-          <w:rFonts w:hint="eastAsia" w:ascii="华文中宋" w:hAnsi="华文中宋" w:eastAsia="华文中宋" w:cs="华文中宋"/>
-          <w:b/>
-          <w:bCs/>
-          <w:i w:val="0"/>
-          <w:caps w:val="0"/>
-          <w:color w:val="EA82F1"/>
-          <w:spacing w:val="7"/>
-          <w:sz w:val="21"/>
-          <w:szCs w:val="21"/>
-          <w:lang w:val="en-US" w:eastAsia="zh-CN"/>
-        </w:rPr>
-        <w:t>pdf解析器</w:t>
-      </w:r>
-    </w:p>
-    <w:p>
-      <w:pPr>
-        <w:outlineLvl w:val="9"/>
-        <w:rPr>
-          <w:rFonts w:hint="default" w:ascii="华文中宋" w:hAnsi="华文中宋" w:eastAsia="华文中宋" w:cs="华文中宋"/>
-          <w:b/>
-          <w:bCs/>
-          <w:i w:val="0"/>
-          <w:caps w:val="0"/>
-          <w:color w:val="ED7D31" w:themeColor="accent2"/>
-          <w:spacing w:val="7"/>
-          <w:sz w:val="21"/>
-          <w:szCs w:val="21"/>
-          <w:vertAlign w:val="baseline"/>
-          <w:lang w:val="en-US" w:eastAsia="zh-CN"/>
-          <w14:textFill>
-            <w14:solidFill>
-              <w14:schemeClr w14:val="accent2"/>
-            </w14:solidFill>
-          </w14:textFill>
-        </w:rPr>
-      </w:pPr>
-      <w:r>
-        <w:rPr>
-          <w:rFonts w:hint="eastAsia" w:ascii="华文中宋" w:hAnsi="华文中宋" w:eastAsia="华文中宋" w:cs="华文中宋"/>
-          <w:b/>
-          <w:bCs/>
-          <w:i w:val="0"/>
-          <w:caps w:val="0"/>
-          <w:color w:val="ED7D31" w:themeColor="accent2"/>
-          <w:spacing w:val="7"/>
-          <w:sz w:val="21"/>
-          <w:szCs w:val="21"/>
-          <w:vertAlign w:val="baseline"/>
-          <w:lang w:val="en-US" w:eastAsia="zh-CN"/>
-          <w14:textFill>
-            <w14:solidFill>
-              <w14:schemeClr w14:val="accent2"/>
-            </w14:solidFill>
-          </w14:textFill>
-        </w:rPr>
-        <w:t># laparams = LAParams() 创建</w:t>
-      </w:r>
-      <w:r>
-        <w:rPr>
-          <w:rFonts w:hint="eastAsia" w:ascii="华文中宋" w:hAnsi="华文中宋" w:eastAsia="华文中宋" w:cs="华文中宋"/>
-          <w:b/>
-          <w:bCs/>
-          <w:i w:val="0"/>
-          <w:caps w:val="0"/>
-          <w:color w:val="EA82F1"/>
-          <w:spacing w:val="7"/>
-          <w:sz w:val="21"/>
-          <w:szCs w:val="21"/>
-          <w:lang w:val="en-US" w:eastAsia="zh-CN"/>
-        </w:rPr>
-        <w:t>pdf页面聚合器</w:t>
-      </w:r>
-    </w:p>
-    <w:p>
-      <w:pPr>
-        <w:jc w:val="left"/>
-        <w:outlineLvl w:val="9"/>
-        <w:rPr>
-          <w:rFonts w:hint="eastAsia" w:ascii="华文中宋" w:hAnsi="华文中宋" w:eastAsia="华文中宋" w:cs="华文中宋"/>
-          <w:b/>
-          <w:bCs/>
-          <w:i w:val="0"/>
-          <w:caps w:val="0"/>
-          <w:color w:val="FF0000"/>
-          <w:spacing w:val="7"/>
-          <w:kern w:val="2"/>
-          <w:sz w:val="21"/>
-          <w:szCs w:val="21"/>
-          <w:shd w:val="clear" w:color="auto" w:fill="auto"/>
-          <w:vertAlign w:val="baseline"/>
-          <w:lang w:val="en-US" w:eastAsia="zh-CN" w:bidi="ar-SA"/>
-        </w:rPr>
-      </w:pPr>
-      <w:r>
-        <w:rPr>
-          <w:rFonts w:hint="eastAsia" w:ascii="华文中宋" w:hAnsi="华文中宋" w:eastAsia="华文中宋" w:cs="华文中宋"/>
-          <w:b/>
-          <w:bCs/>
-          <w:i w:val="0"/>
-          <w:caps w:val="0"/>
-          <w:color w:val="FF0000"/>
-          <w:spacing w:val="7"/>
-          <w:kern w:val="2"/>
-          <w:sz w:val="21"/>
-          <w:szCs w:val="21"/>
-          <w:shd w:val="clear" w:color="auto" w:fill="auto"/>
-          <w:vertAlign w:val="baseline"/>
-          <w:lang w:val="en-US" w:eastAsia="zh-CN" w:bidi="ar-SA"/>
-        </w:rPr>
-        <w:t>device = PDFPageAggregator(rsrcmgr, laparams=LAParams())</w:t>
-      </w:r>
-    </w:p>
-    <w:p>
-      <w:pPr>
-        <w:outlineLvl w:val="9"/>
-        <w:rPr>
-          <w:rFonts w:hint="eastAsia" w:ascii="华文中宋" w:hAnsi="华文中宋" w:eastAsia="华文中宋" w:cs="华文中宋"/>
-          <w:b/>
-          <w:bCs/>
-          <w:i w:val="0"/>
-          <w:caps w:val="0"/>
-          <w:color w:val="ED7D31" w:themeColor="accent2"/>
-          <w:spacing w:val="7"/>
-          <w:sz w:val="21"/>
-          <w:szCs w:val="21"/>
-          <w:vertAlign w:val="baseline"/>
-          <w:lang w:val="en-US" w:eastAsia="zh-CN"/>
-          <w14:textFill>
-            <w14:solidFill>
-              <w14:schemeClr w14:val="accent2"/>
-            </w14:solidFill>
-          </w14:textFill>
-        </w:rPr>
-      </w:pPr>
-      <w:r>
-        <w:rPr>
-          <w:rFonts w:hint="eastAsia" w:ascii="华文中宋" w:hAnsi="华文中宋" w:eastAsia="华文中宋" w:cs="华文中宋"/>
-          <w:b/>
-          <w:bCs/>
-          <w:i w:val="0"/>
-          <w:caps w:val="0"/>
-          <w:color w:val="ED7D31" w:themeColor="accent2"/>
-          <w:spacing w:val="7"/>
-          <w:sz w:val="21"/>
-          <w:szCs w:val="21"/>
-          <w:vertAlign w:val="baseline"/>
-          <w:lang w:val="en-US" w:eastAsia="zh-CN"/>
-          <w14:textFill>
-            <w14:solidFill>
-              <w14:schemeClr w14:val="accent2"/>
-            </w14:solidFill>
-          </w14:textFill>
-        </w:rPr>
-        <w:t># interpreter：</w:t>
-      </w:r>
-      <w:r>
-        <w:rPr>
-          <w:rFonts w:hint="eastAsia" w:ascii="华文中宋" w:hAnsi="华文中宋" w:eastAsia="华文中宋" w:cs="华文中宋"/>
-          <w:b/>
-          <w:bCs/>
-          <w:i w:val="0"/>
-          <w:caps w:val="0"/>
-          <w:color w:val="EA82F1"/>
-          <w:spacing w:val="7"/>
-          <w:sz w:val="21"/>
-          <w:szCs w:val="21"/>
-          <w:lang w:val="en-US" w:eastAsia="zh-CN"/>
-        </w:rPr>
-        <w:t>pdf页面处理器</w:t>
-      </w:r>
-    </w:p>
-    <w:p>
-      <w:pPr>
-        <w:outlineLvl w:val="9"/>
-        <w:rPr>
-          <w:rFonts w:hint="eastAsia" w:ascii="华文中宋" w:hAnsi="华文中宋" w:eastAsia="华文中宋" w:cs="华文中宋"/>
-          <w:b/>
-          <w:bCs/>
-          <w:i w:val="0"/>
-          <w:caps w:val="0"/>
-          <w:color w:val="ED7D31" w:themeColor="accent2"/>
-          <w:spacing w:val="7"/>
-          <w:sz w:val="21"/>
-          <w:szCs w:val="21"/>
-          <w:vertAlign w:val="baseline"/>
-          <w:lang w:val="en-US" w:eastAsia="zh-CN"/>
-          <w14:textFill>
-            <w14:solidFill>
-              <w14:schemeClr w14:val="accent2"/>
-            </w14:solidFill>
-          </w14:textFill>
-        </w:rPr>
-      </w:pPr>
-      <w:r>
-        <w:rPr>
-          <w:rFonts w:hint="eastAsia" w:ascii="华文中宋" w:hAnsi="华文中宋" w:eastAsia="华文中宋" w:cs="华文中宋"/>
-          <w:b/>
-          <w:bCs/>
-          <w:i w:val="0"/>
-          <w:caps w:val="0"/>
-          <w:color w:val="FF0000"/>
-          <w:spacing w:val="7"/>
-          <w:kern w:val="2"/>
-          <w:sz w:val="21"/>
-          <w:szCs w:val="21"/>
-          <w:shd w:val="clear" w:color="auto" w:fill="auto"/>
-          <w:vertAlign w:val="baseline"/>
-          <w:lang w:val="en-US" w:eastAsia="zh-CN" w:bidi="ar-SA"/>
-        </w:rPr>
-        <w:t>interpreter = PDFPageInterpreter(rsrcmgr, device)</w:t>
-      </w:r>
-    </w:p>
-    <w:p>
-      <w:pPr>
-        <w:outlineLvl w:val="9"/>
-        <w:rPr>
-          <w:rFonts w:hint="eastAsia" w:ascii="华文中宋" w:hAnsi="华文中宋" w:eastAsia="华文中宋" w:cs="华文中宋"/>
-          <w:b/>
-          <w:bCs/>
-          <w:i w:val="0"/>
-          <w:caps w:val="0"/>
-          <w:color w:val="ED7D31" w:themeColor="accent2"/>
-          <w:spacing w:val="7"/>
-          <w:sz w:val="21"/>
-          <w:szCs w:val="21"/>
-          <w:vertAlign w:val="baseline"/>
-          <w:lang w:val="en-US" w:eastAsia="zh-CN"/>
-          <w14:textFill>
-            <w14:solidFill>
-              <w14:schemeClr w14:val="accent2"/>
-            </w14:solidFill>
-          </w14:textFill>
-        </w:rPr>
-      </w:pPr>
-    </w:p>
-    <w:p>
-      <w:pPr>
-        <w:outlineLvl w:val="9"/>
-        <w:rPr>
-          <w:rFonts w:hint="default" w:ascii="华文中宋" w:hAnsi="华文中宋" w:eastAsia="华文中宋" w:cs="华文中宋"/>
-          <w:b/>
-          <w:bCs/>
-          <w:i w:val="0"/>
-          <w:caps w:val="0"/>
-          <w:color w:val="ED7D31" w:themeColor="accent2"/>
-          <w:spacing w:val="7"/>
-          <w:sz w:val="21"/>
-          <w:szCs w:val="21"/>
-          <w:vertAlign w:val="baseline"/>
-          <w:lang w:val="en-US" w:eastAsia="zh-CN"/>
-          <w14:textFill>
-            <w14:solidFill>
-              <w14:schemeClr w14:val="accent2"/>
-            </w14:solidFill>
-          </w14:textFill>
-        </w:rPr>
-      </w:pPr>
-      <w:r>
-        <w:rPr>
-          <w:rFonts w:hint="eastAsia" w:ascii="华文中宋" w:hAnsi="华文中宋" w:eastAsia="华文中宋" w:cs="华文中宋"/>
-          <w:b/>
-          <w:bCs/>
-          <w:i w:val="0"/>
-          <w:caps w:val="0"/>
-          <w:color w:val="ED7D31" w:themeColor="accent2"/>
-          <w:spacing w:val="7"/>
-          <w:sz w:val="21"/>
-          <w:szCs w:val="21"/>
-          <w:vertAlign w:val="baseline"/>
-          <w:lang w:val="en-US" w:eastAsia="zh-CN"/>
-          <w14:textFill>
-            <w14:solidFill>
-              <w14:schemeClr w14:val="accent2"/>
-            </w14:solidFill>
-          </w14:textFill>
-        </w:rPr>
-        <w:t># 返回</w:t>
-      </w:r>
-      <w:r>
-        <w:rPr>
-          <w:rFonts w:hint="eastAsia" w:ascii="华文中宋" w:hAnsi="华文中宋" w:eastAsia="华文中宋" w:cs="华文中宋"/>
-          <w:b/>
-          <w:bCs/>
-          <w:i w:val="0"/>
-          <w:caps w:val="0"/>
-          <w:color w:val="EA82F1"/>
-          <w:spacing w:val="7"/>
-          <w:sz w:val="21"/>
-          <w:szCs w:val="21"/>
-          <w:lang w:val="en-US" w:eastAsia="zh-CN"/>
-        </w:rPr>
-        <w:t>"rb"</w:t>
-      </w:r>
-      <w:r>
-        <w:rPr>
-          <w:rFonts w:hint="eastAsia" w:ascii="华文中宋" w:hAnsi="华文中宋" w:eastAsia="华文中宋" w:cs="华文中宋"/>
-          <w:b/>
-          <w:bCs/>
-          <w:i w:val="0"/>
-          <w:caps w:val="0"/>
-          <w:color w:val="ED7D31" w:themeColor="accent2"/>
-          <w:spacing w:val="7"/>
-          <w:sz w:val="21"/>
-          <w:szCs w:val="21"/>
-          <w:vertAlign w:val="baseline"/>
-          <w:lang w:val="en-US" w:eastAsia="zh-CN"/>
-          <w14:textFill>
-            <w14:solidFill>
-              <w14:schemeClr w14:val="accent2"/>
-            </w14:solidFill>
-          </w14:textFill>
-        </w:rPr>
-        <w:t>模式下</w:t>
-      </w:r>
-      <w:r>
-        <w:rPr>
-          <w:rFonts w:hint="eastAsia" w:ascii="华文中宋" w:hAnsi="华文中宋" w:eastAsia="华文中宋" w:cs="华文中宋"/>
-          <w:b/>
-          <w:bCs/>
-          <w:i w:val="0"/>
-          <w:caps w:val="0"/>
-          <w:color w:val="EA82F1"/>
-          <w:spacing w:val="7"/>
-          <w:sz w:val="21"/>
-          <w:szCs w:val="21"/>
-          <w:lang w:val="en-US" w:eastAsia="zh-CN"/>
-        </w:rPr>
-        <w:t>PDFPage迭代器</w:t>
-      </w:r>
-    </w:p>
-    <w:p>
-      <w:pPr>
-        <w:outlineLvl w:val="9"/>
-        <w:rPr>
-          <w:rFonts w:hint="eastAsia" w:ascii="华文中宋" w:hAnsi="华文中宋" w:eastAsia="华文中宋" w:cs="华文中宋"/>
-          <w:b/>
-          <w:bCs/>
-          <w:i w:val="0"/>
-          <w:caps w:val="0"/>
-          <w:color w:val="ED7D31" w:themeColor="accent2"/>
-          <w:spacing w:val="7"/>
-          <w:sz w:val="21"/>
-          <w:szCs w:val="21"/>
-          <w:vertAlign w:val="baseline"/>
-          <w:lang w:val="en-US" w:eastAsia="zh-CN"/>
-          <w14:textFill>
-            <w14:solidFill>
-              <w14:schemeClr w14:val="accent2"/>
-            </w14:solidFill>
-          </w14:textFill>
-        </w:rPr>
-      </w:pPr>
-      <w:r>
-        <w:rPr>
-          <w:rFonts w:hint="eastAsia" w:ascii="华文中宋" w:hAnsi="华文中宋" w:eastAsia="华文中宋" w:cs="华文中宋"/>
-          <w:b/>
-          <w:bCs/>
-          <w:i w:val="0"/>
-          <w:caps w:val="0"/>
-          <w:color w:val="FF0000"/>
-          <w:spacing w:val="7"/>
-          <w:kern w:val="2"/>
-          <w:sz w:val="21"/>
-          <w:szCs w:val="21"/>
-          <w:shd w:val="clear" w:color="auto" w:fill="auto"/>
-          <w:vertAlign w:val="baseline"/>
-          <w:lang w:val="en-US" w:eastAsia="zh-CN" w:bidi="ar-SA"/>
-        </w:rPr>
-        <w:t>page = PDFPage.get_pages(</w:t>
-      </w:r>
-      <w:r>
-        <w:rPr>
-          <w:rFonts w:hint="eastAsia" w:cs="华文中宋"/>
-          <w:b/>
-          <w:bCs/>
-          <w:i w:val="0"/>
-          <w:caps w:val="0"/>
-          <w:color w:val="FF0000"/>
-          <w:spacing w:val="7"/>
-          <w:kern w:val="2"/>
-          <w:sz w:val="21"/>
-          <w:szCs w:val="21"/>
-          <w:shd w:val="clear" w:color="auto" w:fill="auto"/>
-          <w:vertAlign w:val="baseline"/>
-          <w:lang w:val="en-US" w:eastAsia="zh-CN" w:bidi="ar-SA"/>
-        </w:rPr>
-        <w:t>pdf.read_bytes()</w:t>
-      </w:r>
-      <w:r>
-        <w:rPr>
-          <w:rFonts w:hint="eastAsia" w:ascii="华文中宋" w:hAnsi="华文中宋" w:eastAsia="华文中宋" w:cs="华文中宋"/>
-          <w:b/>
-          <w:bCs/>
-          <w:i w:val="0"/>
-          <w:caps w:val="0"/>
-          <w:color w:val="FF0000"/>
-          <w:spacing w:val="7"/>
-          <w:kern w:val="2"/>
-          <w:sz w:val="21"/>
-          <w:szCs w:val="21"/>
-          <w:shd w:val="clear" w:color="auto" w:fill="auto"/>
-          <w:vertAlign w:val="baseline"/>
-          <w:lang w:val="en-US" w:eastAsia="zh-CN" w:bidi="ar-SA"/>
-        </w:rPr>
-        <w:t>, maxpages=</w:t>
-      </w:r>
-      <w:r>
-        <w:rPr>
-          <w:rFonts w:hint="eastAsia" w:cs="华文中宋"/>
-          <w:b/>
-          <w:bCs/>
-          <w:i w:val="0"/>
-          <w:caps w:val="0"/>
-          <w:color w:val="FF0000"/>
-          <w:spacing w:val="7"/>
-          <w:kern w:val="2"/>
-          <w:sz w:val="21"/>
-          <w:szCs w:val="21"/>
-          <w:shd w:val="clear" w:color="auto" w:fill="auto"/>
-          <w:vertAlign w:val="baseline"/>
-          <w:lang w:val="en-US" w:eastAsia="zh-CN" w:bidi="ar-SA"/>
-        </w:rPr>
-        <w:t>3)[0]</w:t>
-      </w:r>
-    </w:p>
-    <w:p>
-      <w:pPr>
-        <w:outlineLvl w:val="9"/>
-        <w:rPr>
-          <w:rFonts w:hint="default" w:ascii="华文中宋" w:hAnsi="华文中宋" w:eastAsia="华文中宋" w:cs="华文中宋"/>
-          <w:b/>
-          <w:bCs/>
-          <w:i w:val="0"/>
-          <w:caps w:val="0"/>
-          <w:color w:val="ED7D31" w:themeColor="accent2"/>
-          <w:spacing w:val="7"/>
-          <w:sz w:val="21"/>
-          <w:szCs w:val="21"/>
-          <w:vertAlign w:val="baseline"/>
-          <w:lang w:val="en-US" w:eastAsia="zh-CN"/>
-          <w14:textFill>
-            <w14:solidFill>
-              <w14:schemeClr w14:val="accent2"/>
-            </w14:solidFill>
-          </w14:textFill>
-        </w:rPr>
-      </w:pPr>
-      <w:r>
-        <w:rPr>
-          <w:rFonts w:hint="eastAsia" w:ascii="华文中宋" w:hAnsi="华文中宋" w:eastAsia="华文中宋" w:cs="华文中宋"/>
-          <w:b/>
-          <w:bCs/>
-          <w:i w:val="0"/>
-          <w:caps w:val="0"/>
-          <w:color w:val="ED7D31" w:themeColor="accent2"/>
-          <w:spacing w:val="7"/>
-          <w:sz w:val="21"/>
-          <w:szCs w:val="21"/>
-          <w:vertAlign w:val="baseline"/>
-          <w:lang w:val="en-US" w:eastAsia="zh-CN"/>
-          <w14:textFill>
-            <w14:solidFill>
-              <w14:schemeClr w14:val="accent2"/>
-            </w14:solidFill>
-          </w14:textFill>
-        </w:rPr>
-        <w:t xml:space="preserve"># </w:t>
-      </w:r>
-      <w:r>
-        <w:rPr>
-          <w:rFonts w:hint="eastAsia" w:ascii="华文中宋" w:hAnsi="华文中宋" w:eastAsia="华文中宋" w:cs="华文中宋"/>
-          <w:b/>
-          <w:bCs/>
-          <w:i w:val="0"/>
-          <w:caps w:val="0"/>
-          <w:color w:val="EA82F1"/>
-          <w:spacing w:val="7"/>
-          <w:sz w:val="21"/>
-          <w:szCs w:val="21"/>
-          <w:lang w:val="en-US" w:eastAsia="zh-CN"/>
-        </w:rPr>
-        <w:t>加载</w:t>
-      </w:r>
-      <w:r>
-        <w:rPr>
-          <w:rFonts w:hint="eastAsia" w:ascii="华文中宋" w:hAnsi="华文中宋" w:eastAsia="华文中宋" w:cs="华文中宋"/>
-          <w:b/>
-          <w:bCs/>
-          <w:i w:val="0"/>
-          <w:caps w:val="0"/>
-          <w:color w:val="ED7D31" w:themeColor="accent2"/>
-          <w:spacing w:val="7"/>
-          <w:sz w:val="21"/>
-          <w:szCs w:val="21"/>
-          <w:vertAlign w:val="baseline"/>
-          <w:lang w:val="en-US" w:eastAsia="zh-CN"/>
-          <w14:textFill>
-            <w14:solidFill>
-              <w14:schemeClr w14:val="accent2"/>
-            </w14:solidFill>
-          </w14:textFill>
-        </w:rPr>
-        <w:t>PDFPage的LTPage</w:t>
-      </w:r>
-      <w:r>
-        <w:rPr>
-          <w:rFonts w:hint="eastAsia" w:cs="华文中宋"/>
-          <w:b/>
-          <w:bCs/>
-          <w:i w:val="0"/>
-          <w:caps w:val="0"/>
-          <w:color w:val="ED7D31" w:themeColor="accent2"/>
-          <w:spacing w:val="7"/>
-          <w:sz w:val="21"/>
-          <w:szCs w:val="21"/>
-          <w:vertAlign w:val="baseline"/>
-          <w:lang w:val="en-US" w:eastAsia="zh-CN"/>
-          <w14:textFill>
-            <w14:solidFill>
-              <w14:schemeClr w14:val="accent2"/>
-            </w14:solidFill>
-          </w14:textFill>
-        </w:rPr>
-        <w:t>实例</w:t>
-      </w:r>
-    </w:p>
-    <w:p>
-      <w:pPr>
-        <w:jc w:val="left"/>
-        <w:outlineLvl w:val="9"/>
-        <w:rPr>
-          <w:rFonts w:hint="eastAsia" w:ascii="华文中宋" w:hAnsi="华文中宋" w:eastAsia="华文中宋" w:cs="华文中宋"/>
-          <w:b/>
-          <w:bCs/>
-          <w:i w:val="0"/>
-          <w:caps w:val="0"/>
-          <w:color w:val="FF0000"/>
-          <w:spacing w:val="7"/>
-          <w:kern w:val="2"/>
-          <w:sz w:val="21"/>
-          <w:szCs w:val="21"/>
-          <w:shd w:val="clear" w:color="auto" w:fill="auto"/>
-          <w:vertAlign w:val="baseline"/>
-          <w:lang w:val="en-US" w:eastAsia="zh-CN" w:bidi="ar-SA"/>
-        </w:rPr>
-      </w:pPr>
-      <w:r>
-        <w:rPr>
-          <w:rFonts w:hint="eastAsia" w:ascii="华文中宋" w:hAnsi="华文中宋" w:eastAsia="华文中宋" w:cs="华文中宋"/>
-          <w:b/>
-          <w:bCs/>
-          <w:i w:val="0"/>
-          <w:caps w:val="0"/>
-          <w:color w:val="FF0000"/>
-          <w:spacing w:val="7"/>
-          <w:kern w:val="2"/>
-          <w:sz w:val="21"/>
-          <w:szCs w:val="21"/>
-          <w:shd w:val="clear" w:color="auto" w:fill="auto"/>
-          <w:vertAlign w:val="baseline"/>
-          <w:lang w:val="en-US" w:eastAsia="zh-CN" w:bidi="ar-SA"/>
-        </w:rPr>
-        <w:t>interpreter.process_page(page)</w:t>
-      </w:r>
-    </w:p>
-    <w:p>
-      <w:pPr>
-        <w:outlineLvl w:val="9"/>
-        <w:rPr>
-          <w:rFonts w:hint="default" w:ascii="华文中宋" w:hAnsi="华文中宋" w:eastAsia="华文中宋" w:cs="华文中宋"/>
-          <w:b/>
-          <w:bCs/>
-          <w:i w:val="0"/>
-          <w:caps w:val="0"/>
-          <w:color w:val="FF0000"/>
-          <w:spacing w:val="7"/>
-          <w:kern w:val="2"/>
-          <w:sz w:val="21"/>
-          <w:szCs w:val="21"/>
-          <w:shd w:val="clear" w:color="auto" w:fill="auto"/>
-          <w:vertAlign w:val="baseline"/>
-          <w:lang w:val="en-US" w:eastAsia="zh-CN" w:bidi="ar-SA"/>
-        </w:rPr>
-      </w:pPr>
-      <w:r>
-        <w:rPr>
-          <w:rFonts w:hint="eastAsia" w:ascii="华文中宋" w:hAnsi="华文中宋" w:eastAsia="华文中宋" w:cs="华文中宋"/>
-          <w:b/>
-          <w:bCs/>
-          <w:i w:val="0"/>
-          <w:caps w:val="0"/>
-          <w:color w:val="ED7D31" w:themeColor="accent2"/>
-          <w:spacing w:val="7"/>
-          <w:sz w:val="21"/>
-          <w:szCs w:val="21"/>
-          <w:vertAlign w:val="baseline"/>
-          <w:lang w:val="en-US" w:eastAsia="zh-CN"/>
-          <w14:textFill>
-            <w14:solidFill>
-              <w14:schemeClr w14:val="accent2"/>
-            </w14:solidFill>
-          </w14:textFill>
-        </w:rPr>
-        <w:t xml:space="preserve"># </w:t>
-      </w:r>
-      <w:r>
-        <w:rPr>
-          <w:rFonts w:hint="eastAsia" w:ascii="华文中宋" w:hAnsi="华文中宋" w:eastAsia="华文中宋" w:cs="华文中宋"/>
-          <w:b/>
-          <w:bCs/>
-          <w:i w:val="0"/>
-          <w:caps w:val="0"/>
-          <w:color w:val="EA82F1"/>
-          <w:spacing w:val="7"/>
-          <w:sz w:val="21"/>
-          <w:szCs w:val="21"/>
-          <w:lang w:val="en-US" w:eastAsia="zh-CN"/>
-        </w:rPr>
-        <w:t>获取LTPage</w:t>
-      </w:r>
-      <w:r>
-        <w:rPr>
-          <w:rFonts w:hint="eastAsia" w:cs="华文中宋"/>
-          <w:b/>
-          <w:bCs/>
-          <w:i w:val="0"/>
-          <w:caps w:val="0"/>
-          <w:color w:val="EA82F1"/>
-          <w:spacing w:val="7"/>
-          <w:sz w:val="21"/>
-          <w:szCs w:val="21"/>
-          <w:lang w:val="en-US" w:eastAsia="zh-CN"/>
-        </w:rPr>
-        <w:t>实例</w:t>
-      </w:r>
-    </w:p>
-    <w:p>
-      <w:pPr>
-        <w:jc w:val="left"/>
-        <w:outlineLvl w:val="9"/>
-        <w:rPr>
-          <w:rFonts w:hint="eastAsia" w:ascii="华文中宋" w:hAnsi="华文中宋" w:eastAsia="华文中宋" w:cs="华文中宋"/>
-          <w:b/>
-          <w:bCs/>
-          <w:i w:val="0"/>
-          <w:caps w:val="0"/>
-          <w:color w:val="FF0000"/>
-          <w:spacing w:val="7"/>
-          <w:kern w:val="2"/>
-          <w:sz w:val="21"/>
-          <w:szCs w:val="21"/>
-          <w:shd w:val="clear" w:color="auto" w:fill="auto"/>
-          <w:vertAlign w:val="baseline"/>
-          <w:lang w:val="en-US" w:eastAsia="zh-CN" w:bidi="ar-SA"/>
-        </w:rPr>
-      </w:pPr>
-      <w:r>
-        <w:rPr>
-          <w:rFonts w:hint="eastAsia" w:ascii="华文中宋" w:hAnsi="华文中宋" w:eastAsia="华文中宋" w:cs="华文中宋"/>
-          <w:b/>
-          <w:bCs/>
-          <w:i w:val="0"/>
-          <w:caps w:val="0"/>
-          <w:color w:val="FF0000"/>
-          <w:spacing w:val="7"/>
-          <w:kern w:val="2"/>
-          <w:sz w:val="21"/>
-          <w:szCs w:val="21"/>
-          <w:shd w:val="clear" w:color="auto" w:fill="auto"/>
-          <w:vertAlign w:val="baseline"/>
-          <w:lang w:val="en-US" w:eastAsia="zh-CN" w:bidi="ar-SA"/>
-        </w:rPr>
-        <w:t>layout = device.get_result()</w:t>
-      </w:r>
-    </w:p>
-    <w:p>
-      <w:pPr>
-        <w:outlineLvl w:val="9"/>
-        <w:rPr>
-          <w:rFonts w:hint="default" w:ascii="华文中宋" w:hAnsi="华文中宋" w:eastAsia="华文中宋" w:cs="华文中宋"/>
-          <w:b/>
-          <w:bCs/>
-          <w:i w:val="0"/>
-          <w:caps w:val="0"/>
-          <w:color w:val="ED7D31" w:themeColor="accent2"/>
-          <w:spacing w:val="7"/>
-          <w:sz w:val="21"/>
-          <w:szCs w:val="21"/>
-          <w:vertAlign w:val="baseline"/>
-          <w:lang w:val="en-US" w:eastAsia="zh-CN"/>
-          <w14:textFill>
-            <w14:solidFill>
-              <w14:schemeClr w14:val="accent2"/>
-            </w14:solidFill>
-          </w14:textFill>
-        </w:rPr>
-      </w:pPr>
-    </w:p>
-    <w:tbl>
-      <w:tblPr>
-        <w:tblStyle w:val="7"/>
-        <w:tblW w:w="0" w:type="auto"/>
-        <w:tblInd w:w="0" w:type="dxa"/>
-        <w:tblBorders>
-          <w:top w:val="single" w:color="auto" w:sz="4" w:space="0"/>
-          <w:left w:val="single" w:color="auto" w:sz="4" w:space="0"/>
-          <w:bottom w:val="single" w:color="auto" w:sz="4" w:space="0"/>
-          <w:right w:val="single" w:color="auto" w:sz="4" w:space="0"/>
-          <w:insideH w:val="single" w:color="auto" w:sz="4" w:space="0"/>
-          <w:insideV w:val="single" w:color="auto" w:sz="4" w:space="0"/>
-        </w:tblBorders>
-        <w:tblLayout w:type="autofit"/>
-        <w:tblCellMar>
-          <w:top w:w="0" w:type="dxa"/>
-          <w:left w:w="108" w:type="dxa"/>
-          <w:bottom w:w="0" w:type="dxa"/>
-          <w:right w:w="108" w:type="dxa"/>
-        </w:tblCellMar>
-      </w:tblPr>
-      <w:tblGrid>
-        <w:gridCol w:w="1418"/>
-        <w:gridCol w:w="4613"/>
-        <w:gridCol w:w="3664"/>
-      </w:tblGrid>
-      <w:tr>
-        <w:tblPrEx>
-          <w:tblBorders>
-            <w:top w:val="single" w:color="auto" w:sz="4" w:space="0"/>
-            <w:left w:val="single" w:color="auto" w:sz="4" w:space="0"/>
-            <w:bottom w:val="single" w:color="auto" w:sz="4" w:space="0"/>
-            <w:right w:val="single" w:color="auto" w:sz="4" w:space="0"/>
-            <w:insideH w:val="single" w:color="auto" w:sz="4" w:space="0"/>
-            <w:insideV w:val="single" w:color="auto" w:sz="4" w:space="0"/>
-          </w:tblBorders>
-          <w:tblCellMar>
-            <w:top w:w="0" w:type="dxa"/>
-            <w:left w:w="108" w:type="dxa"/>
-            <w:bottom w:w="0" w:type="dxa"/>
-            <w:right w:w="108" w:type="dxa"/>
-          </w:tblCellMar>
-        </w:tblPrEx>
-        <w:trPr>
-          <w:trHeight w:val="284" w:hRule="atLeast"/>
-        </w:trPr>
-        <w:tc>
-          <w:tcPr>
-            <w:tcW w:w="0" w:type="auto"/>
-            <w:gridSpan w:val="3"/>
-            <w:vAlign w:val="center"/>
-          </w:tcPr>
-          <w:p>
-            <w:pPr>
-              <w:outlineLvl w:val="9"/>
-              <w:rPr>
-                <w:rFonts w:hint="default" w:ascii="华文中宋" w:hAnsi="华文中宋" w:eastAsia="华文中宋" w:cs="华文中宋"/>
-                <w:b/>
-                <w:bCs/>
-                <w:i w:val="0"/>
-                <w:caps w:val="0"/>
-                <w:color w:val="ED7D31" w:themeColor="accent2"/>
-                <w:spacing w:val="7"/>
-                <w:sz w:val="21"/>
-                <w:szCs w:val="21"/>
-                <w:vertAlign w:val="baseline"/>
-                <w:lang w:val="en-US" w:eastAsia="zh-CN"/>
-                <w14:textFill>
-                  <w14:solidFill>
-                    <w14:schemeClr w14:val="accent2"/>
-                  </w14:solidFill>
-                </w14:textFill>
-              </w:rPr>
-            </w:pPr>
-            <w:r>
-              <w:rPr>
-                <w:rFonts w:hint="eastAsia" w:ascii="华文中宋" w:hAnsi="华文中宋" w:eastAsia="华文中宋" w:cs="华文中宋"/>
-                <w:b/>
-                <w:bCs/>
-                <w:i w:val="0"/>
-                <w:caps w:val="0"/>
-                <w:color w:val="ED7D31" w:themeColor="accent2"/>
-                <w:spacing w:val="7"/>
-                <w:sz w:val="21"/>
-                <w:szCs w:val="21"/>
-                <w:vertAlign w:val="baseline"/>
-                <w:lang w:val="en-US" w:eastAsia="zh-CN"/>
-                <w14:textFill>
-                  <w14:solidFill>
-                    <w14:schemeClr w14:val="accent2"/>
-                  </w14:solidFill>
-                </w14:textFill>
-              </w:rPr>
-              <w:t>layout：</w:t>
-            </w:r>
-          </w:p>
-        </w:tc>
-      </w:tr>
-      <w:tr>
-        <w:tblPrEx>
-          <w:tblBorders>
-            <w:top w:val="single" w:color="auto" w:sz="4" w:space="0"/>
-            <w:left w:val="single" w:color="auto" w:sz="4" w:space="0"/>
-            <w:bottom w:val="single" w:color="auto" w:sz="4" w:space="0"/>
-            <w:right w:val="single" w:color="auto" w:sz="4" w:space="0"/>
-            <w:insideH w:val="single" w:color="auto" w:sz="4" w:space="0"/>
-            <w:insideV w:val="single" w:color="auto" w:sz="4" w:space="0"/>
-          </w:tblBorders>
-          <w:tblCellMar>
-            <w:top w:w="0" w:type="dxa"/>
-            <w:left w:w="108" w:type="dxa"/>
-            <w:bottom w:w="0" w:type="dxa"/>
-            <w:right w:w="108" w:type="dxa"/>
-          </w:tblCellMar>
-        </w:tblPrEx>
-        <w:trPr>
-          <w:trHeight w:val="284" w:hRule="atLeast"/>
-        </w:trPr>
-        <w:tc>
-          <w:tcPr>
-            <w:tcW w:w="0" w:type="auto"/>
-            <w:vAlign w:val="center"/>
-          </w:tcPr>
-          <w:p>
-            <w:pPr>
-              <w:jc w:val="left"/>
-              <w:outlineLvl w:val="9"/>
-              <w:rPr>
-                <w:rFonts w:hint="default" w:ascii="华文中宋" w:hAnsi="华文中宋" w:eastAsia="华文中宋" w:cs="华文中宋"/>
-                <w:b/>
-                <w:bCs/>
-                <w:i w:val="0"/>
-                <w:caps w:val="0"/>
-                <w:color w:val="FF0000"/>
-                <w:spacing w:val="7"/>
-                <w:kern w:val="2"/>
-                <w:sz w:val="21"/>
-                <w:szCs w:val="21"/>
-                <w:shd w:val="clear" w:color="auto" w:fill="auto"/>
-                <w:vertAlign w:val="baseline"/>
-                <w:lang w:val="en-US" w:eastAsia="zh-CN" w:bidi="ar-SA"/>
-              </w:rPr>
-            </w:pPr>
-            <w:r>
-              <w:rPr>
-                <w:rFonts w:hint="eastAsia" w:ascii="华文中宋" w:hAnsi="华文中宋" w:eastAsia="华文中宋" w:cs="华文中宋"/>
-                <w:b/>
-                <w:bCs/>
-                <w:i w:val="0"/>
-                <w:caps w:val="0"/>
-                <w:color w:val="FF0000"/>
-                <w:spacing w:val="7"/>
-                <w:kern w:val="2"/>
-                <w:sz w:val="21"/>
-                <w:szCs w:val="21"/>
-                <w:shd w:val="clear" w:color="auto" w:fill="auto"/>
-                <w:vertAlign w:val="baseline"/>
-                <w:lang w:val="en-US" w:eastAsia="zh-CN" w:bidi="ar-SA"/>
-              </w:rPr>
-              <w:t>LTPage</w:t>
-            </w:r>
-          </w:p>
-        </w:tc>
-        <w:tc>
-          <w:tcPr>
-            <w:tcW w:w="0" w:type="auto"/>
-            <w:gridSpan w:val="2"/>
-            <w:vAlign w:val="center"/>
-          </w:tcPr>
-          <w:p>
-            <w:pPr>
-              <w:outlineLvl w:val="9"/>
-              <w:rPr>
-                <w:rFonts w:hint="eastAsia" w:ascii="华文中宋" w:hAnsi="华文中宋" w:eastAsia="华文中宋" w:cs="华文中宋"/>
-                <w:b/>
-                <w:bCs/>
-                <w:i w:val="0"/>
-                <w:caps w:val="0"/>
-                <w:color w:val="ED7D31" w:themeColor="accent2"/>
-                <w:spacing w:val="7"/>
-                <w:sz w:val="21"/>
-                <w:szCs w:val="21"/>
-                <w:vertAlign w:val="baseline"/>
-                <w:lang w:val="en-US" w:eastAsia="zh-CN"/>
-                <w14:textFill>
-                  <w14:solidFill>
-                    <w14:schemeClr w14:val="accent2"/>
-                  </w14:solidFill>
-                </w14:textFill>
-              </w:rPr>
-            </w:pPr>
-            <w:r>
-              <w:rPr>
-                <w:rFonts w:hint="eastAsia" w:ascii="华文中宋" w:hAnsi="华文中宋" w:eastAsia="华文中宋" w:cs="华文中宋"/>
-                <w:b/>
-                <w:bCs/>
-                <w:i w:val="0"/>
-                <w:caps w:val="0"/>
-                <w:color w:val="ED7D31" w:themeColor="accent2"/>
-                <w:spacing w:val="7"/>
-                <w:sz w:val="21"/>
-                <w:szCs w:val="21"/>
-                <w:vertAlign w:val="baseline"/>
-                <w:lang w:val="en-US" w:eastAsia="zh-CN"/>
-                <w14:textFill>
-                  <w14:solidFill>
-                    <w14:schemeClr w14:val="accent2"/>
-                  </w14:solidFill>
-                </w14:textFill>
-              </w:rPr>
-              <w:t>页面，</w:t>
-            </w:r>
-            <w:r>
-              <w:rPr>
-                <w:rFonts w:hint="eastAsia" w:ascii="华文中宋" w:hAnsi="华文中宋" w:eastAsia="华文中宋" w:cs="华文中宋"/>
-                <w:b/>
-                <w:bCs/>
-                <w:i w:val="0"/>
-                <w:caps w:val="0"/>
-                <w:color w:val="EA82F1"/>
-                <w:spacing w:val="7"/>
-                <w:sz w:val="21"/>
-                <w:szCs w:val="21"/>
-                <w:lang w:val="en-US" w:eastAsia="zh-CN"/>
-              </w:rPr>
-              <w:t>解析结果迭代器</w:t>
-            </w:r>
-          </w:p>
-        </w:tc>
-      </w:tr>
-      <w:tr>
-        <w:tblPrEx>
-          <w:tblBorders>
-            <w:top w:val="single" w:color="auto" w:sz="4" w:space="0"/>
-            <w:left w:val="single" w:color="auto" w:sz="4" w:space="0"/>
-            <w:bottom w:val="single" w:color="auto" w:sz="4" w:space="0"/>
-            <w:right w:val="single" w:color="auto" w:sz="4" w:space="0"/>
-            <w:insideH w:val="single" w:color="auto" w:sz="4" w:space="0"/>
-            <w:insideV w:val="single" w:color="auto" w:sz="4" w:space="0"/>
-          </w:tblBorders>
-          <w:tblCellMar>
-            <w:top w:w="0" w:type="dxa"/>
-            <w:left w:w="108" w:type="dxa"/>
-            <w:bottom w:w="0" w:type="dxa"/>
-            <w:right w:w="108" w:type="dxa"/>
-          </w:tblCellMar>
-        </w:tblPrEx>
-        <w:tc>
-          <w:tcPr>
-            <w:tcW w:w="0" w:type="auto"/>
-            <w:vAlign w:val="center"/>
-          </w:tcPr>
-          <w:p>
-            <w:pPr>
-              <w:jc w:val="left"/>
-              <w:outlineLvl w:val="9"/>
-              <w:rPr>
-                <w:rFonts w:hint="default" w:ascii="华文中宋" w:hAnsi="华文中宋" w:eastAsia="华文中宋" w:cs="华文中宋"/>
-                <w:b/>
-                <w:bCs/>
-                <w:i w:val="0"/>
-                <w:caps w:val="0"/>
-                <w:color w:val="FF0000"/>
-                <w:spacing w:val="7"/>
-                <w:kern w:val="2"/>
-                <w:sz w:val="21"/>
-                <w:szCs w:val="21"/>
-                <w:shd w:val="clear" w:color="auto" w:fill="auto"/>
-                <w:vertAlign w:val="baseline"/>
-                <w:lang w:val="en-US" w:eastAsia="zh-CN" w:bidi="ar-SA"/>
-              </w:rPr>
-            </w:pPr>
-            <w:r>
-              <w:rPr>
-                <w:rFonts w:hint="eastAsia" w:ascii="华文中宋" w:hAnsi="华文中宋" w:eastAsia="华文中宋" w:cs="华文中宋"/>
-                <w:b/>
-                <w:bCs/>
-                <w:i w:val="0"/>
-                <w:caps w:val="0"/>
-                <w:color w:val="FF0000"/>
-                <w:spacing w:val="7"/>
-                <w:kern w:val="2"/>
-                <w:sz w:val="21"/>
-                <w:szCs w:val="21"/>
-                <w:shd w:val="clear" w:color="auto" w:fill="auto"/>
-                <w:vertAlign w:val="baseline"/>
-                <w:lang w:val="en-US" w:eastAsia="zh-CN" w:bidi="ar-SA"/>
-              </w:rPr>
-              <w:t>LTTextBox</w:t>
-            </w:r>
-          </w:p>
-        </w:tc>
-        <w:tc>
-          <w:tcPr>
-            <w:tcW w:w="0" w:type="auto"/>
-            <w:vAlign w:val="center"/>
-          </w:tcPr>
-          <w:p>
-            <w:pPr>
-              <w:outlineLvl w:val="9"/>
-              <w:rPr>
-                <w:rFonts w:hint="eastAsia" w:ascii="华文中宋" w:hAnsi="华文中宋" w:eastAsia="华文中宋" w:cs="华文中宋"/>
-                <w:b/>
-                <w:bCs/>
-                <w:i w:val="0"/>
-                <w:caps w:val="0"/>
-                <w:color w:val="ED7D31" w:themeColor="accent2"/>
-                <w:spacing w:val="7"/>
-                <w:sz w:val="21"/>
-                <w:szCs w:val="21"/>
-                <w:vertAlign w:val="baseline"/>
-                <w:lang w:val="en-US" w:eastAsia="zh-CN"/>
-                <w14:textFill>
-                  <w14:solidFill>
-                    <w14:schemeClr w14:val="accent2"/>
-                  </w14:solidFill>
-                </w14:textFill>
-              </w:rPr>
-            </w:pPr>
-            <w:r>
-              <w:rPr>
-                <w:rFonts w:hint="eastAsia" w:ascii="华文中宋" w:hAnsi="华文中宋" w:eastAsia="华文中宋" w:cs="华文中宋"/>
-                <w:b/>
-                <w:bCs/>
-                <w:i w:val="0"/>
-                <w:caps w:val="0"/>
-                <w:color w:val="ED7D31" w:themeColor="accent2"/>
-                <w:spacing w:val="7"/>
-                <w:sz w:val="21"/>
-                <w:szCs w:val="21"/>
-                <w:vertAlign w:val="baseline"/>
-                <w:lang w:val="en-US" w:eastAsia="zh-CN"/>
-                <w14:textFill>
-                  <w14:solidFill>
-                    <w14:schemeClr w14:val="accent2"/>
-                  </w14:solidFill>
-                </w14:textFill>
-              </w:rPr>
-              <w:t>几何分析创建的文本框，</w:t>
-            </w:r>
-            <w:r>
-              <w:rPr>
-                <w:rFonts w:hint="eastAsia" w:ascii="华文中宋" w:hAnsi="华文中宋" w:eastAsia="华文中宋" w:cs="华文中宋"/>
-                <w:b/>
-                <w:bCs/>
-                <w:i w:val="0"/>
-                <w:caps w:val="0"/>
-                <w:color w:val="EA82F1"/>
-                <w:spacing w:val="7"/>
-                <w:sz w:val="21"/>
-                <w:szCs w:val="21"/>
-                <w:lang w:val="en-US" w:eastAsia="zh-CN"/>
-              </w:rPr>
-              <w:t>LTTextLine迭代器</w:t>
-            </w:r>
-          </w:p>
-        </w:tc>
-        <w:tc>
-          <w:tcPr>
-            <w:tcW w:w="0" w:type="auto"/>
-            <w:vMerge w:val="restart"/>
-            <w:vAlign w:val="center"/>
-          </w:tcPr>
-          <w:p>
-            <w:pPr>
-              <w:jc w:val="left"/>
-              <w:outlineLvl w:val="9"/>
-              <w:rPr>
-                <w:rFonts w:hint="eastAsia" w:ascii="华文中宋" w:hAnsi="华文中宋" w:eastAsia="华文中宋" w:cs="华文中宋"/>
-                <w:b/>
-                <w:bCs/>
-                <w:i w:val="0"/>
-                <w:caps w:val="0"/>
-                <w:color w:val="ED7D31" w:themeColor="accent2"/>
-                <w:spacing w:val="7"/>
-                <w:sz w:val="21"/>
-                <w:szCs w:val="21"/>
-                <w:vertAlign w:val="baseline"/>
-                <w:lang w:val="en-US" w:eastAsia="zh-CN"/>
-                <w14:textFill>
-                  <w14:solidFill>
-                    <w14:schemeClr w14:val="accent2"/>
-                  </w14:solidFill>
-                </w14:textFill>
-              </w:rPr>
-            </w:pPr>
-            <w:r>
-              <w:rPr>
-                <w:rFonts w:hint="eastAsia" w:ascii="华文中宋" w:hAnsi="华文中宋" w:eastAsia="华文中宋" w:cs="华文中宋"/>
-                <w:b/>
-                <w:bCs/>
-                <w:i w:val="0"/>
-                <w:caps w:val="0"/>
-                <w:color w:val="FF0000"/>
-                <w:spacing w:val="7"/>
-                <w:kern w:val="2"/>
-                <w:sz w:val="21"/>
-                <w:szCs w:val="21"/>
-                <w:shd w:val="clear" w:color="auto" w:fill="auto"/>
-                <w:vertAlign w:val="baseline"/>
-                <w:lang w:val="en-US" w:eastAsia="zh-CN" w:bidi="ar-SA"/>
-              </w:rPr>
-              <w:t>LTTEXT.get_text()</w:t>
-            </w:r>
-            <w:r>
-              <w:rPr>
-                <w:rFonts w:hint="eastAsia" w:cs="华文中宋"/>
-                <w:b/>
-                <w:bCs/>
-                <w:i w:val="0"/>
-                <w:caps w:val="0"/>
-                <w:color w:val="FF0000"/>
-                <w:spacing w:val="7"/>
-                <w:kern w:val="2"/>
-                <w:sz w:val="21"/>
-                <w:szCs w:val="21"/>
-                <w:shd w:val="clear" w:color="auto" w:fill="auto"/>
-                <w:vertAlign w:val="baseline"/>
-                <w:lang w:val="en-US" w:eastAsia="zh-CN" w:bidi="ar-SA"/>
-              </w:rPr>
-              <w:t xml:space="preserve"> </w:t>
-            </w:r>
-            <w:r>
-              <w:rPr>
-                <w:rFonts w:hint="eastAsia" w:ascii="华文中宋" w:hAnsi="华文中宋" w:eastAsia="华文中宋" w:cs="华文中宋"/>
-                <w:b/>
-                <w:bCs/>
-                <w:i w:val="0"/>
-                <w:caps w:val="0"/>
-                <w:color w:val="ED7D31" w:themeColor="accent2"/>
-                <w:spacing w:val="7"/>
-                <w:sz w:val="21"/>
-                <w:szCs w:val="21"/>
-                <w:vertAlign w:val="baseline"/>
-                <w:lang w:val="en-US" w:eastAsia="zh-CN"/>
-                <w14:textFill>
-                  <w14:solidFill>
-                    <w14:schemeClr w14:val="accent2"/>
-                  </w14:solidFill>
-                </w14:textFill>
-              </w:rPr>
-              <w:t>返回</w:t>
-            </w:r>
-            <w:r>
-              <w:rPr>
-                <w:rFonts w:hint="eastAsia" w:ascii="华文中宋" w:hAnsi="华文中宋" w:eastAsia="华文中宋" w:cs="华文中宋"/>
-                <w:b/>
-                <w:bCs/>
-                <w:i w:val="0"/>
-                <w:caps w:val="0"/>
-                <w:color w:val="EA82F1"/>
-                <w:spacing w:val="7"/>
-                <w:sz w:val="21"/>
-                <w:szCs w:val="21"/>
-                <w:lang w:val="en-US" w:eastAsia="zh-CN"/>
-              </w:rPr>
-              <w:t>文本内容</w:t>
-            </w:r>
-          </w:p>
-        </w:tc>
-      </w:tr>
-      <w:tr>
-        <w:tblPrEx>
-          <w:tblBorders>
-            <w:top w:val="single" w:color="auto" w:sz="4" w:space="0"/>
-            <w:left w:val="single" w:color="auto" w:sz="4" w:space="0"/>
-            <w:bottom w:val="single" w:color="auto" w:sz="4" w:space="0"/>
-            <w:right w:val="single" w:color="auto" w:sz="4" w:space="0"/>
-            <w:insideH w:val="single" w:color="auto" w:sz="4" w:space="0"/>
-            <w:insideV w:val="single" w:color="auto" w:sz="4" w:space="0"/>
-          </w:tblBorders>
-          <w:tblCellMar>
-            <w:top w:w="0" w:type="dxa"/>
-            <w:left w:w="108" w:type="dxa"/>
-            <w:bottom w:w="0" w:type="dxa"/>
-            <w:right w:w="108" w:type="dxa"/>
-          </w:tblCellMar>
-        </w:tblPrEx>
-        <w:trPr>
-          <w:trHeight w:val="286" w:hRule="atLeast"/>
-        </w:trPr>
-        <w:tc>
-          <w:tcPr>
-            <w:tcW w:w="0" w:type="auto"/>
-            <w:vAlign w:val="center"/>
-          </w:tcPr>
-          <w:p>
-            <w:pPr>
-              <w:jc w:val="left"/>
-              <w:outlineLvl w:val="9"/>
-              <w:rPr>
-                <w:rFonts w:hint="default" w:ascii="华文中宋" w:hAnsi="华文中宋" w:eastAsia="华文中宋" w:cs="华文中宋"/>
-                <w:b/>
-                <w:bCs/>
-                <w:i w:val="0"/>
-                <w:caps w:val="0"/>
-                <w:color w:val="FF0000"/>
-                <w:spacing w:val="7"/>
-                <w:kern w:val="2"/>
-                <w:sz w:val="21"/>
-                <w:szCs w:val="21"/>
-                <w:shd w:val="clear" w:color="auto" w:fill="auto"/>
-                <w:vertAlign w:val="baseline"/>
-                <w:lang w:val="en-US" w:eastAsia="zh-CN" w:bidi="ar-SA"/>
-              </w:rPr>
-            </w:pPr>
-            <w:r>
-              <w:rPr>
-                <w:rFonts w:hint="eastAsia" w:ascii="华文中宋" w:hAnsi="华文中宋" w:eastAsia="华文中宋" w:cs="华文中宋"/>
-                <w:b/>
-                <w:bCs/>
-                <w:i w:val="0"/>
-                <w:caps w:val="0"/>
-                <w:color w:val="FF0000"/>
-                <w:spacing w:val="7"/>
-                <w:kern w:val="2"/>
-                <w:sz w:val="21"/>
-                <w:szCs w:val="21"/>
-                <w:shd w:val="clear" w:color="auto" w:fill="auto"/>
-                <w:vertAlign w:val="baseline"/>
-                <w:lang w:val="en-US" w:eastAsia="zh-CN" w:bidi="ar-SA"/>
-              </w:rPr>
-              <w:t>LTTextLine</w:t>
-            </w:r>
-          </w:p>
-        </w:tc>
-        <w:tc>
-          <w:tcPr>
-            <w:tcW w:w="0" w:type="auto"/>
-            <w:vAlign w:val="center"/>
-          </w:tcPr>
-          <w:p>
-            <w:pPr>
-              <w:outlineLvl w:val="9"/>
-              <w:rPr>
-                <w:rFonts w:hint="eastAsia" w:ascii="华文中宋" w:hAnsi="华文中宋" w:eastAsia="华文中宋" w:cs="华文中宋"/>
-                <w:b/>
-                <w:bCs/>
-                <w:i w:val="0"/>
-                <w:caps w:val="0"/>
-                <w:color w:val="ED7D31" w:themeColor="accent2"/>
-                <w:spacing w:val="7"/>
-                <w:sz w:val="21"/>
-                <w:szCs w:val="21"/>
-                <w:vertAlign w:val="baseline"/>
-                <w:lang w:val="en-US" w:eastAsia="zh-CN"/>
-                <w14:textFill>
-                  <w14:solidFill>
-                    <w14:schemeClr w14:val="accent2"/>
-                  </w14:solidFill>
-                </w14:textFill>
-              </w:rPr>
-            </w:pPr>
-            <w:r>
-              <w:rPr>
-                <w:rFonts w:hint="eastAsia" w:ascii="华文中宋" w:hAnsi="华文中宋" w:eastAsia="华文中宋" w:cs="华文中宋"/>
-                <w:b/>
-                <w:bCs/>
-                <w:i w:val="0"/>
-                <w:caps w:val="0"/>
-                <w:color w:val="ED7D31" w:themeColor="accent2"/>
-                <w:spacing w:val="7"/>
-                <w:sz w:val="21"/>
-                <w:szCs w:val="21"/>
-                <w:vertAlign w:val="baseline"/>
-                <w:lang w:val="en-US" w:eastAsia="zh-CN"/>
-                <w14:textFill>
-                  <w14:solidFill>
-                    <w14:schemeClr w14:val="accent2"/>
-                  </w14:solidFill>
-                </w14:textFill>
-              </w:rPr>
-              <w:t>文本行，</w:t>
-            </w:r>
-            <w:r>
-              <w:rPr>
-                <w:rFonts w:hint="eastAsia" w:ascii="华文中宋" w:hAnsi="华文中宋" w:eastAsia="华文中宋" w:cs="华文中宋"/>
-                <w:b/>
-                <w:bCs/>
-                <w:i w:val="0"/>
-                <w:caps w:val="0"/>
-                <w:color w:val="EA82F1"/>
-                <w:spacing w:val="7"/>
-                <w:sz w:val="21"/>
-                <w:szCs w:val="21"/>
-                <w:lang w:val="en-US" w:eastAsia="zh-CN"/>
-              </w:rPr>
-              <w:t>LTChar、LTAnno混合迭代器</w:t>
-            </w:r>
-          </w:p>
-        </w:tc>
-        <w:tc>
-          <w:tcPr>
-            <w:tcW w:w="0" w:type="auto"/>
-            <w:vMerge w:val="continue"/>
-            <w:vAlign w:val="center"/>
-          </w:tcPr>
-          <w:p>
-            <w:pPr>
-              <w:outlineLvl w:val="9"/>
-              <w:rPr>
-                <w:rFonts w:hint="eastAsia" w:ascii="华文中宋" w:hAnsi="华文中宋" w:eastAsia="华文中宋" w:cs="华文中宋"/>
-                <w:b/>
-                <w:bCs/>
-                <w:i w:val="0"/>
-                <w:caps w:val="0"/>
-                <w:color w:val="ED7D31" w:themeColor="accent2"/>
-                <w:spacing w:val="7"/>
-                <w:sz w:val="21"/>
-                <w:szCs w:val="21"/>
-                <w:vertAlign w:val="baseline"/>
-                <w:lang w:val="en-US" w:eastAsia="zh-CN"/>
-                <w14:textFill>
-                  <w14:solidFill>
-                    <w14:schemeClr w14:val="accent2"/>
-                  </w14:solidFill>
-                </w14:textFill>
-              </w:rPr>
-            </w:pPr>
-          </w:p>
-        </w:tc>
-      </w:tr>
-      <w:tr>
-        <w:tblPrEx>
-          <w:tblBorders>
-            <w:top w:val="single" w:color="auto" w:sz="4" w:space="0"/>
-            <w:left w:val="single" w:color="auto" w:sz="4" w:space="0"/>
-            <w:bottom w:val="single" w:color="auto" w:sz="4" w:space="0"/>
-            <w:right w:val="single" w:color="auto" w:sz="4" w:space="0"/>
-            <w:insideH w:val="single" w:color="auto" w:sz="4" w:space="0"/>
-            <w:insideV w:val="single" w:color="auto" w:sz="4" w:space="0"/>
-          </w:tblBorders>
-          <w:tblCellMar>
-            <w:top w:w="0" w:type="dxa"/>
-            <w:left w:w="108" w:type="dxa"/>
-            <w:bottom w:w="0" w:type="dxa"/>
-            <w:right w:w="108" w:type="dxa"/>
-          </w:tblCellMar>
-        </w:tblPrEx>
-        <w:trPr>
-          <w:trHeight w:val="286" w:hRule="atLeast"/>
-        </w:trPr>
-        <w:tc>
-          <w:tcPr>
-            <w:tcW w:w="0" w:type="auto"/>
-            <w:vAlign w:val="center"/>
-          </w:tcPr>
-          <w:p>
-            <w:pPr>
-              <w:jc w:val="left"/>
-              <w:outlineLvl w:val="9"/>
-              <w:rPr>
-                <w:rFonts w:hint="default" w:ascii="华文中宋" w:hAnsi="华文中宋" w:eastAsia="华文中宋" w:cs="华文中宋"/>
-                <w:b/>
-                <w:bCs/>
-                <w:i w:val="0"/>
-                <w:caps w:val="0"/>
-                <w:color w:val="FF0000"/>
-                <w:spacing w:val="7"/>
-                <w:kern w:val="2"/>
-                <w:sz w:val="21"/>
-                <w:szCs w:val="21"/>
-                <w:shd w:val="clear" w:color="auto" w:fill="auto"/>
-                <w:vertAlign w:val="baseline"/>
-                <w:lang w:val="en-US" w:eastAsia="zh-CN" w:bidi="ar-SA"/>
-              </w:rPr>
-            </w:pPr>
-            <w:r>
-              <w:rPr>
-                <w:rFonts w:hint="eastAsia" w:ascii="华文中宋" w:hAnsi="华文中宋" w:eastAsia="华文中宋" w:cs="华文中宋"/>
-                <w:b/>
-                <w:bCs/>
-                <w:i w:val="0"/>
-                <w:caps w:val="0"/>
-                <w:color w:val="FF0000"/>
-                <w:spacing w:val="7"/>
-                <w:kern w:val="2"/>
-                <w:sz w:val="21"/>
-                <w:szCs w:val="21"/>
-                <w:shd w:val="clear" w:color="auto" w:fill="auto"/>
-                <w:vertAlign w:val="baseline"/>
-                <w:lang w:val="en-US" w:eastAsia="zh-CN" w:bidi="ar-SA"/>
-              </w:rPr>
-              <w:t>LTFigure</w:t>
-            </w:r>
-          </w:p>
-        </w:tc>
-        <w:tc>
-          <w:tcPr>
-            <w:tcW w:w="0" w:type="auto"/>
-            <w:gridSpan w:val="2"/>
-            <w:vAlign w:val="center"/>
-          </w:tcPr>
-          <w:p>
-            <w:pPr>
-              <w:outlineLvl w:val="9"/>
-              <w:rPr>
-                <w:rFonts w:hint="eastAsia" w:ascii="华文中宋" w:hAnsi="华文中宋" w:eastAsia="华文中宋" w:cs="华文中宋"/>
-                <w:b/>
-                <w:bCs/>
-                <w:i w:val="0"/>
-                <w:caps w:val="0"/>
-                <w:color w:val="ED7D31" w:themeColor="accent2"/>
-                <w:spacing w:val="7"/>
-                <w:sz w:val="21"/>
-                <w:szCs w:val="21"/>
-                <w:vertAlign w:val="baseline"/>
-                <w:lang w:val="en-US" w:eastAsia="zh-CN"/>
-                <w14:textFill>
-                  <w14:solidFill>
-                    <w14:schemeClr w14:val="accent2"/>
-                  </w14:solidFill>
-                </w14:textFill>
-              </w:rPr>
-            </w:pPr>
-            <w:r>
-              <w:rPr>
-                <w:rFonts w:hint="eastAsia" w:ascii="华文中宋" w:hAnsi="华文中宋" w:eastAsia="华文中宋" w:cs="华文中宋"/>
-                <w:b/>
-                <w:bCs/>
-                <w:i w:val="0"/>
-                <w:caps w:val="0"/>
-                <w:color w:val="ED7D31" w:themeColor="accent2"/>
-                <w:spacing w:val="7"/>
-                <w:sz w:val="21"/>
-                <w:szCs w:val="21"/>
-                <w:vertAlign w:val="baseline"/>
-                <w:lang w:val="en-US" w:eastAsia="zh-CN"/>
-                <w14:textFill>
-                  <w14:solidFill>
-                    <w14:schemeClr w14:val="accent2"/>
-                  </w14:solidFill>
-                </w14:textFill>
-              </w:rPr>
-              <w:t>表单</w:t>
-            </w:r>
-            <w:r>
-              <w:rPr>
-                <w:rFonts w:hint="eastAsia" w:cs="华文中宋"/>
-                <w:b/>
-                <w:bCs/>
-                <w:i w:val="0"/>
-                <w:caps w:val="0"/>
-                <w:color w:val="ED7D31" w:themeColor="accent2"/>
-                <w:spacing w:val="7"/>
-                <w:sz w:val="21"/>
-                <w:szCs w:val="21"/>
-                <w:vertAlign w:val="baseline"/>
-                <w:lang w:val="en-US" w:eastAsia="zh-CN"/>
-                <w14:textFill>
-                  <w14:solidFill>
-                    <w14:schemeClr w14:val="accent2"/>
-                  </w14:solidFill>
-                </w14:textFill>
-              </w:rPr>
-              <w:t>实例</w:t>
-            </w:r>
-            <w:r>
-              <w:rPr>
-                <w:rFonts w:hint="eastAsia" w:ascii="华文中宋" w:hAnsi="华文中宋" w:eastAsia="华文中宋" w:cs="华文中宋"/>
-                <w:b/>
-                <w:bCs/>
-                <w:i w:val="0"/>
-                <w:caps w:val="0"/>
-                <w:color w:val="ED7D31" w:themeColor="accent2"/>
-                <w:spacing w:val="7"/>
-                <w:sz w:val="21"/>
-                <w:szCs w:val="21"/>
-                <w:vertAlign w:val="baseline"/>
-                <w:lang w:val="en-US" w:eastAsia="zh-CN"/>
-                <w14:textFill>
-                  <w14:solidFill>
-                    <w14:schemeClr w14:val="accent2"/>
-                  </w14:solidFill>
-                </w14:textFill>
-              </w:rPr>
-              <w:t>使用的区域，可以通过在页面中嵌入另一个PDF文档来显示数字或图片</w:t>
-            </w:r>
-          </w:p>
-        </w:tc>
-      </w:tr>
-      <w:tr>
-        <w:tblPrEx>
-          <w:tblBorders>
-            <w:top w:val="single" w:color="auto" w:sz="4" w:space="0"/>
-            <w:left w:val="single" w:color="auto" w:sz="4" w:space="0"/>
-            <w:bottom w:val="single" w:color="auto" w:sz="4" w:space="0"/>
-            <w:right w:val="single" w:color="auto" w:sz="4" w:space="0"/>
-            <w:insideH w:val="single" w:color="auto" w:sz="4" w:space="0"/>
-            <w:insideV w:val="single" w:color="auto" w:sz="4" w:space="0"/>
-          </w:tblBorders>
-          <w:tblCellMar>
-            <w:top w:w="0" w:type="dxa"/>
-            <w:left w:w="108" w:type="dxa"/>
-            <w:bottom w:w="0" w:type="dxa"/>
-            <w:right w:w="108" w:type="dxa"/>
-          </w:tblCellMar>
-        </w:tblPrEx>
-        <w:trPr>
-          <w:trHeight w:val="286" w:hRule="atLeast"/>
-        </w:trPr>
-        <w:tc>
-          <w:tcPr>
-            <w:tcW w:w="0" w:type="auto"/>
-            <w:vAlign w:val="center"/>
-          </w:tcPr>
-          <w:p>
-            <w:pPr>
-              <w:jc w:val="left"/>
-              <w:outlineLvl w:val="9"/>
-              <w:rPr>
-                <w:rFonts w:hint="default" w:ascii="华文中宋" w:hAnsi="华文中宋" w:eastAsia="华文中宋" w:cs="华文中宋"/>
-                <w:b/>
-                <w:bCs/>
-                <w:i w:val="0"/>
-                <w:caps w:val="0"/>
-                <w:color w:val="FF0000"/>
-                <w:spacing w:val="7"/>
-                <w:kern w:val="2"/>
-                <w:sz w:val="21"/>
-                <w:szCs w:val="21"/>
-                <w:shd w:val="clear" w:color="auto" w:fill="auto"/>
-                <w:vertAlign w:val="baseline"/>
-                <w:lang w:val="en-US" w:eastAsia="zh-CN" w:bidi="ar-SA"/>
-              </w:rPr>
-            </w:pPr>
-            <w:r>
-              <w:rPr>
-                <w:rFonts w:hint="eastAsia" w:ascii="华文中宋" w:hAnsi="华文中宋" w:eastAsia="华文中宋" w:cs="华文中宋"/>
-                <w:b/>
-                <w:bCs/>
-                <w:i w:val="0"/>
-                <w:caps w:val="0"/>
-                <w:color w:val="FF0000"/>
-                <w:spacing w:val="7"/>
-                <w:kern w:val="2"/>
-                <w:sz w:val="21"/>
-                <w:szCs w:val="21"/>
-                <w:shd w:val="clear" w:color="auto" w:fill="auto"/>
-                <w:vertAlign w:val="baseline"/>
-                <w:lang w:val="en-US" w:eastAsia="zh-CN" w:bidi="ar-SA"/>
-              </w:rPr>
-              <w:t>LTChar</w:t>
-            </w:r>
-          </w:p>
-        </w:tc>
-        <w:tc>
-          <w:tcPr>
-            <w:tcW w:w="0" w:type="auto"/>
-            <w:vAlign w:val="center"/>
-          </w:tcPr>
-          <w:p>
-            <w:pPr>
-              <w:outlineLvl w:val="9"/>
-              <w:rPr>
-                <w:rFonts w:hint="default" w:ascii="华文中宋" w:hAnsi="华文中宋" w:eastAsia="华文中宋" w:cs="华文中宋"/>
-                <w:b/>
-                <w:bCs/>
-                <w:i w:val="0"/>
-                <w:caps w:val="0"/>
-                <w:color w:val="ED7D31" w:themeColor="accent2"/>
-                <w:spacing w:val="7"/>
-                <w:sz w:val="21"/>
-                <w:szCs w:val="21"/>
-                <w:vertAlign w:val="baseline"/>
-                <w:lang w:val="en-US" w:eastAsia="zh-CN"/>
-                <w14:textFill>
-                  <w14:solidFill>
-                    <w14:schemeClr w14:val="accent2"/>
-                  </w14:solidFill>
-                </w14:textFill>
-              </w:rPr>
-            </w:pPr>
-            <w:r>
-              <w:rPr>
-                <w:rFonts w:hint="eastAsia" w:cs="华文中宋"/>
-                <w:b/>
-                <w:bCs/>
-                <w:i w:val="0"/>
-                <w:caps w:val="0"/>
-                <w:color w:val="ED7D31" w:themeColor="accent2"/>
-                <w:spacing w:val="7"/>
-                <w:sz w:val="21"/>
-                <w:szCs w:val="21"/>
-                <w:vertAlign w:val="baseline"/>
-                <w:lang w:val="en-US" w:eastAsia="zh-CN"/>
-                <w14:textFill>
-                  <w14:solidFill>
-                    <w14:schemeClr w14:val="accent2"/>
-                  </w14:solidFill>
-                </w14:textFill>
-              </w:rPr>
-              <w:t>属性：</w:t>
-            </w:r>
-            <w:r>
-              <w:rPr>
-                <w:rFonts w:hint="eastAsia" w:ascii="华文中宋" w:hAnsi="华文中宋" w:eastAsia="华文中宋" w:cs="华文中宋"/>
-                <w:b/>
-                <w:bCs/>
-                <w:i w:val="0"/>
-                <w:caps w:val="0"/>
-                <w:color w:val="EA82F1"/>
-                <w:spacing w:val="7"/>
-                <w:sz w:val="21"/>
-                <w:szCs w:val="21"/>
-                <w:lang w:val="en-US" w:eastAsia="zh-CN"/>
-              </w:rPr>
-              <w:t>size</w:t>
-            </w:r>
-            <w:r>
-              <w:rPr>
-                <w:rFonts w:hint="eastAsia" w:cs="华文中宋"/>
-                <w:b/>
-                <w:bCs/>
-                <w:i w:val="0"/>
-                <w:caps w:val="0"/>
-                <w:color w:val="ED7D31" w:themeColor="accent2"/>
-                <w:spacing w:val="7"/>
-                <w:sz w:val="21"/>
-                <w:szCs w:val="21"/>
-                <w:vertAlign w:val="baseline"/>
-                <w:lang w:val="en-US" w:eastAsia="zh-CN"/>
-                <w14:textFill>
-                  <w14:solidFill>
-                    <w14:schemeClr w14:val="accent2"/>
-                  </w14:solidFill>
-                </w14:textFill>
-              </w:rPr>
-              <w:t>/</w:t>
-            </w:r>
-            <w:r>
-              <w:rPr>
-                <w:rFonts w:hint="eastAsia" w:ascii="华文中宋" w:hAnsi="华文中宋" w:eastAsia="华文中宋" w:cs="华文中宋"/>
-                <w:b/>
-                <w:bCs/>
-                <w:i w:val="0"/>
-                <w:caps w:val="0"/>
-                <w:color w:val="EA82F1"/>
-                <w:spacing w:val="7"/>
-                <w:sz w:val="21"/>
-                <w:szCs w:val="21"/>
-                <w:lang w:val="en-US" w:eastAsia="zh-CN"/>
-              </w:rPr>
-              <w:t>x0</w:t>
-            </w:r>
-            <w:r>
-              <w:rPr>
-                <w:rFonts w:hint="eastAsia" w:cs="华文中宋"/>
-                <w:b/>
-                <w:bCs/>
-                <w:i w:val="0"/>
-                <w:caps w:val="0"/>
-                <w:color w:val="ED7D31" w:themeColor="accent2"/>
-                <w:spacing w:val="7"/>
-                <w:sz w:val="21"/>
-                <w:szCs w:val="21"/>
-                <w:vertAlign w:val="baseline"/>
-                <w:lang w:val="en-US" w:eastAsia="zh-CN"/>
-                <w14:textFill>
-                  <w14:solidFill>
-                    <w14:schemeClr w14:val="accent2"/>
-                  </w14:solidFill>
-                </w14:textFill>
-              </w:rPr>
-              <w:t>/</w:t>
-            </w:r>
-            <w:r>
-              <w:rPr>
-                <w:rFonts w:hint="eastAsia" w:ascii="华文中宋" w:hAnsi="华文中宋" w:eastAsia="华文中宋" w:cs="华文中宋"/>
-                <w:b/>
-                <w:bCs/>
-                <w:i w:val="0"/>
-                <w:caps w:val="0"/>
-                <w:color w:val="EA82F1"/>
-                <w:spacing w:val="7"/>
-                <w:sz w:val="21"/>
-                <w:szCs w:val="21"/>
-                <w:lang w:val="en-US" w:eastAsia="zh-CN"/>
-              </w:rPr>
-              <w:t>y0</w:t>
-            </w:r>
-            <w:r>
-              <w:rPr>
-                <w:rFonts w:hint="eastAsia" w:cs="华文中宋"/>
-                <w:b/>
-                <w:bCs/>
-                <w:i w:val="0"/>
-                <w:caps w:val="0"/>
-                <w:color w:val="ED7D31" w:themeColor="accent2"/>
-                <w:spacing w:val="7"/>
-                <w:sz w:val="21"/>
-                <w:szCs w:val="21"/>
-                <w:vertAlign w:val="baseline"/>
-                <w:lang w:val="en-US" w:eastAsia="zh-CN"/>
-                <w14:textFill>
-                  <w14:solidFill>
-                    <w14:schemeClr w14:val="accent2"/>
-                  </w14:solidFill>
-                </w14:textFill>
-              </w:rPr>
-              <w:t>/</w:t>
-            </w:r>
-            <w:r>
-              <w:rPr>
-                <w:rFonts w:hint="eastAsia" w:ascii="华文中宋" w:hAnsi="华文中宋" w:eastAsia="华文中宋" w:cs="华文中宋"/>
-                <w:b/>
-                <w:bCs/>
-                <w:i w:val="0"/>
-                <w:caps w:val="0"/>
-                <w:color w:val="EA82F1"/>
-                <w:spacing w:val="7"/>
-                <w:sz w:val="21"/>
-                <w:szCs w:val="21"/>
-                <w:lang w:val="en-US" w:eastAsia="zh-CN"/>
-              </w:rPr>
-              <w:t>x1</w:t>
-            </w:r>
-            <w:r>
-              <w:rPr>
-                <w:rFonts w:hint="eastAsia" w:cs="华文中宋"/>
-                <w:b/>
-                <w:bCs/>
-                <w:i w:val="0"/>
-                <w:caps w:val="0"/>
-                <w:color w:val="ED7D31" w:themeColor="accent2"/>
-                <w:spacing w:val="7"/>
-                <w:sz w:val="21"/>
-                <w:szCs w:val="21"/>
-                <w:vertAlign w:val="baseline"/>
-                <w:lang w:val="en-US" w:eastAsia="zh-CN"/>
-                <w14:textFill>
-                  <w14:solidFill>
-                    <w14:schemeClr w14:val="accent2"/>
-                  </w14:solidFill>
-                </w14:textFill>
-              </w:rPr>
-              <w:t>/</w:t>
-            </w:r>
-            <w:r>
-              <w:rPr>
-                <w:rFonts w:hint="eastAsia" w:ascii="华文中宋" w:hAnsi="华文中宋" w:eastAsia="华文中宋" w:cs="华文中宋"/>
-                <w:b/>
-                <w:bCs/>
-                <w:i w:val="0"/>
-                <w:caps w:val="0"/>
-                <w:color w:val="EA82F1"/>
-                <w:spacing w:val="7"/>
-                <w:sz w:val="21"/>
-                <w:szCs w:val="21"/>
-                <w:lang w:val="en-US" w:eastAsia="zh-CN"/>
-              </w:rPr>
-              <w:t>y1</w:t>
-            </w:r>
-            <w:r>
-              <w:rPr>
-                <w:rFonts w:hint="eastAsia" w:cs="华文中宋"/>
-                <w:b/>
-                <w:bCs/>
-                <w:i w:val="0"/>
-                <w:caps w:val="0"/>
-                <w:color w:val="ED7D31" w:themeColor="accent2"/>
-                <w:spacing w:val="7"/>
-                <w:sz w:val="21"/>
-                <w:szCs w:val="21"/>
-                <w:vertAlign w:val="baseline"/>
-                <w:lang w:val="en-US" w:eastAsia="zh-CN"/>
-                <w14:textFill>
-                  <w14:solidFill>
-                    <w14:schemeClr w14:val="accent2"/>
-                  </w14:solidFill>
-                </w14:textFill>
-              </w:rPr>
-              <w:t>/</w:t>
-            </w:r>
-            <w:r>
-              <w:rPr>
-                <w:rFonts w:hint="eastAsia" w:ascii="华文中宋" w:hAnsi="华文中宋" w:eastAsia="华文中宋" w:cs="华文中宋"/>
-                <w:b/>
-                <w:bCs/>
-                <w:i w:val="0"/>
-                <w:caps w:val="0"/>
-                <w:color w:val="EA82F1"/>
-                <w:spacing w:val="7"/>
-                <w:sz w:val="21"/>
-                <w:szCs w:val="21"/>
-                <w:lang w:val="en-US" w:eastAsia="zh-CN"/>
-              </w:rPr>
-              <w:t>fontname</w:t>
-            </w:r>
-          </w:p>
-        </w:tc>
-        <w:tc>
-          <w:tcPr>
-            <w:tcW w:w="0" w:type="auto"/>
-            <w:vAlign w:val="center"/>
-          </w:tcPr>
-          <w:p>
-            <w:pPr>
-              <w:jc w:val="left"/>
-              <w:outlineLvl w:val="9"/>
-              <w:rPr>
-                <w:rFonts w:hint="eastAsia" w:ascii="华文中宋" w:hAnsi="华文中宋" w:eastAsia="华文中宋" w:cs="华文中宋"/>
-                <w:b/>
-                <w:bCs/>
-                <w:i w:val="0"/>
-                <w:caps w:val="0"/>
-                <w:color w:val="ED7D31" w:themeColor="accent2"/>
-                <w:spacing w:val="7"/>
-                <w:sz w:val="21"/>
-                <w:szCs w:val="21"/>
-                <w:vertAlign w:val="baseline"/>
-                <w:lang w:val="en-US" w:eastAsia="zh-CN"/>
-                <w14:textFill>
-                  <w14:solidFill>
-                    <w14:schemeClr w14:val="accent2"/>
-                  </w14:solidFill>
-                </w14:textFill>
-              </w:rPr>
-            </w:pPr>
-            <w:r>
-              <w:rPr>
-                <w:rFonts w:hint="eastAsia" w:ascii="华文中宋" w:hAnsi="华文中宋" w:eastAsia="华文中宋" w:cs="华文中宋"/>
-                <w:b/>
-                <w:bCs/>
-                <w:i w:val="0"/>
-                <w:caps w:val="0"/>
-                <w:color w:val="FF0000"/>
-                <w:spacing w:val="7"/>
-                <w:kern w:val="2"/>
-                <w:sz w:val="21"/>
-                <w:szCs w:val="21"/>
-                <w:shd w:val="clear" w:color="auto" w:fill="auto"/>
-                <w:vertAlign w:val="baseline"/>
-                <w:lang w:val="en-US" w:eastAsia="zh-CN" w:bidi="ar-SA"/>
-              </w:rPr>
-              <w:t>LT</w:t>
-            </w:r>
-            <w:r>
-              <w:rPr>
-                <w:rFonts w:hint="eastAsia" w:cs="华文中宋"/>
-                <w:b/>
-                <w:bCs/>
-                <w:i w:val="0"/>
-                <w:caps w:val="0"/>
-                <w:color w:val="FF0000"/>
-                <w:spacing w:val="7"/>
-                <w:kern w:val="2"/>
-                <w:sz w:val="21"/>
-                <w:szCs w:val="21"/>
-                <w:shd w:val="clear" w:color="auto" w:fill="auto"/>
-                <w:vertAlign w:val="baseline"/>
-                <w:lang w:val="en-US" w:eastAsia="zh-CN" w:bidi="ar-SA"/>
-              </w:rPr>
-              <w:t>CHAR</w:t>
-            </w:r>
-            <w:r>
-              <w:rPr>
-                <w:rFonts w:hint="eastAsia" w:ascii="华文中宋" w:hAnsi="华文中宋" w:eastAsia="华文中宋" w:cs="华文中宋"/>
-                <w:b/>
-                <w:bCs/>
-                <w:i w:val="0"/>
-                <w:caps w:val="0"/>
-                <w:color w:val="FF0000"/>
-                <w:spacing w:val="7"/>
-                <w:kern w:val="2"/>
-                <w:sz w:val="21"/>
-                <w:szCs w:val="21"/>
-                <w:shd w:val="clear" w:color="auto" w:fill="auto"/>
-                <w:vertAlign w:val="baseline"/>
-                <w:lang w:val="en-US" w:eastAsia="zh-CN" w:bidi="ar-SA"/>
-              </w:rPr>
-              <w:t>.get_text()</w:t>
-            </w:r>
-            <w:r>
-              <w:rPr>
-                <w:rFonts w:hint="eastAsia" w:cs="华文中宋"/>
-                <w:b/>
-                <w:bCs/>
-                <w:i w:val="0"/>
-                <w:caps w:val="0"/>
-                <w:color w:val="FF0000"/>
-                <w:spacing w:val="7"/>
-                <w:kern w:val="2"/>
-                <w:sz w:val="21"/>
-                <w:szCs w:val="21"/>
-                <w:shd w:val="clear" w:color="auto" w:fill="auto"/>
-                <w:vertAlign w:val="baseline"/>
-                <w:lang w:val="en-US" w:eastAsia="zh-CN" w:bidi="ar-SA"/>
-              </w:rPr>
-              <w:t xml:space="preserve"> </w:t>
-            </w:r>
-            <w:r>
-              <w:rPr>
-                <w:rFonts w:hint="eastAsia" w:ascii="华文中宋" w:hAnsi="华文中宋" w:eastAsia="华文中宋" w:cs="华文中宋"/>
-                <w:b/>
-                <w:bCs/>
-                <w:i w:val="0"/>
-                <w:caps w:val="0"/>
-                <w:color w:val="ED7D31" w:themeColor="accent2"/>
-                <w:spacing w:val="7"/>
-                <w:sz w:val="21"/>
-                <w:szCs w:val="21"/>
-                <w:vertAlign w:val="baseline"/>
-                <w:lang w:val="en-US" w:eastAsia="zh-CN"/>
-                <w14:textFill>
-                  <w14:solidFill>
-                    <w14:schemeClr w14:val="accent2"/>
-                  </w14:solidFill>
-                </w14:textFill>
-              </w:rPr>
-              <w:t>返回</w:t>
-            </w:r>
-            <w:r>
-              <w:rPr>
-                <w:rFonts w:hint="eastAsia" w:ascii="华文中宋" w:hAnsi="华文中宋" w:eastAsia="华文中宋" w:cs="华文中宋"/>
-                <w:b/>
-                <w:bCs/>
-                <w:i w:val="0"/>
-                <w:caps w:val="0"/>
-                <w:color w:val="EA82F1"/>
-                <w:spacing w:val="7"/>
-                <w:sz w:val="21"/>
-                <w:szCs w:val="21"/>
-                <w:lang w:val="en-US" w:eastAsia="zh-CN"/>
-              </w:rPr>
-              <w:t>文本内容</w:t>
-            </w:r>
-          </w:p>
-        </w:tc>
-      </w:tr>
-      <w:tr>
-        <w:tblPrEx>
-          <w:tblBorders>
-            <w:top w:val="single" w:color="auto" w:sz="4" w:space="0"/>
-            <w:left w:val="single" w:color="auto" w:sz="4" w:space="0"/>
-            <w:bottom w:val="single" w:color="auto" w:sz="4" w:space="0"/>
-            <w:right w:val="single" w:color="auto" w:sz="4" w:space="0"/>
-            <w:insideH w:val="single" w:color="auto" w:sz="4" w:space="0"/>
-            <w:insideV w:val="single" w:color="auto" w:sz="4" w:space="0"/>
-          </w:tblBorders>
-          <w:tblCellMar>
-            <w:top w:w="0" w:type="dxa"/>
-            <w:left w:w="108" w:type="dxa"/>
-            <w:bottom w:w="0" w:type="dxa"/>
-            <w:right w:w="108" w:type="dxa"/>
-          </w:tblCellMar>
-        </w:tblPrEx>
-        <w:tc>
-          <w:tcPr>
-            <w:tcW w:w="0" w:type="auto"/>
-            <w:vAlign w:val="center"/>
-          </w:tcPr>
-          <w:p>
-            <w:pPr>
-              <w:jc w:val="left"/>
-              <w:outlineLvl w:val="9"/>
-              <w:rPr>
-                <w:rFonts w:hint="default" w:ascii="华文中宋" w:hAnsi="华文中宋" w:eastAsia="华文中宋" w:cs="华文中宋"/>
-                <w:b/>
-                <w:bCs/>
-                <w:i w:val="0"/>
-                <w:caps w:val="0"/>
-                <w:color w:val="FF0000"/>
-                <w:spacing w:val="7"/>
-                <w:kern w:val="2"/>
-                <w:sz w:val="21"/>
-                <w:szCs w:val="21"/>
-                <w:shd w:val="clear" w:color="auto" w:fill="auto"/>
-                <w:vertAlign w:val="baseline"/>
-                <w:lang w:val="en-US" w:eastAsia="zh-CN" w:bidi="ar-SA"/>
-              </w:rPr>
-            </w:pPr>
-            <w:r>
-              <w:rPr>
-                <w:rFonts w:hint="eastAsia" w:ascii="华文中宋" w:hAnsi="华文中宋" w:eastAsia="华文中宋" w:cs="华文中宋"/>
-                <w:b/>
-                <w:bCs/>
-                <w:i w:val="0"/>
-                <w:caps w:val="0"/>
-                <w:color w:val="FF0000"/>
-                <w:spacing w:val="7"/>
-                <w:kern w:val="2"/>
-                <w:sz w:val="21"/>
-                <w:szCs w:val="21"/>
-                <w:shd w:val="clear" w:color="auto" w:fill="auto"/>
-                <w:vertAlign w:val="baseline"/>
-                <w:lang w:val="en-US" w:eastAsia="zh-CN" w:bidi="ar-SA"/>
-              </w:rPr>
-              <w:t>LTAnno</w:t>
-            </w:r>
-          </w:p>
-        </w:tc>
-        <w:tc>
-          <w:tcPr>
-            <w:tcW w:w="0" w:type="auto"/>
-            <w:gridSpan w:val="2"/>
-            <w:vAlign w:val="center"/>
-          </w:tcPr>
-          <w:p>
-            <w:pPr>
-              <w:outlineLvl w:val="9"/>
-              <w:rPr>
-                <w:rFonts w:hint="eastAsia" w:ascii="华文中宋" w:hAnsi="华文中宋" w:eastAsia="华文中宋" w:cs="华文中宋"/>
-                <w:b/>
-                <w:bCs/>
-                <w:i w:val="0"/>
-                <w:caps w:val="0"/>
-                <w:color w:val="EA82F1"/>
-                <w:spacing w:val="7"/>
-                <w:sz w:val="21"/>
-                <w:szCs w:val="21"/>
-                <w:lang w:val="en-US" w:eastAsia="zh-CN"/>
-              </w:rPr>
-            </w:pPr>
-            <w:r>
-              <w:rPr>
-                <w:rFonts w:hint="eastAsia" w:ascii="华文中宋" w:hAnsi="华文中宋" w:eastAsia="华文中宋" w:cs="华文中宋"/>
-                <w:b/>
-                <w:bCs/>
-                <w:i w:val="0"/>
-                <w:caps w:val="0"/>
-                <w:color w:val="EA82F1"/>
-                <w:spacing w:val="7"/>
-                <w:sz w:val="21"/>
-                <w:szCs w:val="21"/>
-                <w:lang w:val="en-US" w:eastAsia="zh-CN"/>
-              </w:rPr>
-              <w:t>Unicode字符串</w:t>
-            </w:r>
-          </w:p>
-        </w:tc>
-      </w:tr>
-      <w:tr>
-        <w:tblPrEx>
-          <w:tblBorders>
-            <w:top w:val="single" w:color="auto" w:sz="4" w:space="0"/>
-            <w:left w:val="single" w:color="auto" w:sz="4" w:space="0"/>
-            <w:bottom w:val="single" w:color="auto" w:sz="4" w:space="0"/>
-            <w:right w:val="single" w:color="auto" w:sz="4" w:space="0"/>
-            <w:insideH w:val="single" w:color="auto" w:sz="4" w:space="0"/>
-            <w:insideV w:val="single" w:color="auto" w:sz="4" w:space="0"/>
-          </w:tblBorders>
-          <w:tblCellMar>
-            <w:top w:w="0" w:type="dxa"/>
-            <w:left w:w="108" w:type="dxa"/>
-            <w:bottom w:w="0" w:type="dxa"/>
-            <w:right w:w="108" w:type="dxa"/>
-          </w:tblCellMar>
-        </w:tblPrEx>
-        <w:tc>
-          <w:tcPr>
-            <w:tcW w:w="0" w:type="auto"/>
-            <w:vAlign w:val="center"/>
-          </w:tcPr>
-          <w:p>
-            <w:pPr>
-              <w:jc w:val="left"/>
-              <w:outlineLvl w:val="9"/>
-              <w:rPr>
-                <w:rFonts w:hint="default" w:ascii="华文中宋" w:hAnsi="华文中宋" w:eastAsia="华文中宋" w:cs="华文中宋"/>
-                <w:b/>
-                <w:bCs/>
-                <w:i w:val="0"/>
-                <w:caps w:val="0"/>
-                <w:color w:val="FF0000"/>
-                <w:spacing w:val="7"/>
-                <w:kern w:val="2"/>
-                <w:sz w:val="21"/>
-                <w:szCs w:val="21"/>
-                <w:shd w:val="clear" w:color="auto" w:fill="auto"/>
-                <w:vertAlign w:val="baseline"/>
-                <w:lang w:val="en-US" w:eastAsia="zh-CN" w:bidi="ar-SA"/>
-              </w:rPr>
-            </w:pPr>
-            <w:r>
-              <w:rPr>
-                <w:rFonts w:hint="eastAsia" w:ascii="华文中宋" w:hAnsi="华文中宋" w:eastAsia="华文中宋" w:cs="华文中宋"/>
-                <w:b/>
-                <w:bCs/>
-                <w:i w:val="0"/>
-                <w:caps w:val="0"/>
-                <w:color w:val="FF0000"/>
-                <w:spacing w:val="7"/>
-                <w:kern w:val="2"/>
-                <w:sz w:val="21"/>
-                <w:szCs w:val="21"/>
-                <w:shd w:val="clear" w:color="auto" w:fill="auto"/>
-                <w:vertAlign w:val="baseline"/>
-                <w:lang w:val="en-US" w:eastAsia="zh-CN" w:bidi="ar-SA"/>
-              </w:rPr>
-              <w:t>LTImage</w:t>
-            </w:r>
-          </w:p>
-        </w:tc>
-        <w:tc>
-          <w:tcPr>
-            <w:tcW w:w="0" w:type="auto"/>
-            <w:gridSpan w:val="2"/>
-            <w:vAlign w:val="center"/>
-          </w:tcPr>
-          <w:p>
-            <w:pPr>
-              <w:outlineLvl w:val="9"/>
-              <w:rPr>
-                <w:rFonts w:hint="eastAsia" w:ascii="华文中宋" w:hAnsi="华文中宋" w:eastAsia="华文中宋" w:cs="华文中宋"/>
-                <w:b/>
-                <w:bCs/>
-                <w:i w:val="0"/>
-                <w:caps w:val="0"/>
-                <w:color w:val="ED7D31" w:themeColor="accent2"/>
-                <w:spacing w:val="7"/>
-                <w:sz w:val="21"/>
-                <w:szCs w:val="21"/>
-                <w:vertAlign w:val="baseline"/>
-                <w:lang w:val="en-US" w:eastAsia="zh-CN"/>
-                <w14:textFill>
-                  <w14:solidFill>
-                    <w14:schemeClr w14:val="accent2"/>
-                  </w14:solidFill>
-                </w14:textFill>
-              </w:rPr>
-            </w:pPr>
-            <w:r>
-              <w:rPr>
-                <w:rFonts w:hint="eastAsia" w:ascii="华文中宋" w:hAnsi="华文中宋" w:eastAsia="华文中宋" w:cs="华文中宋"/>
-                <w:b/>
-                <w:bCs/>
-                <w:i w:val="0"/>
-                <w:caps w:val="0"/>
-                <w:color w:val="EA82F1"/>
-                <w:spacing w:val="7"/>
-                <w:sz w:val="21"/>
-                <w:szCs w:val="21"/>
-                <w:lang w:val="en-US" w:eastAsia="zh-CN"/>
-              </w:rPr>
-              <w:t>图像</w:t>
-            </w:r>
-          </w:p>
-        </w:tc>
-      </w:tr>
-      <w:tr>
-        <w:tblPrEx>
-          <w:tblBorders>
-            <w:top w:val="single" w:color="auto" w:sz="4" w:space="0"/>
-            <w:left w:val="single" w:color="auto" w:sz="4" w:space="0"/>
-            <w:bottom w:val="single" w:color="auto" w:sz="4" w:space="0"/>
-            <w:right w:val="single" w:color="auto" w:sz="4" w:space="0"/>
-            <w:insideH w:val="single" w:color="auto" w:sz="4" w:space="0"/>
-            <w:insideV w:val="single" w:color="auto" w:sz="4" w:space="0"/>
-          </w:tblBorders>
-          <w:tblCellMar>
-            <w:top w:w="0" w:type="dxa"/>
-            <w:left w:w="108" w:type="dxa"/>
-            <w:bottom w:w="0" w:type="dxa"/>
-            <w:right w:w="108" w:type="dxa"/>
-          </w:tblCellMar>
-        </w:tblPrEx>
-        <w:tc>
-          <w:tcPr>
-            <w:tcW w:w="0" w:type="auto"/>
-            <w:vAlign w:val="center"/>
-          </w:tcPr>
-          <w:p>
-            <w:pPr>
-              <w:jc w:val="left"/>
-              <w:outlineLvl w:val="9"/>
-              <w:rPr>
-                <w:rFonts w:hint="default" w:ascii="华文中宋" w:hAnsi="华文中宋" w:eastAsia="华文中宋" w:cs="华文中宋"/>
-                <w:b/>
-                <w:bCs/>
-                <w:i w:val="0"/>
-                <w:caps w:val="0"/>
-                <w:color w:val="FF0000"/>
-                <w:spacing w:val="7"/>
-                <w:kern w:val="2"/>
-                <w:sz w:val="21"/>
-                <w:szCs w:val="21"/>
-                <w:shd w:val="clear" w:color="auto" w:fill="auto"/>
-                <w:vertAlign w:val="baseline"/>
-                <w:lang w:val="en-US" w:eastAsia="zh-CN" w:bidi="ar-SA"/>
-              </w:rPr>
-            </w:pPr>
-            <w:r>
-              <w:rPr>
-                <w:rFonts w:hint="eastAsia" w:ascii="华文中宋" w:hAnsi="华文中宋" w:eastAsia="华文中宋" w:cs="华文中宋"/>
-                <w:b/>
-                <w:bCs/>
-                <w:i w:val="0"/>
-                <w:caps w:val="0"/>
-                <w:color w:val="FF0000"/>
-                <w:spacing w:val="7"/>
-                <w:kern w:val="2"/>
-                <w:sz w:val="21"/>
-                <w:szCs w:val="21"/>
-                <w:shd w:val="clear" w:color="auto" w:fill="auto"/>
-                <w:vertAlign w:val="baseline"/>
-                <w:lang w:val="en-US" w:eastAsia="zh-CN" w:bidi="ar-SA"/>
-              </w:rPr>
-              <w:t>LTLine</w:t>
-            </w:r>
-          </w:p>
-        </w:tc>
-        <w:tc>
-          <w:tcPr>
-            <w:tcW w:w="0" w:type="auto"/>
-            <w:gridSpan w:val="2"/>
-            <w:vAlign w:val="center"/>
-          </w:tcPr>
-          <w:p>
-            <w:pPr>
-              <w:outlineLvl w:val="9"/>
-              <w:rPr>
-                <w:rFonts w:hint="eastAsia" w:ascii="华文中宋" w:hAnsi="华文中宋" w:eastAsia="华文中宋" w:cs="华文中宋"/>
-                <w:b/>
-                <w:bCs/>
-                <w:i w:val="0"/>
-                <w:caps w:val="0"/>
-                <w:color w:val="ED7D31" w:themeColor="accent2"/>
-                <w:spacing w:val="7"/>
-                <w:sz w:val="21"/>
-                <w:szCs w:val="21"/>
-                <w:vertAlign w:val="baseline"/>
-                <w:lang w:val="en-US" w:eastAsia="zh-CN"/>
-                <w14:textFill>
-                  <w14:solidFill>
-                    <w14:schemeClr w14:val="accent2"/>
-                  </w14:solidFill>
-                </w14:textFill>
-              </w:rPr>
-            </w:pPr>
-            <w:r>
-              <w:rPr>
-                <w:rFonts w:hint="eastAsia" w:ascii="华文中宋" w:hAnsi="华文中宋" w:eastAsia="华文中宋" w:cs="华文中宋"/>
-                <w:b/>
-                <w:bCs/>
-                <w:i w:val="0"/>
-                <w:caps w:val="0"/>
-                <w:color w:val="EA82F1"/>
-                <w:spacing w:val="7"/>
-                <w:sz w:val="21"/>
-                <w:szCs w:val="21"/>
-                <w:lang w:val="en-US" w:eastAsia="zh-CN"/>
-              </w:rPr>
-              <w:t>直线</w:t>
-            </w:r>
-            <w:r>
-              <w:rPr>
-                <w:rFonts w:hint="eastAsia" w:ascii="华文中宋" w:hAnsi="华文中宋" w:eastAsia="华文中宋" w:cs="华文中宋"/>
-                <w:b/>
-                <w:bCs/>
-                <w:i w:val="0"/>
-                <w:caps w:val="0"/>
-                <w:color w:val="ED7D31" w:themeColor="accent2"/>
-                <w:spacing w:val="7"/>
-                <w:sz w:val="21"/>
-                <w:szCs w:val="21"/>
-                <w:vertAlign w:val="baseline"/>
-                <w:lang w:val="en-US" w:eastAsia="zh-CN"/>
-                <w14:textFill>
-                  <w14:solidFill>
-                    <w14:schemeClr w14:val="accent2"/>
-                  </w14:solidFill>
-                </w14:textFill>
-              </w:rPr>
-              <w:t>，分离文本或附图</w:t>
-            </w:r>
-          </w:p>
-        </w:tc>
-      </w:tr>
-      <w:tr>
-        <w:tblPrEx>
-          <w:tblBorders>
-            <w:top w:val="single" w:color="auto" w:sz="4" w:space="0"/>
-            <w:left w:val="single" w:color="auto" w:sz="4" w:space="0"/>
-            <w:bottom w:val="single" w:color="auto" w:sz="4" w:space="0"/>
-            <w:right w:val="single" w:color="auto" w:sz="4" w:space="0"/>
-            <w:insideH w:val="single" w:color="auto" w:sz="4" w:space="0"/>
-            <w:insideV w:val="single" w:color="auto" w:sz="4" w:space="0"/>
-          </w:tblBorders>
-          <w:tblCellMar>
-            <w:top w:w="0" w:type="dxa"/>
-            <w:left w:w="108" w:type="dxa"/>
-            <w:bottom w:w="0" w:type="dxa"/>
-            <w:right w:w="108" w:type="dxa"/>
-          </w:tblCellMar>
-        </w:tblPrEx>
-        <w:tc>
-          <w:tcPr>
-            <w:tcW w:w="0" w:type="auto"/>
-            <w:vAlign w:val="center"/>
-          </w:tcPr>
-          <w:p>
-            <w:pPr>
-              <w:jc w:val="left"/>
-              <w:outlineLvl w:val="9"/>
-              <w:rPr>
-                <w:rFonts w:hint="default" w:ascii="华文中宋" w:hAnsi="华文中宋" w:eastAsia="华文中宋" w:cs="华文中宋"/>
-                <w:b/>
-                <w:bCs/>
-                <w:i w:val="0"/>
-                <w:caps w:val="0"/>
-                <w:color w:val="FF0000"/>
-                <w:spacing w:val="7"/>
-                <w:kern w:val="2"/>
-                <w:sz w:val="21"/>
-                <w:szCs w:val="21"/>
-                <w:shd w:val="clear" w:color="auto" w:fill="auto"/>
-                <w:vertAlign w:val="baseline"/>
-                <w:lang w:val="en-US" w:eastAsia="zh-CN" w:bidi="ar-SA"/>
-              </w:rPr>
-            </w:pPr>
-            <w:r>
-              <w:rPr>
-                <w:rFonts w:hint="eastAsia" w:ascii="华文中宋" w:hAnsi="华文中宋" w:eastAsia="华文中宋" w:cs="华文中宋"/>
-                <w:b/>
-                <w:bCs/>
-                <w:i w:val="0"/>
-                <w:caps w:val="0"/>
-                <w:color w:val="FF0000"/>
-                <w:spacing w:val="7"/>
-                <w:kern w:val="2"/>
-                <w:sz w:val="21"/>
-                <w:szCs w:val="21"/>
-                <w:shd w:val="clear" w:color="auto" w:fill="auto"/>
-                <w:vertAlign w:val="baseline"/>
-                <w:lang w:val="en-US" w:eastAsia="zh-CN" w:bidi="ar-SA"/>
-              </w:rPr>
-              <w:t>LTRect</w:t>
-            </w:r>
-          </w:p>
-        </w:tc>
-        <w:tc>
-          <w:tcPr>
-            <w:tcW w:w="0" w:type="auto"/>
-            <w:gridSpan w:val="2"/>
-            <w:vAlign w:val="center"/>
-          </w:tcPr>
-          <w:p>
-            <w:pPr>
-              <w:outlineLvl w:val="9"/>
-              <w:rPr>
-                <w:rFonts w:hint="eastAsia" w:ascii="华文中宋" w:hAnsi="华文中宋" w:eastAsia="华文中宋" w:cs="华文中宋"/>
-                <w:b/>
-                <w:bCs/>
-                <w:i w:val="0"/>
-                <w:caps w:val="0"/>
-                <w:color w:val="ED7D31" w:themeColor="accent2"/>
-                <w:spacing w:val="7"/>
-                <w:sz w:val="21"/>
-                <w:szCs w:val="21"/>
-                <w:vertAlign w:val="baseline"/>
-                <w:lang w:val="en-US" w:eastAsia="zh-CN"/>
-                <w14:textFill>
-                  <w14:solidFill>
-                    <w14:schemeClr w14:val="accent2"/>
-                  </w14:solidFill>
-                </w14:textFill>
-              </w:rPr>
-            </w:pPr>
-            <w:r>
-              <w:rPr>
-                <w:rFonts w:hint="eastAsia" w:ascii="华文中宋" w:hAnsi="华文中宋" w:eastAsia="华文中宋" w:cs="华文中宋"/>
-                <w:b/>
-                <w:bCs/>
-                <w:i w:val="0"/>
-                <w:caps w:val="0"/>
-                <w:color w:val="EA82F1"/>
-                <w:spacing w:val="7"/>
-                <w:sz w:val="21"/>
-                <w:szCs w:val="21"/>
-                <w:lang w:val="en-US" w:eastAsia="zh-CN"/>
-              </w:rPr>
-              <w:t>矩形</w:t>
-            </w:r>
-            <w:r>
-              <w:rPr>
-                <w:rFonts w:hint="eastAsia" w:ascii="华文中宋" w:hAnsi="华文中宋" w:eastAsia="华文中宋" w:cs="华文中宋"/>
-                <w:b/>
-                <w:bCs/>
-                <w:i w:val="0"/>
-                <w:caps w:val="0"/>
-                <w:color w:val="ED7D31" w:themeColor="accent2"/>
-                <w:spacing w:val="7"/>
-                <w:sz w:val="21"/>
-                <w:szCs w:val="21"/>
-                <w:vertAlign w:val="baseline"/>
-                <w:lang w:val="en-US" w:eastAsia="zh-CN"/>
-                <w14:textFill>
-                  <w14:solidFill>
-                    <w14:schemeClr w14:val="accent2"/>
-                  </w14:solidFill>
-                </w14:textFill>
-              </w:rPr>
-              <w:t xml:space="preserve">，用于框架的图片或数字 </w:t>
-            </w:r>
-          </w:p>
-        </w:tc>
-      </w:tr>
-      <w:tr>
-        <w:tblPrEx>
-          <w:tblBorders>
-            <w:top w:val="single" w:color="auto" w:sz="4" w:space="0"/>
-            <w:left w:val="single" w:color="auto" w:sz="4" w:space="0"/>
-            <w:bottom w:val="single" w:color="auto" w:sz="4" w:space="0"/>
-            <w:right w:val="single" w:color="auto" w:sz="4" w:space="0"/>
-            <w:insideH w:val="single" w:color="auto" w:sz="4" w:space="0"/>
-            <w:insideV w:val="single" w:color="auto" w:sz="4" w:space="0"/>
-          </w:tblBorders>
-          <w:tblCellMar>
-            <w:top w:w="0" w:type="dxa"/>
-            <w:left w:w="108" w:type="dxa"/>
-            <w:bottom w:w="0" w:type="dxa"/>
-            <w:right w:w="108" w:type="dxa"/>
-          </w:tblCellMar>
-        </w:tblPrEx>
-        <w:tc>
-          <w:tcPr>
-            <w:tcW w:w="0" w:type="auto"/>
-            <w:vAlign w:val="center"/>
-          </w:tcPr>
-          <w:p>
-            <w:pPr>
-              <w:jc w:val="left"/>
-              <w:outlineLvl w:val="9"/>
-              <w:rPr>
-                <w:rFonts w:hint="eastAsia" w:ascii="华文中宋" w:hAnsi="华文中宋" w:eastAsia="华文中宋" w:cs="华文中宋"/>
-                <w:b/>
-                <w:bCs/>
-                <w:i w:val="0"/>
-                <w:caps w:val="0"/>
-                <w:color w:val="FF0000"/>
-                <w:spacing w:val="7"/>
-                <w:kern w:val="2"/>
-                <w:sz w:val="21"/>
-                <w:szCs w:val="21"/>
-                <w:shd w:val="clear" w:color="auto" w:fill="auto"/>
-                <w:vertAlign w:val="baseline"/>
-                <w:lang w:val="en-US" w:eastAsia="zh-CN" w:bidi="ar-SA"/>
-              </w:rPr>
-            </w:pPr>
-            <w:r>
-              <w:rPr>
-                <w:rFonts w:hint="eastAsia" w:ascii="华文中宋" w:hAnsi="华文中宋" w:eastAsia="华文中宋" w:cs="华文中宋"/>
-                <w:b/>
-                <w:bCs/>
-                <w:i w:val="0"/>
-                <w:caps w:val="0"/>
-                <w:color w:val="FF0000"/>
-                <w:spacing w:val="7"/>
-                <w:kern w:val="2"/>
-                <w:sz w:val="21"/>
-                <w:szCs w:val="21"/>
-                <w:shd w:val="clear" w:color="auto" w:fill="auto"/>
-                <w:vertAlign w:val="baseline"/>
-                <w:lang w:val="en-US" w:eastAsia="zh-CN" w:bidi="ar-SA"/>
-              </w:rPr>
-              <w:t>LTCurve</w:t>
-            </w:r>
-          </w:p>
-        </w:tc>
-        <w:tc>
-          <w:tcPr>
-            <w:tcW w:w="0" w:type="auto"/>
-            <w:gridSpan w:val="2"/>
-            <w:vAlign w:val="center"/>
-          </w:tcPr>
-          <w:p>
-            <w:pPr>
-              <w:outlineLvl w:val="9"/>
-              <w:rPr>
-                <w:rFonts w:hint="eastAsia" w:ascii="华文中宋" w:hAnsi="华文中宋" w:eastAsia="华文中宋" w:cs="华文中宋"/>
-                <w:b/>
-                <w:bCs/>
-                <w:i w:val="0"/>
-                <w:caps w:val="0"/>
-                <w:color w:val="ED7D31" w:themeColor="accent2"/>
-                <w:spacing w:val="7"/>
-                <w:sz w:val="21"/>
-                <w:szCs w:val="21"/>
-                <w:vertAlign w:val="baseline"/>
-                <w:lang w:val="en-US" w:eastAsia="zh-CN"/>
-                <w14:textFill>
-                  <w14:solidFill>
-                    <w14:schemeClr w14:val="accent2"/>
-                  </w14:solidFill>
-                </w14:textFill>
-              </w:rPr>
-            </w:pPr>
-            <w:r>
-              <w:rPr>
-                <w:rFonts w:hint="eastAsia" w:ascii="华文中宋" w:hAnsi="华文中宋" w:eastAsia="华文中宋" w:cs="华文中宋"/>
-                <w:b/>
-                <w:bCs/>
-                <w:i w:val="0"/>
-                <w:caps w:val="0"/>
-                <w:color w:val="ED7D31" w:themeColor="accent2"/>
-                <w:spacing w:val="7"/>
-                <w:sz w:val="21"/>
-                <w:szCs w:val="21"/>
-                <w:vertAlign w:val="baseline"/>
-                <w:lang w:val="en-US" w:eastAsia="zh-CN"/>
-                <w14:textFill>
-                  <w14:solidFill>
-                    <w14:schemeClr w14:val="accent2"/>
-                  </w14:solidFill>
-                </w14:textFill>
-              </w:rPr>
-              <w:t>Bezier</w:t>
-            </w:r>
-            <w:r>
-              <w:rPr>
-                <w:rFonts w:hint="eastAsia" w:ascii="华文中宋" w:hAnsi="华文中宋" w:eastAsia="华文中宋" w:cs="华文中宋"/>
-                <w:b/>
-                <w:bCs/>
-                <w:i w:val="0"/>
-                <w:caps w:val="0"/>
-                <w:color w:val="EA82F1"/>
-                <w:spacing w:val="7"/>
-                <w:sz w:val="21"/>
-                <w:szCs w:val="21"/>
-                <w:lang w:val="en-US" w:eastAsia="zh-CN"/>
-              </w:rPr>
-              <w:t>曲线</w:t>
-            </w:r>
-          </w:p>
-        </w:tc>
-      </w:tr>
-    </w:tbl>
-    <w:p>
-      <w:pPr>
-        <w:outlineLvl w:val="9"/>
-        <w:rPr>
-          <w:rFonts w:hint="eastAsia" w:ascii="华文中宋" w:hAnsi="华文中宋" w:eastAsia="华文中宋" w:cs="华文中宋"/>
-          <w:b/>
-          <w:bCs/>
-          <w:i w:val="0"/>
-          <w:caps w:val="0"/>
-          <w:color w:val="ED7D31" w:themeColor="accent2"/>
-          <w:spacing w:val="7"/>
-          <w:sz w:val="21"/>
-          <w:szCs w:val="21"/>
-          <w:vertAlign w:val="baseline"/>
-          <w:lang w:val="en-US" w:eastAsia="zh-CN"/>
-          <w14:textFill>
-            <w14:solidFill>
-              <w14:schemeClr w14:val="accent2"/>
-            </w14:solidFill>
-          </w14:textFill>
-        </w:rPr>
-      </w:pPr>
+      <w:bookmarkEnd w:id="14"/>
+      <w:bookmarkEnd w:id="16"/>
     </w:p>
     <w:tbl>
       <w:tblPr>
@@ -20980,1488 +17891,6 @@
                 </w14:textFill>
               </w:rPr>
               <w:t>pdf文件</w:t>
-            </w:r>
-          </w:p>
-        </w:tc>
-      </w:tr>
-    </w:tbl>
-    <w:p>
-      <w:pPr>
-        <w:outlineLvl w:val="9"/>
-        <w:rPr>
-          <w:rFonts w:hint="eastAsia" w:ascii="华文中宋" w:hAnsi="华文中宋" w:eastAsia="华文中宋" w:cs="华文中宋"/>
-          <w:b/>
-          <w:bCs/>
-          <w:i w:val="0"/>
-          <w:caps w:val="0"/>
-          <w:color w:val="ED7D31" w:themeColor="accent2"/>
-          <w:spacing w:val="7"/>
-          <w:sz w:val="21"/>
-          <w:szCs w:val="21"/>
-          <w:vertAlign w:val="baseline"/>
-          <w:lang w:val="en-US" w:eastAsia="zh-CN"/>
-          <w14:textFill>
-            <w14:solidFill>
-              <w14:schemeClr w14:val="accent2"/>
-            </w14:solidFill>
-          </w14:textFill>
-        </w:rPr>
-      </w:pPr>
-    </w:p>
-    <w:tbl>
-      <w:tblPr>
-        <w:tblStyle w:val="7"/>
-        <w:tblW w:w="0" w:type="auto"/>
-        <w:tblInd w:w="0" w:type="dxa"/>
-        <w:tblBorders>
-          <w:top w:val="single" w:color="auto" w:sz="4" w:space="0"/>
-          <w:left w:val="single" w:color="auto" w:sz="4" w:space="0"/>
-          <w:bottom w:val="single" w:color="auto" w:sz="4" w:space="0"/>
-          <w:right w:val="single" w:color="auto" w:sz="4" w:space="0"/>
-          <w:insideH w:val="single" w:color="auto" w:sz="4" w:space="0"/>
-          <w:insideV w:val="single" w:color="auto" w:sz="4" w:space="0"/>
-        </w:tblBorders>
-        <w:tblLayout w:type="autofit"/>
-        <w:tblCellMar>
-          <w:top w:w="0" w:type="dxa"/>
-          <w:left w:w="108" w:type="dxa"/>
-          <w:bottom w:w="0" w:type="dxa"/>
-          <w:right w:w="108" w:type="dxa"/>
-        </w:tblCellMar>
-      </w:tblPr>
-      <w:tblGrid>
-        <w:gridCol w:w="1113"/>
-        <w:gridCol w:w="1236"/>
-        <w:gridCol w:w="2696"/>
-      </w:tblGrid>
-      <w:tr>
-        <w:tblPrEx>
-          <w:tblBorders>
-            <w:top w:val="single" w:color="auto" w:sz="4" w:space="0"/>
-            <w:left w:val="single" w:color="auto" w:sz="4" w:space="0"/>
-            <w:bottom w:val="single" w:color="auto" w:sz="4" w:space="0"/>
-            <w:right w:val="single" w:color="auto" w:sz="4" w:space="0"/>
-            <w:insideH w:val="single" w:color="auto" w:sz="4" w:space="0"/>
-            <w:insideV w:val="single" w:color="auto" w:sz="4" w:space="0"/>
-          </w:tblBorders>
-          <w:tblCellMar>
-            <w:top w:w="0" w:type="dxa"/>
-            <w:left w:w="108" w:type="dxa"/>
-            <w:bottom w:w="0" w:type="dxa"/>
-            <w:right w:w="108" w:type="dxa"/>
-          </w:tblCellMar>
-        </w:tblPrEx>
-        <w:tc>
-          <w:tcPr>
-            <w:tcW w:w="0" w:type="auto"/>
-            <w:gridSpan w:val="3"/>
-            <w:vAlign w:val="center"/>
-          </w:tcPr>
-          <w:p>
-            <w:pPr>
-              <w:outlineLvl w:val="9"/>
-              <w:rPr>
-                <w:rFonts w:hint="default" w:ascii="华文中宋" w:hAnsi="华文中宋" w:eastAsia="华文中宋" w:cs="华文中宋"/>
-                <w:b/>
-                <w:bCs/>
-                <w:i w:val="0"/>
-                <w:caps w:val="0"/>
-                <w:color w:val="ED7D31" w:themeColor="accent2"/>
-                <w:spacing w:val="7"/>
-                <w:sz w:val="21"/>
-                <w:szCs w:val="21"/>
-                <w:vertAlign w:val="baseline"/>
-                <w:lang w:val="en-US" w:eastAsia="zh-CN"/>
-                <w14:textFill>
-                  <w14:solidFill>
-                    <w14:schemeClr w14:val="accent2"/>
-                  </w14:solidFill>
-                </w14:textFill>
-              </w:rPr>
-            </w:pPr>
-            <w:r>
-              <w:rPr>
-                <w:rFonts w:hint="eastAsia" w:cs="华文中宋"/>
-                <w:b/>
-                <w:bCs/>
-                <w:i w:val="0"/>
-                <w:caps w:val="0"/>
-                <w:color w:val="ED7D31" w:themeColor="accent2"/>
-                <w:spacing w:val="7"/>
-                <w:sz w:val="21"/>
-                <w:szCs w:val="21"/>
-                <w:vertAlign w:val="baseline"/>
-                <w:lang w:val="en-US" w:eastAsia="zh-CN"/>
-                <w14:textFill>
-                  <w14:solidFill>
-                    <w14:schemeClr w14:val="accent2"/>
-                  </w14:solidFill>
-                </w14:textFill>
-              </w:rPr>
-              <w:t>pdfplumber：</w:t>
-            </w:r>
-          </w:p>
-        </w:tc>
-      </w:tr>
-      <w:tr>
-        <w:tblPrEx>
-          <w:tblBorders>
-            <w:top w:val="single" w:color="auto" w:sz="4" w:space="0"/>
-            <w:left w:val="single" w:color="auto" w:sz="4" w:space="0"/>
-            <w:bottom w:val="single" w:color="auto" w:sz="4" w:space="0"/>
-            <w:right w:val="single" w:color="auto" w:sz="4" w:space="0"/>
-            <w:insideH w:val="single" w:color="auto" w:sz="4" w:space="0"/>
-            <w:insideV w:val="single" w:color="auto" w:sz="4" w:space="0"/>
-          </w:tblBorders>
-          <w:tblCellMar>
-            <w:top w:w="0" w:type="dxa"/>
-            <w:left w:w="108" w:type="dxa"/>
-            <w:bottom w:w="0" w:type="dxa"/>
-            <w:right w:w="108" w:type="dxa"/>
-          </w:tblCellMar>
-        </w:tblPrEx>
-        <w:tc>
-          <w:tcPr>
-            <w:tcW w:w="0" w:type="auto"/>
-            <w:gridSpan w:val="2"/>
-            <w:vAlign w:val="center"/>
-          </w:tcPr>
-          <w:p>
-            <w:pPr>
-              <w:outlineLvl w:val="9"/>
-              <w:rPr>
-                <w:rFonts w:hint="default" w:ascii="华文中宋" w:hAnsi="华文中宋" w:eastAsia="华文中宋" w:cs="华文中宋"/>
-                <w:b/>
-                <w:bCs/>
-                <w:i w:val="0"/>
-                <w:caps w:val="0"/>
-                <w:color w:val="FF0000"/>
-                <w:spacing w:val="7"/>
-                <w:kern w:val="2"/>
-                <w:sz w:val="21"/>
-                <w:szCs w:val="21"/>
-                <w:shd w:val="clear" w:color="auto" w:fill="auto"/>
-                <w:vertAlign w:val="baseline"/>
-                <w:lang w:val="en-US" w:eastAsia="zh-CN" w:bidi="ar-SA"/>
-              </w:rPr>
-            </w:pPr>
-            <w:r>
-              <w:rPr>
-                <w:rFonts w:hint="eastAsia" w:ascii="华文中宋" w:hAnsi="华文中宋" w:eastAsia="华文中宋" w:cs="华文中宋"/>
-                <w:b/>
-                <w:bCs/>
-                <w:i w:val="0"/>
-                <w:caps w:val="0"/>
-                <w:color w:val="FF0000"/>
-                <w:spacing w:val="7"/>
-                <w:kern w:val="2"/>
-                <w:sz w:val="21"/>
-                <w:szCs w:val="21"/>
-                <w:shd w:val="clear" w:color="auto" w:fill="auto"/>
-                <w:vertAlign w:val="baseline"/>
-                <w:lang w:val="en-US" w:eastAsia="zh-CN" w:bidi="ar-SA"/>
-              </w:rPr>
-              <w:t>open(file)</w:t>
-            </w:r>
-          </w:p>
-        </w:tc>
-        <w:tc>
-          <w:tcPr>
-            <w:tcW w:w="0" w:type="auto"/>
-            <w:vAlign w:val="center"/>
-          </w:tcPr>
-          <w:p>
-            <w:pPr>
-              <w:outlineLvl w:val="9"/>
-              <w:rPr>
-                <w:rFonts w:hint="eastAsia" w:ascii="华文中宋" w:hAnsi="华文中宋" w:eastAsia="华文中宋" w:cs="华文中宋"/>
-                <w:b/>
-                <w:bCs/>
-                <w:i w:val="0"/>
-                <w:caps w:val="0"/>
-                <w:color w:val="ED7D31" w:themeColor="accent2"/>
-                <w:spacing w:val="7"/>
-                <w:sz w:val="21"/>
-                <w:szCs w:val="21"/>
-                <w:vertAlign w:val="baseline"/>
-                <w:lang w:val="en-US" w:eastAsia="zh-CN"/>
-                <w14:textFill>
-                  <w14:solidFill>
-                    <w14:schemeClr w14:val="accent2"/>
-                  </w14:solidFill>
-                </w14:textFill>
-              </w:rPr>
-            </w:pPr>
-            <w:r>
-              <w:rPr>
-                <w:rFonts w:hint="eastAsia" w:ascii="华文中宋" w:hAnsi="华文中宋" w:eastAsia="华文中宋" w:cs="华文中宋"/>
-                <w:b/>
-                <w:bCs/>
-                <w:i w:val="0"/>
-                <w:caps w:val="0"/>
-                <w:color w:val="ED7D31" w:themeColor="accent2"/>
-                <w:spacing w:val="7"/>
-                <w:sz w:val="21"/>
-                <w:szCs w:val="21"/>
-                <w:vertAlign w:val="baseline"/>
-                <w:lang w:val="en-US" w:eastAsia="zh-CN"/>
-                <w14:textFill>
-                  <w14:solidFill>
-                    <w14:schemeClr w14:val="accent2"/>
-                  </w14:solidFill>
-                </w14:textFill>
-              </w:rPr>
-              <w:t>返回</w:t>
-            </w:r>
-            <w:r>
-              <w:rPr>
-                <w:rFonts w:hint="eastAsia" w:ascii="华文中宋" w:hAnsi="华文中宋" w:eastAsia="华文中宋" w:cs="华文中宋"/>
-                <w:b/>
-                <w:bCs/>
-                <w:i w:val="0"/>
-                <w:caps w:val="0"/>
-                <w:color w:val="EA82F1"/>
-                <w:spacing w:val="7"/>
-                <w:sz w:val="21"/>
-                <w:szCs w:val="21"/>
-                <w:lang w:val="en-US" w:eastAsia="zh-CN"/>
-              </w:rPr>
-              <w:t>打开</w:t>
-            </w:r>
-            <w:r>
-              <w:rPr>
-                <w:rFonts w:hint="eastAsia" w:ascii="华文中宋" w:hAnsi="华文中宋" w:eastAsia="华文中宋" w:cs="华文中宋"/>
-                <w:b/>
-                <w:bCs/>
-                <w:i w:val="0"/>
-                <w:caps w:val="0"/>
-                <w:color w:val="ED7D31" w:themeColor="accent2"/>
-                <w:spacing w:val="7"/>
-                <w:sz w:val="21"/>
-                <w:szCs w:val="21"/>
-                <w:vertAlign w:val="baseline"/>
-                <w:lang w:val="en-US" w:eastAsia="zh-CN"/>
-                <w14:textFill>
-                  <w14:solidFill>
-                    <w14:schemeClr w14:val="accent2"/>
-                  </w14:solidFill>
-                </w14:textFill>
-              </w:rPr>
-              <w:t>的</w:t>
-            </w:r>
-            <w:r>
-              <w:rPr>
-                <w:rFonts w:hint="eastAsia" w:ascii="华文中宋" w:hAnsi="华文中宋" w:eastAsia="华文中宋" w:cs="华文中宋"/>
-                <w:b/>
-                <w:bCs/>
-                <w:i w:val="0"/>
-                <w:caps w:val="0"/>
-                <w:color w:val="EA82F1"/>
-                <w:spacing w:val="7"/>
-                <w:sz w:val="21"/>
-                <w:szCs w:val="21"/>
-                <w:lang w:val="en-US" w:eastAsia="zh-CN"/>
-              </w:rPr>
-              <w:t>pdf文件</w:t>
-            </w:r>
-            <w:r>
-              <w:rPr>
-                <w:rFonts w:hint="eastAsia" w:cs="华文中宋"/>
-                <w:b/>
-                <w:bCs/>
-                <w:i w:val="0"/>
-                <w:caps w:val="0"/>
-                <w:color w:val="ED7D31" w:themeColor="accent2"/>
-                <w:spacing w:val="7"/>
-                <w:sz w:val="21"/>
-                <w:szCs w:val="21"/>
-                <w:vertAlign w:val="baseline"/>
-                <w:lang w:val="en-US" w:eastAsia="zh-CN"/>
-                <w14:textFill>
-                  <w14:solidFill>
-                    <w14:schemeClr w14:val="accent2"/>
-                  </w14:solidFill>
-                </w14:textFill>
-              </w:rPr>
-              <w:t>实例</w:t>
-            </w:r>
-          </w:p>
-        </w:tc>
-      </w:tr>
-      <w:tr>
-        <w:tblPrEx>
-          <w:tblBorders>
-            <w:top w:val="single" w:color="auto" w:sz="4" w:space="0"/>
-            <w:left w:val="single" w:color="auto" w:sz="4" w:space="0"/>
-            <w:bottom w:val="single" w:color="auto" w:sz="4" w:space="0"/>
-            <w:right w:val="single" w:color="auto" w:sz="4" w:space="0"/>
-            <w:insideH w:val="single" w:color="auto" w:sz="4" w:space="0"/>
-            <w:insideV w:val="single" w:color="auto" w:sz="4" w:space="0"/>
-          </w:tblBorders>
-          <w:tblCellMar>
-            <w:top w:w="0" w:type="dxa"/>
-            <w:left w:w="108" w:type="dxa"/>
-            <w:bottom w:w="0" w:type="dxa"/>
-            <w:right w:w="108" w:type="dxa"/>
-          </w:tblCellMar>
-        </w:tblPrEx>
-        <w:tc>
-          <w:tcPr>
-            <w:tcW w:w="0" w:type="auto"/>
-            <w:vMerge w:val="restart"/>
-            <w:vAlign w:val="center"/>
-          </w:tcPr>
-          <w:p>
-            <w:pPr>
-              <w:outlineLvl w:val="9"/>
-              <w:rPr>
-                <w:rFonts w:hint="default" w:ascii="华文中宋" w:hAnsi="华文中宋" w:eastAsia="华文中宋" w:cs="华文中宋"/>
-                <w:b/>
-                <w:bCs/>
-                <w:i w:val="0"/>
-                <w:caps w:val="0"/>
-                <w:color w:val="FF0000"/>
-                <w:spacing w:val="7"/>
-                <w:kern w:val="2"/>
-                <w:sz w:val="21"/>
-                <w:szCs w:val="21"/>
-                <w:shd w:val="clear" w:color="auto" w:fill="auto"/>
-                <w:vertAlign w:val="baseline"/>
-                <w:lang w:val="en-US" w:eastAsia="zh-CN" w:bidi="ar-SA"/>
-              </w:rPr>
-            </w:pPr>
-            <w:r>
-              <w:rPr>
-                <w:rFonts w:hint="eastAsia" w:cs="华文中宋"/>
-                <w:b/>
-                <w:bCs/>
-                <w:i w:val="0"/>
-                <w:caps w:val="0"/>
-                <w:color w:val="ED7D31" w:themeColor="accent2"/>
-                <w:spacing w:val="7"/>
-                <w:sz w:val="21"/>
-                <w:szCs w:val="21"/>
-                <w:vertAlign w:val="baseline"/>
-                <w:lang w:val="en-US" w:eastAsia="zh-CN"/>
-                <w14:textFill>
-                  <w14:solidFill>
-                    <w14:schemeClr w14:val="accent2"/>
-                  </w14:solidFill>
-                </w14:textFill>
-              </w:rPr>
-              <w:t>实例属性</w:t>
-            </w:r>
-          </w:p>
-        </w:tc>
-        <w:tc>
-          <w:tcPr>
-            <w:tcW w:w="0" w:type="auto"/>
-            <w:vAlign w:val="center"/>
-          </w:tcPr>
-          <w:p>
-            <w:pPr>
-              <w:outlineLvl w:val="9"/>
-              <w:rPr>
-                <w:rFonts w:hint="eastAsia" w:ascii="华文中宋" w:hAnsi="华文中宋" w:eastAsia="华文中宋" w:cs="华文中宋"/>
-                <w:b/>
-                <w:bCs/>
-                <w:i w:val="0"/>
-                <w:caps w:val="0"/>
-                <w:color w:val="FF0000"/>
-                <w:spacing w:val="7"/>
-                <w:kern w:val="2"/>
-                <w:sz w:val="21"/>
-                <w:szCs w:val="21"/>
-                <w:shd w:val="clear" w:color="auto" w:fill="auto"/>
-                <w:vertAlign w:val="baseline"/>
-                <w:lang w:val="en-US" w:eastAsia="zh-CN" w:bidi="ar-SA"/>
-              </w:rPr>
-            </w:pPr>
-            <w:r>
-              <w:rPr>
-                <w:rFonts w:hint="eastAsia" w:ascii="华文中宋" w:hAnsi="华文中宋" w:eastAsia="华文中宋" w:cs="华文中宋"/>
-                <w:b/>
-                <w:bCs/>
-                <w:i w:val="0"/>
-                <w:caps w:val="0"/>
-                <w:color w:val="FF0000"/>
-                <w:spacing w:val="7"/>
-                <w:kern w:val="2"/>
-                <w:sz w:val="21"/>
-                <w:szCs w:val="21"/>
-                <w:shd w:val="clear" w:color="auto" w:fill="auto"/>
-                <w:vertAlign w:val="baseline"/>
-                <w:lang w:val="en-US" w:eastAsia="zh-CN" w:bidi="ar-SA"/>
-              </w:rPr>
-              <w:t>metadata</w:t>
-            </w:r>
-          </w:p>
-        </w:tc>
-        <w:tc>
-          <w:tcPr>
-            <w:tcW w:w="0" w:type="auto"/>
-            <w:vAlign w:val="center"/>
-          </w:tcPr>
-          <w:p>
-            <w:pPr>
-              <w:outlineLvl w:val="9"/>
-              <w:rPr>
-                <w:rFonts w:hint="eastAsia" w:ascii="华文中宋" w:hAnsi="华文中宋" w:eastAsia="华文中宋" w:cs="华文中宋"/>
-                <w:b/>
-                <w:bCs/>
-                <w:i w:val="0"/>
-                <w:caps w:val="0"/>
-                <w:color w:val="ED7D31" w:themeColor="accent2"/>
-                <w:spacing w:val="7"/>
-                <w:sz w:val="21"/>
-                <w:szCs w:val="21"/>
-                <w:vertAlign w:val="baseline"/>
-                <w:lang w:val="en-US" w:eastAsia="zh-CN"/>
-                <w14:textFill>
-                  <w14:solidFill>
-                    <w14:schemeClr w14:val="accent2"/>
-                  </w14:solidFill>
-                </w14:textFill>
-              </w:rPr>
-            </w:pPr>
-            <w:r>
-              <w:rPr>
-                <w:rFonts w:hint="eastAsia" w:ascii="华文中宋" w:hAnsi="华文中宋" w:eastAsia="华文中宋" w:cs="华文中宋"/>
-                <w:b/>
-                <w:bCs/>
-                <w:i w:val="0"/>
-                <w:caps w:val="0"/>
-                <w:color w:val="EA82F1"/>
-                <w:spacing w:val="7"/>
-                <w:sz w:val="21"/>
-                <w:szCs w:val="21"/>
-                <w:lang w:val="en-US" w:eastAsia="zh-CN"/>
-              </w:rPr>
-              <w:t>基础信息</w:t>
-            </w:r>
-          </w:p>
-        </w:tc>
-      </w:tr>
-      <w:tr>
-        <w:tblPrEx>
-          <w:tblBorders>
-            <w:top w:val="single" w:color="auto" w:sz="4" w:space="0"/>
-            <w:left w:val="single" w:color="auto" w:sz="4" w:space="0"/>
-            <w:bottom w:val="single" w:color="auto" w:sz="4" w:space="0"/>
-            <w:right w:val="single" w:color="auto" w:sz="4" w:space="0"/>
-            <w:insideH w:val="single" w:color="auto" w:sz="4" w:space="0"/>
-            <w:insideV w:val="single" w:color="auto" w:sz="4" w:space="0"/>
-          </w:tblBorders>
-          <w:tblCellMar>
-            <w:top w:w="0" w:type="dxa"/>
-            <w:left w:w="108" w:type="dxa"/>
-            <w:bottom w:w="0" w:type="dxa"/>
-            <w:right w:w="108" w:type="dxa"/>
-          </w:tblCellMar>
-        </w:tblPrEx>
-        <w:tc>
-          <w:tcPr>
-            <w:tcW w:w="0" w:type="auto"/>
-            <w:vMerge w:val="continue"/>
-            <w:vAlign w:val="center"/>
-          </w:tcPr>
-          <w:p>
-            <w:pPr>
-              <w:outlineLvl w:val="9"/>
-              <w:rPr>
-                <w:rFonts w:hint="default" w:ascii="华文中宋" w:hAnsi="华文中宋" w:eastAsia="华文中宋" w:cs="华文中宋"/>
-                <w:b/>
-                <w:bCs/>
-                <w:i w:val="0"/>
-                <w:caps w:val="0"/>
-                <w:color w:val="FF0000"/>
-                <w:spacing w:val="7"/>
-                <w:kern w:val="2"/>
-                <w:sz w:val="21"/>
-                <w:szCs w:val="21"/>
-                <w:shd w:val="clear" w:color="auto" w:fill="auto"/>
-                <w:vertAlign w:val="baseline"/>
-                <w:lang w:val="en-US" w:eastAsia="zh-CN" w:bidi="ar-SA"/>
-              </w:rPr>
-            </w:pPr>
-          </w:p>
-        </w:tc>
-        <w:tc>
-          <w:tcPr>
-            <w:tcW w:w="0" w:type="auto"/>
-            <w:vAlign w:val="center"/>
-          </w:tcPr>
-          <w:p>
-            <w:pPr>
-              <w:outlineLvl w:val="9"/>
-              <w:rPr>
-                <w:rFonts w:hint="eastAsia" w:ascii="华文中宋" w:hAnsi="华文中宋" w:eastAsia="华文中宋" w:cs="华文中宋"/>
-                <w:b/>
-                <w:bCs/>
-                <w:i w:val="0"/>
-                <w:caps w:val="0"/>
-                <w:color w:val="FF0000"/>
-                <w:spacing w:val="7"/>
-                <w:kern w:val="2"/>
-                <w:sz w:val="21"/>
-                <w:szCs w:val="21"/>
-                <w:shd w:val="clear" w:color="auto" w:fill="auto"/>
-                <w:vertAlign w:val="baseline"/>
-                <w:lang w:val="en-US" w:eastAsia="zh-CN" w:bidi="ar-SA"/>
-              </w:rPr>
-            </w:pPr>
-            <w:r>
-              <w:rPr>
-                <w:rFonts w:hint="eastAsia" w:ascii="华文中宋" w:hAnsi="华文中宋" w:eastAsia="华文中宋" w:cs="华文中宋"/>
-                <w:b/>
-                <w:bCs/>
-                <w:i w:val="0"/>
-                <w:caps w:val="0"/>
-                <w:color w:val="FF0000"/>
-                <w:spacing w:val="7"/>
-                <w:kern w:val="2"/>
-                <w:sz w:val="21"/>
-                <w:szCs w:val="21"/>
-                <w:shd w:val="clear" w:color="auto" w:fill="auto"/>
-                <w:vertAlign w:val="baseline"/>
-                <w:lang w:val="en-US" w:eastAsia="zh-CN" w:bidi="ar-SA"/>
-              </w:rPr>
-              <w:t>pages</w:t>
-            </w:r>
-          </w:p>
-        </w:tc>
-        <w:tc>
-          <w:tcPr>
-            <w:tcW w:w="0" w:type="auto"/>
-            <w:vAlign w:val="center"/>
-          </w:tcPr>
-          <w:p>
-            <w:pPr>
-              <w:outlineLvl w:val="9"/>
-              <w:rPr>
-                <w:rFonts w:hint="eastAsia" w:ascii="华文中宋" w:hAnsi="华文中宋" w:eastAsia="华文中宋" w:cs="华文中宋"/>
-                <w:b/>
-                <w:bCs/>
-                <w:i w:val="0"/>
-                <w:caps w:val="0"/>
-                <w:color w:val="ED7D31" w:themeColor="accent2"/>
-                <w:spacing w:val="7"/>
-                <w:sz w:val="21"/>
-                <w:szCs w:val="21"/>
-                <w:vertAlign w:val="baseline"/>
-                <w:lang w:val="en-US" w:eastAsia="zh-CN"/>
-                <w14:textFill>
-                  <w14:solidFill>
-                    <w14:schemeClr w14:val="accent2"/>
-                  </w14:solidFill>
-                </w14:textFill>
-              </w:rPr>
-            </w:pPr>
-            <w:r>
-              <w:rPr>
-                <w:rFonts w:hint="eastAsia" w:ascii="华文中宋" w:hAnsi="华文中宋" w:eastAsia="华文中宋" w:cs="华文中宋"/>
-                <w:b/>
-                <w:bCs/>
-                <w:i w:val="0"/>
-                <w:caps w:val="0"/>
-                <w:color w:val="EA82F1"/>
-                <w:spacing w:val="7"/>
-                <w:sz w:val="21"/>
-                <w:szCs w:val="21"/>
-                <w:lang w:val="en-US" w:eastAsia="zh-CN"/>
-              </w:rPr>
-              <w:t>页面</w:t>
-            </w:r>
-            <w:r>
-              <w:rPr>
-                <w:rFonts w:hint="eastAsia" w:cs="华文中宋"/>
-                <w:b/>
-                <w:bCs/>
-                <w:i w:val="0"/>
-                <w:caps w:val="0"/>
-                <w:color w:val="ED7D31" w:themeColor="accent2"/>
-                <w:spacing w:val="7"/>
-                <w:sz w:val="21"/>
-                <w:szCs w:val="21"/>
-                <w:vertAlign w:val="baseline"/>
-                <w:lang w:val="en-US" w:eastAsia="zh-CN"/>
-                <w14:textFill>
-                  <w14:solidFill>
-                    <w14:schemeClr w14:val="accent2"/>
-                  </w14:solidFill>
-                </w14:textFill>
-              </w:rPr>
-              <w:t>列表</w:t>
-            </w:r>
-          </w:p>
-        </w:tc>
-      </w:tr>
-    </w:tbl>
-    <w:p/>
-    <w:tbl>
-      <w:tblPr>
-        <w:tblStyle w:val="7"/>
-        <w:tblW w:w="0" w:type="auto"/>
-        <w:tblInd w:w="0" w:type="dxa"/>
-        <w:tblBorders>
-          <w:top w:val="single" w:color="auto" w:sz="4" w:space="0"/>
-          <w:left w:val="single" w:color="auto" w:sz="4" w:space="0"/>
-          <w:bottom w:val="single" w:color="auto" w:sz="4" w:space="0"/>
-          <w:right w:val="single" w:color="auto" w:sz="4" w:space="0"/>
-          <w:insideH w:val="single" w:color="auto" w:sz="4" w:space="0"/>
-          <w:insideV w:val="single" w:color="auto" w:sz="4" w:space="0"/>
-        </w:tblBorders>
-        <w:tblLayout w:type="autofit"/>
-        <w:tblCellMar>
-          <w:top w:w="0" w:type="dxa"/>
-          <w:left w:w="108" w:type="dxa"/>
-          <w:bottom w:w="0" w:type="dxa"/>
-          <w:right w:w="108" w:type="dxa"/>
-        </w:tblCellMar>
-      </w:tblPr>
-      <w:tblGrid>
-        <w:gridCol w:w="1113"/>
-        <w:gridCol w:w="3398"/>
-        <w:gridCol w:w="1113"/>
-      </w:tblGrid>
-      <w:tr>
-        <w:tblPrEx>
-          <w:tblBorders>
-            <w:top w:val="single" w:color="auto" w:sz="4" w:space="0"/>
-            <w:left w:val="single" w:color="auto" w:sz="4" w:space="0"/>
-            <w:bottom w:val="single" w:color="auto" w:sz="4" w:space="0"/>
-            <w:right w:val="single" w:color="auto" w:sz="4" w:space="0"/>
-            <w:insideH w:val="single" w:color="auto" w:sz="4" w:space="0"/>
-            <w:insideV w:val="single" w:color="auto" w:sz="4" w:space="0"/>
-          </w:tblBorders>
-          <w:tblCellMar>
-            <w:top w:w="0" w:type="dxa"/>
-            <w:left w:w="108" w:type="dxa"/>
-            <w:bottom w:w="0" w:type="dxa"/>
-            <w:right w:w="108" w:type="dxa"/>
-          </w:tblCellMar>
-        </w:tblPrEx>
-        <w:tc>
-          <w:tcPr>
-            <w:tcW w:w="0" w:type="auto"/>
-            <w:gridSpan w:val="3"/>
-            <w:vAlign w:val="center"/>
-          </w:tcPr>
-          <w:p>
-            <w:pPr>
-              <w:outlineLvl w:val="9"/>
-              <w:rPr>
-                <w:rFonts w:hint="default" w:ascii="华文中宋" w:hAnsi="华文中宋" w:eastAsia="华文中宋" w:cs="华文中宋"/>
-                <w:b/>
-                <w:bCs/>
-                <w:i w:val="0"/>
-                <w:caps w:val="0"/>
-                <w:color w:val="EA82F1"/>
-                <w:spacing w:val="7"/>
-                <w:sz w:val="21"/>
-                <w:szCs w:val="21"/>
-                <w:lang w:val="en-US" w:eastAsia="zh-CN"/>
-              </w:rPr>
-            </w:pPr>
-            <w:r>
-              <w:rPr>
-                <w:rFonts w:hint="eastAsia" w:cs="华文中宋"/>
-                <w:b/>
-                <w:bCs/>
-                <w:i w:val="0"/>
-                <w:caps w:val="0"/>
-                <w:color w:val="ED7D31" w:themeColor="accent2"/>
-                <w:spacing w:val="7"/>
-                <w:sz w:val="21"/>
-                <w:szCs w:val="21"/>
-                <w:vertAlign w:val="baseline"/>
-                <w:lang w:val="en-US" w:eastAsia="zh-CN"/>
-                <w14:textFill>
-                  <w14:solidFill>
-                    <w14:schemeClr w14:val="accent2"/>
-                  </w14:solidFill>
-                </w14:textFill>
-              </w:rPr>
-              <w:t>pdfplumber：</w:t>
-            </w:r>
-          </w:p>
-        </w:tc>
-      </w:tr>
-      <w:tr>
-        <w:tblPrEx>
-          <w:tblBorders>
-            <w:top w:val="single" w:color="auto" w:sz="4" w:space="0"/>
-            <w:left w:val="single" w:color="auto" w:sz="4" w:space="0"/>
-            <w:bottom w:val="single" w:color="auto" w:sz="4" w:space="0"/>
-            <w:right w:val="single" w:color="auto" w:sz="4" w:space="0"/>
-            <w:insideH w:val="single" w:color="auto" w:sz="4" w:space="0"/>
-            <w:insideV w:val="single" w:color="auto" w:sz="4" w:space="0"/>
-          </w:tblBorders>
-          <w:tblCellMar>
-            <w:top w:w="0" w:type="dxa"/>
-            <w:left w:w="108" w:type="dxa"/>
-            <w:bottom w:w="0" w:type="dxa"/>
-            <w:right w:w="108" w:type="dxa"/>
-          </w:tblCellMar>
-        </w:tblPrEx>
-        <w:tc>
-          <w:tcPr>
-            <w:tcW w:w="0" w:type="auto"/>
-            <w:vMerge w:val="restart"/>
-            <w:vAlign w:val="center"/>
-          </w:tcPr>
-          <w:p>
-            <w:pPr>
-              <w:outlineLvl w:val="9"/>
-              <w:rPr>
-                <w:rFonts w:hint="eastAsia" w:cs="华文中宋"/>
-                <w:b/>
-                <w:bCs/>
-                <w:i w:val="0"/>
-                <w:caps w:val="0"/>
-                <w:color w:val="ED7D31" w:themeColor="accent2"/>
-                <w:spacing w:val="7"/>
-                <w:sz w:val="21"/>
-                <w:szCs w:val="21"/>
-                <w:vertAlign w:val="baseline"/>
-                <w:lang w:val="en-US" w:eastAsia="zh-CN"/>
-                <w14:textFill>
-                  <w14:solidFill>
-                    <w14:schemeClr w14:val="accent2"/>
-                  </w14:solidFill>
-                </w14:textFill>
-              </w:rPr>
-            </w:pPr>
-            <w:r>
-              <w:rPr>
-                <w:rFonts w:hint="eastAsia" w:cs="华文中宋"/>
-                <w:b/>
-                <w:bCs/>
-                <w:i w:val="0"/>
-                <w:caps w:val="0"/>
-                <w:color w:val="ED7D31" w:themeColor="accent2"/>
-                <w:spacing w:val="7"/>
-                <w:sz w:val="21"/>
-                <w:szCs w:val="21"/>
-                <w:vertAlign w:val="baseline"/>
-                <w:lang w:val="en-US" w:eastAsia="zh-CN"/>
-                <w14:textFill>
-                  <w14:solidFill>
-                    <w14:schemeClr w14:val="accent2"/>
-                  </w14:solidFill>
-                </w14:textFill>
-              </w:rPr>
-              <w:t>实例属性</w:t>
-            </w:r>
-          </w:p>
-        </w:tc>
-        <w:tc>
-          <w:tcPr>
-            <w:tcW w:w="0" w:type="auto"/>
-            <w:vAlign w:val="center"/>
-          </w:tcPr>
-          <w:p>
-            <w:pPr>
-              <w:outlineLvl w:val="9"/>
-              <w:rPr>
-                <w:rFonts w:hint="eastAsia" w:ascii="华文中宋" w:hAnsi="华文中宋" w:eastAsia="华文中宋" w:cs="华文中宋"/>
-                <w:b/>
-                <w:bCs/>
-                <w:i w:val="0"/>
-                <w:caps w:val="0"/>
-                <w:color w:val="FF0000"/>
-                <w:spacing w:val="7"/>
-                <w:kern w:val="2"/>
-                <w:sz w:val="21"/>
-                <w:szCs w:val="21"/>
-                <w:shd w:val="clear" w:color="auto" w:fill="auto"/>
-                <w:vertAlign w:val="baseline"/>
-                <w:lang w:val="en-US" w:eastAsia="zh-CN" w:bidi="ar-SA"/>
-              </w:rPr>
-            </w:pPr>
-            <w:r>
-              <w:rPr>
-                <w:rFonts w:hint="eastAsia" w:ascii="华文中宋" w:hAnsi="华文中宋" w:eastAsia="华文中宋" w:cs="华文中宋"/>
-                <w:b/>
-                <w:bCs/>
-                <w:i w:val="0"/>
-                <w:caps w:val="0"/>
-                <w:color w:val="FF0000"/>
-                <w:spacing w:val="7"/>
-                <w:kern w:val="2"/>
-                <w:sz w:val="21"/>
-                <w:szCs w:val="21"/>
-                <w:shd w:val="clear" w:color="auto" w:fill="auto"/>
-                <w:vertAlign w:val="baseline"/>
-                <w:lang w:val="en-US" w:eastAsia="zh-CN" w:bidi="ar-SA"/>
-              </w:rPr>
-              <w:t>page_number</w:t>
-            </w:r>
-          </w:p>
-        </w:tc>
-        <w:tc>
-          <w:tcPr>
-            <w:tcW w:w="0" w:type="auto"/>
-            <w:vAlign w:val="center"/>
-          </w:tcPr>
-          <w:p>
-            <w:pPr>
-              <w:outlineLvl w:val="9"/>
-              <w:rPr>
-                <w:rFonts w:hint="eastAsia" w:ascii="华文中宋" w:hAnsi="华文中宋" w:eastAsia="华文中宋" w:cs="华文中宋"/>
-                <w:b/>
-                <w:bCs/>
-                <w:i w:val="0"/>
-                <w:caps w:val="0"/>
-                <w:color w:val="ED7D31" w:themeColor="accent2"/>
-                <w:spacing w:val="7"/>
-                <w:sz w:val="21"/>
-                <w:szCs w:val="21"/>
-                <w:vertAlign w:val="baseline"/>
-                <w:lang w:val="en-US" w:eastAsia="zh-CN"/>
-                <w14:textFill>
-                  <w14:solidFill>
-                    <w14:schemeClr w14:val="accent2"/>
-                  </w14:solidFill>
-                </w14:textFill>
-              </w:rPr>
-            </w:pPr>
-            <w:r>
-              <w:rPr>
-                <w:rFonts w:hint="eastAsia" w:ascii="华文中宋" w:hAnsi="华文中宋" w:eastAsia="华文中宋" w:cs="华文中宋"/>
-                <w:b/>
-                <w:bCs/>
-                <w:i w:val="0"/>
-                <w:caps w:val="0"/>
-                <w:color w:val="EA82F1"/>
-                <w:spacing w:val="7"/>
-                <w:sz w:val="21"/>
-                <w:szCs w:val="21"/>
-                <w:lang w:val="en-US" w:eastAsia="zh-CN"/>
-              </w:rPr>
-              <w:t>页码</w:t>
-            </w:r>
-          </w:p>
-        </w:tc>
-      </w:tr>
-      <w:tr>
-        <w:tblPrEx>
-          <w:tblBorders>
-            <w:top w:val="single" w:color="auto" w:sz="4" w:space="0"/>
-            <w:left w:val="single" w:color="auto" w:sz="4" w:space="0"/>
-            <w:bottom w:val="single" w:color="auto" w:sz="4" w:space="0"/>
-            <w:right w:val="single" w:color="auto" w:sz="4" w:space="0"/>
-            <w:insideH w:val="single" w:color="auto" w:sz="4" w:space="0"/>
-            <w:insideV w:val="single" w:color="auto" w:sz="4" w:space="0"/>
-          </w:tblBorders>
-          <w:tblCellMar>
-            <w:top w:w="0" w:type="dxa"/>
-            <w:left w:w="108" w:type="dxa"/>
-            <w:bottom w:w="0" w:type="dxa"/>
-            <w:right w:w="108" w:type="dxa"/>
-          </w:tblCellMar>
-        </w:tblPrEx>
-        <w:trPr>
-          <w:trHeight w:val="172" w:hRule="atLeast"/>
-        </w:trPr>
-        <w:tc>
-          <w:tcPr>
-            <w:tcW w:w="0" w:type="auto"/>
-            <w:vMerge w:val="continue"/>
-            <w:vAlign w:val="center"/>
-          </w:tcPr>
-          <w:p>
-            <w:pPr>
-              <w:outlineLvl w:val="9"/>
-              <w:rPr>
-                <w:rFonts w:hint="eastAsia" w:cs="华文中宋"/>
-                <w:b/>
-                <w:bCs/>
-                <w:i w:val="0"/>
-                <w:caps w:val="0"/>
-                <w:color w:val="ED7D31" w:themeColor="accent2"/>
-                <w:spacing w:val="7"/>
-                <w:sz w:val="21"/>
-                <w:szCs w:val="21"/>
-                <w:vertAlign w:val="baseline"/>
-                <w:lang w:val="en-US" w:eastAsia="zh-CN"/>
-                <w14:textFill>
-                  <w14:solidFill>
-                    <w14:schemeClr w14:val="accent2"/>
-                  </w14:solidFill>
-                </w14:textFill>
-              </w:rPr>
-            </w:pPr>
-          </w:p>
-        </w:tc>
-        <w:tc>
-          <w:tcPr>
-            <w:tcW w:w="0" w:type="auto"/>
-            <w:vAlign w:val="center"/>
-          </w:tcPr>
-          <w:p>
-            <w:pPr>
-              <w:outlineLvl w:val="9"/>
-              <w:rPr>
-                <w:rFonts w:hint="eastAsia" w:ascii="华文中宋" w:hAnsi="华文中宋" w:eastAsia="华文中宋" w:cs="华文中宋"/>
-                <w:b/>
-                <w:bCs/>
-                <w:i w:val="0"/>
-                <w:caps w:val="0"/>
-                <w:color w:val="FF0000"/>
-                <w:spacing w:val="7"/>
-                <w:kern w:val="2"/>
-                <w:sz w:val="21"/>
-                <w:szCs w:val="21"/>
-                <w:shd w:val="clear" w:color="auto" w:fill="auto"/>
-                <w:vertAlign w:val="baseline"/>
-                <w:lang w:val="en-US" w:eastAsia="zh-CN" w:bidi="ar-SA"/>
-              </w:rPr>
-            </w:pPr>
-            <w:r>
-              <w:rPr>
-                <w:rFonts w:hint="eastAsia" w:ascii="华文中宋" w:hAnsi="华文中宋" w:eastAsia="华文中宋" w:cs="华文中宋"/>
-                <w:b/>
-                <w:bCs/>
-                <w:i w:val="0"/>
-                <w:caps w:val="0"/>
-                <w:color w:val="FF0000"/>
-                <w:spacing w:val="7"/>
-                <w:kern w:val="2"/>
-                <w:sz w:val="21"/>
-                <w:szCs w:val="21"/>
-                <w:shd w:val="clear" w:color="auto" w:fill="auto"/>
-                <w:vertAlign w:val="baseline"/>
-                <w:lang w:val="en-US" w:eastAsia="zh-CN" w:bidi="ar-SA"/>
-              </w:rPr>
-              <w:t>width</w:t>
-            </w:r>
-          </w:p>
-        </w:tc>
-        <w:tc>
-          <w:tcPr>
-            <w:tcW w:w="0" w:type="auto"/>
-            <w:vAlign w:val="center"/>
-          </w:tcPr>
-          <w:p>
-            <w:pPr>
-              <w:outlineLvl w:val="9"/>
-              <w:rPr>
-                <w:rFonts w:hint="eastAsia" w:ascii="华文中宋" w:hAnsi="华文中宋" w:eastAsia="华文中宋" w:cs="华文中宋"/>
-                <w:b/>
-                <w:bCs/>
-                <w:i w:val="0"/>
-                <w:caps w:val="0"/>
-                <w:color w:val="ED7D31" w:themeColor="accent2"/>
-                <w:spacing w:val="7"/>
-                <w:sz w:val="21"/>
-                <w:szCs w:val="21"/>
-                <w:vertAlign w:val="baseline"/>
-                <w:lang w:val="en-US" w:eastAsia="zh-CN"/>
-                <w14:textFill>
-                  <w14:solidFill>
-                    <w14:schemeClr w14:val="accent2"/>
-                  </w14:solidFill>
-                </w14:textFill>
-              </w:rPr>
-            </w:pPr>
-            <w:r>
-              <w:rPr>
-                <w:rFonts w:hint="eastAsia" w:ascii="华文中宋" w:hAnsi="华文中宋" w:eastAsia="华文中宋" w:cs="华文中宋"/>
-                <w:b/>
-                <w:bCs/>
-                <w:i w:val="0"/>
-                <w:caps w:val="0"/>
-                <w:color w:val="EA82F1"/>
-                <w:spacing w:val="7"/>
-                <w:sz w:val="21"/>
-                <w:szCs w:val="21"/>
-                <w:lang w:val="en-US" w:eastAsia="zh-CN"/>
-              </w:rPr>
-              <w:t>页宽</w:t>
-            </w:r>
-          </w:p>
-        </w:tc>
-      </w:tr>
-      <w:tr>
-        <w:tblPrEx>
-          <w:tblBorders>
-            <w:top w:val="single" w:color="auto" w:sz="4" w:space="0"/>
-            <w:left w:val="single" w:color="auto" w:sz="4" w:space="0"/>
-            <w:bottom w:val="single" w:color="auto" w:sz="4" w:space="0"/>
-            <w:right w:val="single" w:color="auto" w:sz="4" w:space="0"/>
-            <w:insideH w:val="single" w:color="auto" w:sz="4" w:space="0"/>
-            <w:insideV w:val="single" w:color="auto" w:sz="4" w:space="0"/>
-          </w:tblBorders>
-          <w:tblCellMar>
-            <w:top w:w="0" w:type="dxa"/>
-            <w:left w:w="108" w:type="dxa"/>
-            <w:bottom w:w="0" w:type="dxa"/>
-            <w:right w:w="108" w:type="dxa"/>
-          </w:tblCellMar>
-        </w:tblPrEx>
-        <w:tc>
-          <w:tcPr>
-            <w:tcW w:w="0" w:type="auto"/>
-            <w:vMerge w:val="continue"/>
-            <w:vAlign w:val="center"/>
-          </w:tcPr>
-          <w:p>
-            <w:pPr>
-              <w:outlineLvl w:val="9"/>
-              <w:rPr>
-                <w:rFonts w:hint="eastAsia" w:cs="华文中宋"/>
-                <w:b/>
-                <w:bCs/>
-                <w:i w:val="0"/>
-                <w:caps w:val="0"/>
-                <w:color w:val="ED7D31" w:themeColor="accent2"/>
-                <w:spacing w:val="7"/>
-                <w:sz w:val="21"/>
-                <w:szCs w:val="21"/>
-                <w:vertAlign w:val="baseline"/>
-                <w:lang w:val="en-US" w:eastAsia="zh-CN"/>
-                <w14:textFill>
-                  <w14:solidFill>
-                    <w14:schemeClr w14:val="accent2"/>
-                  </w14:solidFill>
-                </w14:textFill>
-              </w:rPr>
-            </w:pPr>
-          </w:p>
-        </w:tc>
-        <w:tc>
-          <w:tcPr>
-            <w:tcW w:w="0" w:type="auto"/>
-            <w:vAlign w:val="center"/>
-          </w:tcPr>
-          <w:p>
-            <w:pPr>
-              <w:outlineLvl w:val="9"/>
-              <w:rPr>
-                <w:rFonts w:hint="eastAsia" w:ascii="华文中宋" w:hAnsi="华文中宋" w:eastAsia="华文中宋" w:cs="华文中宋"/>
-                <w:b/>
-                <w:bCs/>
-                <w:i w:val="0"/>
-                <w:caps w:val="0"/>
-                <w:color w:val="FF0000"/>
-                <w:spacing w:val="7"/>
-                <w:kern w:val="2"/>
-                <w:sz w:val="21"/>
-                <w:szCs w:val="21"/>
-                <w:shd w:val="clear" w:color="auto" w:fill="auto"/>
-                <w:vertAlign w:val="baseline"/>
-                <w:lang w:val="en-US" w:eastAsia="zh-CN" w:bidi="ar-SA"/>
-              </w:rPr>
-            </w:pPr>
-            <w:r>
-              <w:rPr>
-                <w:rFonts w:hint="eastAsia" w:ascii="华文中宋" w:hAnsi="华文中宋" w:eastAsia="华文中宋" w:cs="华文中宋"/>
-                <w:b/>
-                <w:bCs/>
-                <w:i w:val="0"/>
-                <w:caps w:val="0"/>
-                <w:color w:val="FF0000"/>
-                <w:spacing w:val="7"/>
-                <w:kern w:val="2"/>
-                <w:sz w:val="21"/>
-                <w:szCs w:val="21"/>
-                <w:shd w:val="clear" w:color="auto" w:fill="auto"/>
-                <w:vertAlign w:val="baseline"/>
-                <w:lang w:val="en-US" w:eastAsia="zh-CN" w:bidi="ar-SA"/>
-              </w:rPr>
-              <w:t>height</w:t>
-            </w:r>
-          </w:p>
-        </w:tc>
-        <w:tc>
-          <w:tcPr>
-            <w:tcW w:w="0" w:type="auto"/>
-            <w:vAlign w:val="center"/>
-          </w:tcPr>
-          <w:p>
-            <w:pPr>
-              <w:outlineLvl w:val="9"/>
-              <w:rPr>
-                <w:rFonts w:hint="eastAsia" w:ascii="华文中宋" w:hAnsi="华文中宋" w:eastAsia="华文中宋" w:cs="华文中宋"/>
-                <w:b/>
-                <w:bCs/>
-                <w:i w:val="0"/>
-                <w:caps w:val="0"/>
-                <w:color w:val="ED7D31" w:themeColor="accent2"/>
-                <w:spacing w:val="7"/>
-                <w:sz w:val="21"/>
-                <w:szCs w:val="21"/>
-                <w:vertAlign w:val="baseline"/>
-                <w:lang w:val="en-US" w:eastAsia="zh-CN"/>
-                <w14:textFill>
-                  <w14:solidFill>
-                    <w14:schemeClr w14:val="accent2"/>
-                  </w14:solidFill>
-                </w14:textFill>
-              </w:rPr>
-            </w:pPr>
-            <w:r>
-              <w:rPr>
-                <w:rFonts w:hint="eastAsia" w:ascii="华文中宋" w:hAnsi="华文中宋" w:eastAsia="华文中宋" w:cs="华文中宋"/>
-                <w:b/>
-                <w:bCs/>
-                <w:i w:val="0"/>
-                <w:caps w:val="0"/>
-                <w:color w:val="EA82F1"/>
-                <w:spacing w:val="7"/>
-                <w:sz w:val="21"/>
-                <w:szCs w:val="21"/>
-                <w:lang w:val="en-US" w:eastAsia="zh-CN"/>
-              </w:rPr>
-              <w:t>页高</w:t>
-            </w:r>
-          </w:p>
-        </w:tc>
-      </w:tr>
-      <w:tr>
-        <w:tblPrEx>
-          <w:tblBorders>
-            <w:top w:val="single" w:color="auto" w:sz="4" w:space="0"/>
-            <w:left w:val="single" w:color="auto" w:sz="4" w:space="0"/>
-            <w:bottom w:val="single" w:color="auto" w:sz="4" w:space="0"/>
-            <w:right w:val="single" w:color="auto" w:sz="4" w:space="0"/>
-            <w:insideH w:val="single" w:color="auto" w:sz="4" w:space="0"/>
-            <w:insideV w:val="single" w:color="auto" w:sz="4" w:space="0"/>
-          </w:tblBorders>
-          <w:tblCellMar>
-            <w:top w:w="0" w:type="dxa"/>
-            <w:left w:w="108" w:type="dxa"/>
-            <w:bottom w:w="0" w:type="dxa"/>
-            <w:right w:w="108" w:type="dxa"/>
-          </w:tblCellMar>
-        </w:tblPrEx>
-        <w:tc>
-          <w:tcPr>
-            <w:tcW w:w="0" w:type="auto"/>
-            <w:vMerge w:val="restart"/>
-            <w:vAlign w:val="center"/>
-          </w:tcPr>
-          <w:p>
-            <w:pPr>
-              <w:outlineLvl w:val="9"/>
-              <w:rPr>
-                <w:rFonts w:hint="default" w:cs="华文中宋"/>
-                <w:b/>
-                <w:bCs/>
-                <w:i w:val="0"/>
-                <w:caps w:val="0"/>
-                <w:color w:val="ED7D31" w:themeColor="accent2"/>
-                <w:spacing w:val="7"/>
-                <w:sz w:val="21"/>
-                <w:szCs w:val="21"/>
-                <w:vertAlign w:val="baseline"/>
-                <w:lang w:val="en-US" w:eastAsia="zh-CN"/>
-                <w14:textFill>
-                  <w14:solidFill>
-                    <w14:schemeClr w14:val="accent2"/>
-                  </w14:solidFill>
-                </w14:textFill>
-              </w:rPr>
-            </w:pPr>
-            <w:r>
-              <w:rPr>
-                <w:rFonts w:hint="eastAsia" w:cs="华文中宋"/>
-                <w:b/>
-                <w:bCs/>
-                <w:i w:val="0"/>
-                <w:caps w:val="0"/>
-                <w:color w:val="ED7D31" w:themeColor="accent2"/>
-                <w:spacing w:val="7"/>
-                <w:sz w:val="21"/>
-                <w:szCs w:val="21"/>
-                <w:vertAlign w:val="baseline"/>
-                <w:lang w:val="en-US" w:eastAsia="zh-CN"/>
-                <w14:textFill>
-                  <w14:solidFill>
-                    <w14:schemeClr w14:val="accent2"/>
-                  </w14:solidFill>
-                </w14:textFill>
-              </w:rPr>
-              <w:t>实例方法</w:t>
-            </w:r>
-          </w:p>
-        </w:tc>
-        <w:tc>
-          <w:tcPr>
-            <w:tcW w:w="0" w:type="auto"/>
-            <w:vAlign w:val="center"/>
-          </w:tcPr>
-          <w:p>
-            <w:pPr>
-              <w:outlineLvl w:val="9"/>
-              <w:rPr>
-                <w:rFonts w:hint="eastAsia" w:ascii="华文中宋" w:hAnsi="华文中宋" w:eastAsia="华文中宋" w:cs="华文中宋"/>
-                <w:b/>
-                <w:bCs/>
-                <w:i w:val="0"/>
-                <w:caps w:val="0"/>
-                <w:color w:val="FF0000"/>
-                <w:spacing w:val="7"/>
-                <w:kern w:val="2"/>
-                <w:sz w:val="21"/>
-                <w:szCs w:val="21"/>
-                <w:shd w:val="clear" w:color="auto" w:fill="auto"/>
-                <w:vertAlign w:val="baseline"/>
-                <w:lang w:val="en-US" w:eastAsia="zh-CN" w:bidi="ar-SA"/>
-              </w:rPr>
-            </w:pPr>
-            <w:r>
-              <w:rPr>
-                <w:rFonts w:hint="eastAsia" w:ascii="华文中宋" w:hAnsi="华文中宋" w:eastAsia="华文中宋" w:cs="华文中宋"/>
-                <w:b/>
-                <w:bCs/>
-                <w:i w:val="0"/>
-                <w:caps w:val="0"/>
-                <w:color w:val="FF0000"/>
-                <w:spacing w:val="7"/>
-                <w:kern w:val="2"/>
-                <w:sz w:val="21"/>
-                <w:szCs w:val="21"/>
-                <w:shd w:val="clear" w:color="auto" w:fill="auto"/>
-                <w:vertAlign w:val="baseline"/>
-                <w:lang w:val="en-US" w:eastAsia="zh-CN" w:bidi="ar-SA"/>
-              </w:rPr>
-              <w:t>extract_text()</w:t>
-            </w:r>
-          </w:p>
-        </w:tc>
-        <w:tc>
-          <w:tcPr>
-            <w:tcW w:w="0" w:type="auto"/>
-            <w:vAlign w:val="center"/>
-          </w:tcPr>
-          <w:p>
-            <w:pPr>
-              <w:outlineLvl w:val="9"/>
-              <w:rPr>
-                <w:rFonts w:hint="eastAsia" w:ascii="华文中宋" w:hAnsi="华文中宋" w:eastAsia="华文中宋" w:cs="华文中宋"/>
-                <w:b/>
-                <w:bCs/>
-                <w:i w:val="0"/>
-                <w:caps w:val="0"/>
-                <w:color w:val="ED7D31" w:themeColor="accent2"/>
-                <w:spacing w:val="7"/>
-                <w:sz w:val="21"/>
-                <w:szCs w:val="21"/>
-                <w:vertAlign w:val="baseline"/>
-                <w:lang w:val="en-US" w:eastAsia="zh-CN"/>
-                <w14:textFill>
-                  <w14:solidFill>
-                    <w14:schemeClr w14:val="accent2"/>
-                  </w14:solidFill>
-                </w14:textFill>
-              </w:rPr>
-            </w:pPr>
-            <w:r>
-              <w:rPr>
-                <w:rFonts w:hint="eastAsia" w:ascii="华文中宋" w:hAnsi="华文中宋" w:eastAsia="华文中宋" w:cs="华文中宋"/>
-                <w:b/>
-                <w:bCs/>
-                <w:i w:val="0"/>
-                <w:caps w:val="0"/>
-                <w:color w:val="EA82F1"/>
-                <w:spacing w:val="7"/>
-                <w:sz w:val="21"/>
-                <w:szCs w:val="21"/>
-                <w:lang w:val="en-US" w:eastAsia="zh-CN"/>
-              </w:rPr>
-              <w:t>文本</w:t>
-            </w:r>
-          </w:p>
-        </w:tc>
-      </w:tr>
-      <w:tr>
-        <w:tblPrEx>
-          <w:tblBorders>
-            <w:top w:val="single" w:color="auto" w:sz="4" w:space="0"/>
-            <w:left w:val="single" w:color="auto" w:sz="4" w:space="0"/>
-            <w:bottom w:val="single" w:color="auto" w:sz="4" w:space="0"/>
-            <w:right w:val="single" w:color="auto" w:sz="4" w:space="0"/>
-            <w:insideH w:val="single" w:color="auto" w:sz="4" w:space="0"/>
-            <w:insideV w:val="single" w:color="auto" w:sz="4" w:space="0"/>
-          </w:tblBorders>
-          <w:tblCellMar>
-            <w:top w:w="0" w:type="dxa"/>
-            <w:left w:w="108" w:type="dxa"/>
-            <w:bottom w:w="0" w:type="dxa"/>
-            <w:right w:w="108" w:type="dxa"/>
-          </w:tblCellMar>
-        </w:tblPrEx>
-        <w:tc>
-          <w:tcPr>
-            <w:tcW w:w="0" w:type="auto"/>
-            <w:vMerge w:val="continue"/>
-            <w:vAlign w:val="center"/>
-          </w:tcPr>
-          <w:p>
-            <w:pPr>
-              <w:outlineLvl w:val="9"/>
-              <w:rPr>
-                <w:rFonts w:hint="eastAsia" w:ascii="华文中宋" w:hAnsi="华文中宋" w:eastAsia="华文中宋" w:cs="华文中宋"/>
-                <w:b/>
-                <w:bCs/>
-                <w:i w:val="0"/>
-                <w:caps w:val="0"/>
-                <w:color w:val="FF0000"/>
-                <w:spacing w:val="7"/>
-                <w:kern w:val="2"/>
-                <w:sz w:val="21"/>
-                <w:szCs w:val="21"/>
-                <w:shd w:val="clear" w:color="auto" w:fill="auto"/>
-                <w:vertAlign w:val="baseline"/>
-                <w:lang w:val="en-US" w:eastAsia="zh-CN" w:bidi="ar-SA"/>
-              </w:rPr>
-            </w:pPr>
-          </w:p>
-        </w:tc>
-        <w:tc>
-          <w:tcPr>
-            <w:tcW w:w="0" w:type="auto"/>
-            <w:vAlign w:val="center"/>
-          </w:tcPr>
-          <w:p>
-            <w:pPr>
-              <w:outlineLvl w:val="9"/>
-              <w:rPr>
-                <w:rFonts w:hint="eastAsia" w:ascii="华文中宋" w:hAnsi="华文中宋" w:eastAsia="华文中宋" w:cs="华文中宋"/>
-                <w:b/>
-                <w:bCs/>
-                <w:i w:val="0"/>
-                <w:caps w:val="0"/>
-                <w:color w:val="FF0000"/>
-                <w:spacing w:val="7"/>
-                <w:kern w:val="2"/>
-                <w:sz w:val="21"/>
-                <w:szCs w:val="21"/>
-                <w:shd w:val="clear" w:color="auto" w:fill="auto"/>
-                <w:vertAlign w:val="baseline"/>
-                <w:lang w:val="en-US" w:eastAsia="zh-CN" w:bidi="ar-SA"/>
-              </w:rPr>
-            </w:pPr>
-            <w:r>
-              <w:rPr>
-                <w:rFonts w:hint="eastAsia" w:ascii="华文中宋" w:hAnsi="华文中宋" w:eastAsia="华文中宋" w:cs="华文中宋"/>
-                <w:b/>
-                <w:bCs/>
-                <w:i w:val="0"/>
-                <w:caps w:val="0"/>
-                <w:color w:val="FF0000"/>
-                <w:spacing w:val="7"/>
-                <w:kern w:val="2"/>
-                <w:sz w:val="21"/>
-                <w:szCs w:val="21"/>
-                <w:shd w:val="clear" w:color="auto" w:fill="auto"/>
-                <w:vertAlign w:val="baseline"/>
-                <w:lang w:val="en-US" w:eastAsia="zh-CN" w:bidi="ar-SA"/>
-              </w:rPr>
-              <w:t>extract_tables(table_setting</w:t>
-            </w:r>
-            <w:r>
-              <w:rPr>
-                <w:rFonts w:hint="eastAsia" w:cs="华文中宋"/>
-                <w:b/>
-                <w:bCs/>
-                <w:i w:val="0"/>
-                <w:caps w:val="0"/>
-                <w:color w:val="FF0000"/>
-                <w:spacing w:val="7"/>
-                <w:kern w:val="2"/>
-                <w:sz w:val="21"/>
-                <w:szCs w:val="21"/>
-                <w:shd w:val="clear" w:color="auto" w:fill="auto"/>
-                <w:vertAlign w:val="baseline"/>
-                <w:lang w:val="en-US" w:eastAsia="zh-CN" w:bidi="ar-SA"/>
-              </w:rPr>
-              <w:t>s</w:t>
-            </w:r>
-            <w:r>
-              <w:rPr>
-                <w:rFonts w:hint="eastAsia" w:ascii="华文中宋" w:hAnsi="华文中宋" w:eastAsia="华文中宋" w:cs="华文中宋"/>
-                <w:b/>
-                <w:bCs/>
-                <w:i w:val="0"/>
-                <w:caps w:val="0"/>
-                <w:color w:val="FF0000"/>
-                <w:spacing w:val="7"/>
-                <w:kern w:val="2"/>
-                <w:sz w:val="21"/>
-                <w:szCs w:val="21"/>
-                <w:shd w:val="clear" w:color="auto" w:fill="auto"/>
-                <w:vertAlign w:val="baseline"/>
-                <w:lang w:val="en-US" w:eastAsia="zh-CN" w:bidi="ar-SA"/>
-              </w:rPr>
-              <w:t>)</w:t>
-            </w:r>
-          </w:p>
-        </w:tc>
-        <w:tc>
-          <w:tcPr>
-            <w:tcW w:w="0" w:type="auto"/>
-            <w:vAlign w:val="center"/>
-          </w:tcPr>
-          <w:p>
-            <w:pPr>
-              <w:outlineLvl w:val="9"/>
-              <w:rPr>
-                <w:rFonts w:hint="eastAsia" w:ascii="华文中宋" w:hAnsi="华文中宋" w:eastAsia="华文中宋" w:cs="华文中宋"/>
-                <w:b/>
-                <w:bCs/>
-                <w:i w:val="0"/>
-                <w:caps w:val="0"/>
-                <w:color w:val="ED7D31" w:themeColor="accent2"/>
-                <w:spacing w:val="7"/>
-                <w:sz w:val="21"/>
-                <w:szCs w:val="21"/>
-                <w:vertAlign w:val="baseline"/>
-                <w:lang w:val="en-US" w:eastAsia="zh-CN"/>
-                <w14:textFill>
-                  <w14:solidFill>
-                    <w14:schemeClr w14:val="accent2"/>
-                  </w14:solidFill>
-                </w14:textFill>
-              </w:rPr>
-            </w:pPr>
-            <w:r>
-              <w:rPr>
-                <w:rFonts w:hint="eastAsia" w:ascii="华文中宋" w:hAnsi="华文中宋" w:eastAsia="华文中宋" w:cs="华文中宋"/>
-                <w:b/>
-                <w:bCs/>
-                <w:i w:val="0"/>
-                <w:caps w:val="0"/>
-                <w:color w:val="EA82F1"/>
-                <w:spacing w:val="7"/>
-                <w:sz w:val="21"/>
-                <w:szCs w:val="21"/>
-                <w:lang w:val="en-US" w:eastAsia="zh-CN"/>
-              </w:rPr>
-              <w:t>表格</w:t>
-            </w:r>
-            <w:r>
-              <w:rPr>
-                <w:rFonts w:hint="eastAsia" w:cs="华文中宋"/>
-                <w:b/>
-                <w:bCs/>
-                <w:i w:val="0"/>
-                <w:caps w:val="0"/>
-                <w:color w:val="ED7D31" w:themeColor="accent2"/>
-                <w:spacing w:val="7"/>
-                <w:sz w:val="21"/>
-                <w:szCs w:val="21"/>
-                <w:vertAlign w:val="baseline"/>
-                <w:lang w:val="en-US" w:eastAsia="zh-CN"/>
-                <w14:textFill>
-                  <w14:solidFill>
-                    <w14:schemeClr w14:val="accent2"/>
-                  </w14:solidFill>
-                </w14:textFill>
-              </w:rPr>
-              <w:t>列表</w:t>
             </w:r>
           </w:p>
         </w:tc>
@@ -22723,6 +18152,12 @@
             <w:insideH w:val="single" w:color="auto" w:sz="4" w:space="0"/>
             <w:insideV w:val="single" w:color="auto" w:sz="4" w:space="0"/>
           </w:tblBorders>
+          <w:tblCellMar>
+            <w:top w:w="0" w:type="dxa"/>
+            <w:left w:w="108" w:type="dxa"/>
+            <w:bottom w:w="0" w:type="dxa"/>
+            <w:right w:w="108" w:type="dxa"/>
+          </w:tblCellMar>
         </w:tblPrEx>
         <w:tc>
           <w:tcPr>
@@ -24195,8 +19630,8 @@
           <w:lang w:val="en-US" w:eastAsia="zh-CN"/>
         </w:rPr>
       </w:pPr>
-      <w:bookmarkStart w:id="17" w:name="_Toc11737"/>
-      <w:bookmarkStart w:id="18" w:name="_Toc8835"/>
+      <w:bookmarkStart w:id="17" w:name="_Toc8835"/>
+      <w:bookmarkStart w:id="18" w:name="_Toc11737"/>
       <w:bookmarkStart w:id="19" w:name="_Toc10366"/>
       <w:r>
         <w:rPr>
@@ -28429,82 +23864,6 @@
         <w:tc>
           <w:tcPr>
             <w:tcW w:w="0" w:type="auto"/>
-            <w:gridSpan w:val="2"/>
-            <w:vAlign w:val="center"/>
-          </w:tcPr>
-          <w:p>
-            <w:pPr>
-              <w:numPr>
-                <w:ilvl w:val="0"/>
-                <w:numId w:val="0"/>
-              </w:numPr>
-              <w:tabs>
-                <w:tab w:val="left" w:pos="3451"/>
-              </w:tabs>
-              <w:outlineLvl w:val="9"/>
-              <w:rPr>
-                <w:rFonts w:hint="default" w:cs="华文中宋"/>
-                <w:b/>
-                <w:bCs/>
-                <w:i w:val="0"/>
-                <w:caps w:val="0"/>
-                <w:color w:val="ED7D31" w:themeColor="accent2"/>
-                <w:spacing w:val="7"/>
-                <w:sz w:val="21"/>
-                <w:szCs w:val="21"/>
-                <w:vertAlign w:val="baseline"/>
-                <w:lang w:val="en-US" w:eastAsia="zh-CN"/>
-                <w14:textFill>
-                  <w14:solidFill>
-                    <w14:schemeClr w14:val="accent2"/>
-                  </w14:solidFill>
-                </w14:textFill>
-              </w:rPr>
-            </w:pPr>
-            <w:r>
-              <w:rPr>
-                <w:rFonts w:hint="eastAsia" w:cs="华文中宋"/>
-                <w:b/>
-                <w:bCs/>
-                <w:i w:val="0"/>
-                <w:caps w:val="0"/>
-                <w:color w:val="ED7D31" w:themeColor="accent2"/>
-                <w:spacing w:val="7"/>
-                <w:sz w:val="21"/>
-                <w:szCs w:val="21"/>
-                <w:vertAlign w:val="baseline"/>
-                <w:lang w:val="en-US" w:eastAsia="zh-CN"/>
-                <w14:textFill>
-                  <w14:solidFill>
-                    <w14:schemeClr w14:val="accent2"/>
-                  </w14:solidFill>
-                </w14:textFill>
-              </w:rPr>
-              <w:t>yaml：</w:t>
-            </w:r>
-          </w:p>
-        </w:tc>
-      </w:tr>
-      <w:tr>
-        <w:tblPrEx>
-          <w:tblBorders>
-            <w:top w:val="single" w:color="auto" w:sz="4" w:space="0"/>
-            <w:left w:val="single" w:color="auto" w:sz="4" w:space="0"/>
-            <w:bottom w:val="single" w:color="auto" w:sz="4" w:space="0"/>
-            <w:right w:val="single" w:color="auto" w:sz="4" w:space="0"/>
-            <w:insideH w:val="single" w:color="auto" w:sz="4" w:space="0"/>
-            <w:insideV w:val="single" w:color="auto" w:sz="4" w:space="0"/>
-          </w:tblBorders>
-          <w:tblCellMar>
-            <w:top w:w="0" w:type="dxa"/>
-            <w:left w:w="108" w:type="dxa"/>
-            <w:bottom w:w="0" w:type="dxa"/>
-            <w:right w:w="108" w:type="dxa"/>
-          </w:tblCellMar>
-        </w:tblPrEx>
-        <w:tc>
-          <w:tcPr>
-            <w:tcW w:w="0" w:type="auto"/>
             <w:vAlign w:val="center"/>
           </w:tcPr>
           <w:p>
@@ -28850,6 +24209,1992 @@
         <w:t>key2: *&lt;addr&gt;</w:t>
       </w:r>
     </w:p>
+    <w:p/>
+    <w:p/>
+    <w:p>
+      <w:pPr>
+        <w:pStyle w:val="10"/>
+        <w:bidi w:val="0"/>
+        <w:rPr>
+          <w:rFonts w:hint="default"/>
+          <w:lang w:val="en-US" w:eastAsia="zh-CN"/>
+        </w:rPr>
+      </w:pPr>
+      <w:r>
+        <w:rPr>
+          <w:rFonts w:hint="eastAsia"/>
+          <w:lang w:val="en-US" w:eastAsia="zh-CN"/>
+        </w:rPr>
+        <w:t>zarr：</w:t>
+      </w:r>
+    </w:p>
+    <w:tbl>
+      <w:tblPr>
+        <w:tblStyle w:val="7"/>
+        <w:tblW w:w="0" w:type="auto"/>
+        <w:tblInd w:w="0" w:type="dxa"/>
+        <w:tblBorders>
+          <w:top w:val="single" w:color="auto" w:sz="4" w:space="0"/>
+          <w:left w:val="single" w:color="auto" w:sz="4" w:space="0"/>
+          <w:bottom w:val="single" w:color="auto" w:sz="4" w:space="0"/>
+          <w:right w:val="single" w:color="auto" w:sz="4" w:space="0"/>
+          <w:insideH w:val="single" w:color="auto" w:sz="4" w:space="0"/>
+          <w:insideV w:val="single" w:color="auto" w:sz="4" w:space="0"/>
+        </w:tblBorders>
+        <w:tblLayout w:type="autofit"/>
+        <w:tblCellMar>
+          <w:top w:w="0" w:type="dxa"/>
+          <w:left w:w="108" w:type="dxa"/>
+          <w:bottom w:w="0" w:type="dxa"/>
+          <w:right w:w="108" w:type="dxa"/>
+        </w:tblCellMar>
+      </w:tblPr>
+      <w:tblGrid>
+        <w:gridCol w:w="815"/>
+        <w:gridCol w:w="5580"/>
+        <w:gridCol w:w="1676"/>
+      </w:tblGrid>
+      <w:tr>
+        <w:tblPrEx>
+          <w:tblBorders>
+            <w:top w:val="single" w:color="auto" w:sz="4" w:space="0"/>
+            <w:left w:val="single" w:color="auto" w:sz="4" w:space="0"/>
+            <w:bottom w:val="single" w:color="auto" w:sz="4" w:space="0"/>
+            <w:right w:val="single" w:color="auto" w:sz="4" w:space="0"/>
+            <w:insideH w:val="single" w:color="auto" w:sz="4" w:space="0"/>
+            <w:insideV w:val="single" w:color="auto" w:sz="4" w:space="0"/>
+          </w:tblBorders>
+          <w:tblCellMar>
+            <w:top w:w="0" w:type="dxa"/>
+            <w:left w:w="108" w:type="dxa"/>
+            <w:bottom w:w="0" w:type="dxa"/>
+            <w:right w:w="108" w:type="dxa"/>
+          </w:tblCellMar>
+        </w:tblPrEx>
+        <w:tc>
+          <w:tcPr>
+            <w:tcW w:w="0" w:type="auto"/>
+            <w:gridSpan w:val="3"/>
+            <w:vAlign w:val="center"/>
+          </w:tcPr>
+          <w:p>
+            <w:pPr>
+              <w:numPr>
+                <w:ilvl w:val="0"/>
+                <w:numId w:val="0"/>
+              </w:numPr>
+              <w:tabs>
+                <w:tab w:val="left" w:pos="3451"/>
+              </w:tabs>
+              <w:outlineLvl w:val="9"/>
+              <w:rPr>
+                <w:rFonts w:hint="default" w:cs="华文中宋"/>
+                <w:b/>
+                <w:bCs/>
+                <w:i w:val="0"/>
+                <w:caps w:val="0"/>
+                <w:color w:val="ED7D31" w:themeColor="accent2"/>
+                <w:spacing w:val="7"/>
+                <w:sz w:val="21"/>
+                <w:szCs w:val="21"/>
+                <w:vertAlign w:val="baseline"/>
+                <w:lang w:val="en-US" w:eastAsia="zh-CN"/>
+                <w14:textFill>
+                  <w14:solidFill>
+                    <w14:schemeClr w14:val="accent2"/>
+                  </w14:solidFill>
+                </w14:textFill>
+              </w:rPr>
+            </w:pPr>
+            <w:r>
+              <w:rPr>
+                <w:rFonts w:hint="eastAsia" w:cs="华文中宋"/>
+                <w:b/>
+                <w:bCs/>
+                <w:i w:val="0"/>
+                <w:caps w:val="0"/>
+                <w:color w:val="ED7D31" w:themeColor="accent2"/>
+                <w:spacing w:val="7"/>
+                <w:sz w:val="21"/>
+                <w:szCs w:val="21"/>
+                <w:vertAlign w:val="baseline"/>
+                <w:lang w:val="en-US" w:eastAsia="zh-CN"/>
+                <w14:textFill>
+                  <w14:solidFill>
+                    <w14:schemeClr w14:val="accent2"/>
+                  </w14:solidFill>
+                </w14:textFill>
+              </w:rPr>
+              <w:t>创建：</w:t>
+            </w:r>
+          </w:p>
+        </w:tc>
+      </w:tr>
+      <w:tr>
+        <w:tblPrEx>
+          <w:tblBorders>
+            <w:top w:val="single" w:color="auto" w:sz="4" w:space="0"/>
+            <w:left w:val="single" w:color="auto" w:sz="4" w:space="0"/>
+            <w:bottom w:val="single" w:color="auto" w:sz="4" w:space="0"/>
+            <w:right w:val="single" w:color="auto" w:sz="4" w:space="0"/>
+            <w:insideH w:val="single" w:color="auto" w:sz="4" w:space="0"/>
+            <w:insideV w:val="single" w:color="auto" w:sz="4" w:space="0"/>
+          </w:tblBorders>
+          <w:tblCellMar>
+            <w:top w:w="0" w:type="dxa"/>
+            <w:left w:w="108" w:type="dxa"/>
+            <w:bottom w:w="0" w:type="dxa"/>
+            <w:right w:w="108" w:type="dxa"/>
+          </w:tblCellMar>
+        </w:tblPrEx>
+        <w:tc>
+          <w:tcPr>
+            <w:tcW w:w="0" w:type="auto"/>
+            <w:vAlign w:val="center"/>
+          </w:tcPr>
+          <w:p>
+            <w:pPr>
+              <w:numPr>
+                <w:ilvl w:val="0"/>
+                <w:numId w:val="0"/>
+              </w:numPr>
+              <w:tabs>
+                <w:tab w:val="left" w:pos="3451"/>
+              </w:tabs>
+              <w:outlineLvl w:val="9"/>
+              <w:rPr>
+                <w:rFonts w:hint="default" w:cs="华文中宋"/>
+                <w:b/>
+                <w:bCs/>
+                <w:i w:val="0"/>
+                <w:caps w:val="0"/>
+                <w:color w:val="ED7D31" w:themeColor="accent2"/>
+                <w:spacing w:val="7"/>
+                <w:sz w:val="21"/>
+                <w:szCs w:val="21"/>
+                <w:vertAlign w:val="baseline"/>
+                <w:lang w:val="en-US" w:eastAsia="zh-CN"/>
+                <w14:textFill>
+                  <w14:solidFill>
+                    <w14:schemeClr w14:val="accent2"/>
+                  </w14:solidFill>
+                </w14:textFill>
+              </w:rPr>
+            </w:pPr>
+            <w:r>
+              <w:rPr>
+                <w:rFonts w:hint="eastAsia" w:cs="华文中宋"/>
+                <w:b/>
+                <w:bCs/>
+                <w:i w:val="0"/>
+                <w:caps w:val="0"/>
+                <w:color w:val="ED7D31" w:themeColor="accent2"/>
+                <w:spacing w:val="7"/>
+                <w:sz w:val="21"/>
+                <w:szCs w:val="21"/>
+                <w:vertAlign w:val="baseline"/>
+                <w:lang w:val="en-US" w:eastAsia="zh-CN"/>
+                <w14:textFill>
+                  <w14:solidFill>
+                    <w14:schemeClr w14:val="accent2"/>
+                  </w14:solidFill>
+                </w14:textFill>
+              </w:rPr>
+              <w:t>*</w:t>
+            </w:r>
+          </w:p>
+        </w:tc>
+        <w:tc>
+          <w:tcPr>
+            <w:tcW w:w="0" w:type="auto"/>
+            <w:vAlign w:val="center"/>
+          </w:tcPr>
+          <w:p>
+            <w:pPr>
+              <w:numPr>
+                <w:ilvl w:val="0"/>
+                <w:numId w:val="0"/>
+              </w:numPr>
+              <w:tabs>
+                <w:tab w:val="left" w:pos="3451"/>
+              </w:tabs>
+              <w:ind w:left="0" w:leftChars="0" w:firstLine="0" w:firstLineChars="0"/>
+              <w:outlineLvl w:val="9"/>
+              <w:rPr>
+                <w:rFonts w:hint="default" w:cs="华文中宋"/>
+                <w:b/>
+                <w:bCs/>
+                <w:i w:val="0"/>
+                <w:caps w:val="0"/>
+                <w:color w:val="FF0000"/>
+                <w:spacing w:val="7"/>
+                <w:sz w:val="21"/>
+                <w:szCs w:val="21"/>
+                <w:lang w:val="en-US" w:eastAsia="zh-CN"/>
+              </w:rPr>
+            </w:pPr>
+            <w:r>
+              <w:rPr>
+                <w:rFonts w:hint="eastAsia" w:cs="华文中宋"/>
+                <w:b/>
+                <w:bCs/>
+                <w:i w:val="0"/>
+                <w:caps w:val="0"/>
+                <w:color w:val="FF0000"/>
+                <w:spacing w:val="7"/>
+                <w:sz w:val="21"/>
+                <w:szCs w:val="21"/>
+                <w:lang w:val="en-US" w:eastAsia="zh-CN"/>
+              </w:rPr>
+              <w:t>open(folder, mode="a", shape=None, dtype=None)</w:t>
+            </w:r>
+          </w:p>
+        </w:tc>
+        <w:tc>
+          <w:tcPr>
+            <w:tcW w:w="0" w:type="auto"/>
+            <w:vAlign w:val="center"/>
+          </w:tcPr>
+          <w:p>
+            <w:pPr>
+              <w:numPr>
+                <w:ilvl w:val="0"/>
+                <w:numId w:val="0"/>
+              </w:numPr>
+              <w:tabs>
+                <w:tab w:val="left" w:pos="3451"/>
+              </w:tabs>
+              <w:outlineLvl w:val="9"/>
+              <w:rPr>
+                <w:rFonts w:hint="default" w:cs="华文中宋"/>
+                <w:b/>
+                <w:bCs/>
+                <w:i w:val="0"/>
+                <w:caps w:val="0"/>
+                <w:color w:val="ED7D31" w:themeColor="accent2"/>
+                <w:spacing w:val="7"/>
+                <w:sz w:val="21"/>
+                <w:szCs w:val="21"/>
+                <w:vertAlign w:val="baseline"/>
+                <w:lang w:val="en-US" w:eastAsia="zh-CN"/>
+                <w14:textFill>
+                  <w14:solidFill>
+                    <w14:schemeClr w14:val="accent2"/>
+                  </w14:solidFill>
+                </w14:textFill>
+              </w:rPr>
+            </w:pPr>
+            <w:r>
+              <w:rPr>
+                <w:rFonts w:hint="eastAsia" w:cs="华文中宋"/>
+                <w:b/>
+                <w:bCs/>
+                <w:i w:val="0"/>
+                <w:caps w:val="0"/>
+                <w:color w:val="ED7D31" w:themeColor="accent2"/>
+                <w:spacing w:val="7"/>
+                <w:sz w:val="21"/>
+                <w:szCs w:val="21"/>
+                <w:vertAlign w:val="baseline"/>
+                <w:lang w:val="en-US" w:eastAsia="zh-CN"/>
+                <w14:textFill>
+                  <w14:solidFill>
+                    <w14:schemeClr w14:val="accent2"/>
+                  </w14:solidFill>
+                </w14:textFill>
+              </w:rPr>
+              <w:t>读取</w:t>
+            </w:r>
+            <w:r>
+              <w:rPr>
+                <w:rFonts w:hint="eastAsia"/>
+                <w:color w:val="EA82F1"/>
+                <w:szCs w:val="24"/>
+                <w:lang w:val="en-US" w:eastAsia="zh-CN"/>
+              </w:rPr>
+              <w:t>文件夹</w:t>
+            </w:r>
+          </w:p>
+        </w:tc>
+      </w:tr>
+      <w:tr>
+        <w:tblPrEx>
+          <w:tblBorders>
+            <w:top w:val="single" w:color="auto" w:sz="4" w:space="0"/>
+            <w:left w:val="single" w:color="auto" w:sz="4" w:space="0"/>
+            <w:bottom w:val="single" w:color="auto" w:sz="4" w:space="0"/>
+            <w:right w:val="single" w:color="auto" w:sz="4" w:space="0"/>
+            <w:insideH w:val="single" w:color="auto" w:sz="4" w:space="0"/>
+            <w:insideV w:val="single" w:color="auto" w:sz="4" w:space="0"/>
+          </w:tblBorders>
+          <w:tblCellMar>
+            <w:top w:w="0" w:type="dxa"/>
+            <w:left w:w="108" w:type="dxa"/>
+            <w:bottom w:w="0" w:type="dxa"/>
+            <w:right w:w="108" w:type="dxa"/>
+          </w:tblCellMar>
+        </w:tblPrEx>
+        <w:tc>
+          <w:tcPr>
+            <w:tcW w:w="0" w:type="auto"/>
+            <w:vMerge w:val="restart"/>
+            <w:shd w:val="clear"/>
+            <w:vAlign w:val="center"/>
+          </w:tcPr>
+          <w:p>
+            <w:pPr>
+              <w:numPr>
+                <w:ilvl w:val="0"/>
+                <w:numId w:val="0"/>
+              </w:numPr>
+              <w:tabs>
+                <w:tab w:val="left" w:pos="3451"/>
+              </w:tabs>
+              <w:outlineLvl w:val="9"/>
+              <w:rPr>
+                <w:rFonts w:hint="eastAsia" w:cs="华文中宋"/>
+                <w:b/>
+                <w:bCs/>
+                <w:i w:val="0"/>
+                <w:caps w:val="0"/>
+                <w:color w:val="ED7D31" w:themeColor="accent2"/>
+                <w:spacing w:val="7"/>
+                <w:sz w:val="21"/>
+                <w:szCs w:val="21"/>
+                <w:vertAlign w:val="baseline"/>
+                <w:lang w:val="en-US" w:eastAsia="zh-CN"/>
+                <w14:textFill>
+                  <w14:solidFill>
+                    <w14:schemeClr w14:val="accent2"/>
+                  </w14:solidFill>
+                </w14:textFill>
+              </w:rPr>
+            </w:pPr>
+            <w:r>
+              <w:rPr>
+                <w:rFonts w:hint="eastAsia" w:cs="华文中宋"/>
+                <w:b/>
+                <w:bCs/>
+                <w:i w:val="0"/>
+                <w:caps w:val="0"/>
+                <w:color w:val="ED7D31" w:themeColor="accent2"/>
+                <w:spacing w:val="7"/>
+                <w:sz w:val="21"/>
+                <w:szCs w:val="21"/>
+                <w:vertAlign w:val="baseline"/>
+                <w:lang w:val="en-US" w:eastAsia="zh-CN"/>
+                <w14:textFill>
+                  <w14:solidFill>
+                    <w14:schemeClr w14:val="accent2"/>
+                  </w14:solidFill>
+                </w14:textFill>
+              </w:rPr>
+              <w:t>Array</w:t>
+            </w:r>
+          </w:p>
+        </w:tc>
+        <w:tc>
+          <w:tcPr>
+            <w:tcW w:w="0" w:type="auto"/>
+            <w:shd w:val="clear"/>
+            <w:vAlign w:val="center"/>
+          </w:tcPr>
+          <w:p>
+            <w:pPr>
+              <w:jc w:val="left"/>
+              <w:rPr>
+                <w:rFonts w:hint="eastAsia" w:ascii="华文中宋" w:hAnsi="华文中宋" w:eastAsia="华文中宋" w:cstheme="minorBidi"/>
+                <w:b/>
+                <w:color w:val="FF0000"/>
+                <w:spacing w:val="7"/>
+                <w:kern w:val="2"/>
+                <w:sz w:val="21"/>
+                <w:szCs w:val="21"/>
+                <w:lang w:val="en-US" w:eastAsia="zh-CN" w:bidi="ar-SA"/>
+              </w:rPr>
+            </w:pPr>
+            <w:r>
+              <w:rPr>
+                <w:rFonts w:hint="eastAsia"/>
+                <w:color w:val="FF0000"/>
+                <w:spacing w:val="7"/>
+              </w:rPr>
+              <w:t>zeros</w:t>
+            </w:r>
+            <w:r>
+              <w:rPr>
+                <w:rFonts w:hint="eastAsia"/>
+                <w:color w:val="FF0000"/>
+                <w:spacing w:val="7"/>
+                <w:lang w:val="en-US" w:eastAsia="zh-CN"/>
+              </w:rPr>
+              <w:t xml:space="preserve"> / </w:t>
+            </w:r>
+            <w:r>
+              <w:rPr>
+                <w:rFonts w:hint="eastAsia"/>
+                <w:color w:val="FF0000"/>
+                <w:spacing w:val="7"/>
+              </w:rPr>
+              <w:t>empty</w:t>
+            </w:r>
+            <w:r>
+              <w:rPr>
+                <w:rFonts w:hint="eastAsia"/>
+                <w:color w:val="FF0000"/>
+                <w:spacing w:val="7"/>
+                <w:lang w:val="en-US" w:eastAsia="zh-CN"/>
+              </w:rPr>
+              <w:t xml:space="preserve"> / </w:t>
+            </w:r>
+            <w:r>
+              <w:rPr>
+                <w:rFonts w:hint="eastAsia"/>
+                <w:color w:val="FF0000"/>
+                <w:spacing w:val="7"/>
+              </w:rPr>
+              <w:t>ones(shape</w:t>
+            </w:r>
+            <w:r>
+              <w:rPr>
+                <w:rFonts w:hint="eastAsia"/>
+                <w:color w:val="FF0000"/>
+                <w:spacing w:val="7"/>
+                <w:lang w:val="en-US" w:eastAsia="zh-CN"/>
+              </w:rPr>
+              <w:t>, chunks</w:t>
+            </w:r>
+            <w:r>
+              <w:rPr>
+                <w:rFonts w:hint="eastAsia"/>
+                <w:color w:val="FF0000"/>
+                <w:spacing w:val="7"/>
+              </w:rPr>
+              <w:t>)</w:t>
+            </w:r>
+          </w:p>
+        </w:tc>
+        <w:tc>
+          <w:tcPr>
+            <w:tcW w:w="0" w:type="auto"/>
+            <w:shd w:val="clear"/>
+            <w:vAlign w:val="center"/>
+          </w:tcPr>
+          <w:p>
+            <w:pPr>
+              <w:jc w:val="left"/>
+              <w:rPr>
+                <w:rFonts w:hint="eastAsia" w:ascii="华文中宋" w:hAnsi="华文中宋" w:eastAsia="华文中宋" w:cstheme="minorBidi"/>
+                <w:b/>
+                <w:color w:val="ED7D31" w:themeColor="accent2"/>
+                <w:spacing w:val="7"/>
+                <w:kern w:val="2"/>
+                <w:sz w:val="21"/>
+                <w:szCs w:val="21"/>
+                <w:lang w:val="en-US" w:eastAsia="zh-CN" w:bidi="ar-SA"/>
+                <w14:textFill>
+                  <w14:solidFill>
+                    <w14:schemeClr w14:val="accent2"/>
+                  </w14:solidFill>
+                </w14:textFill>
+              </w:rPr>
+            </w:pPr>
+            <w:r>
+              <w:rPr>
+                <w:rFonts w:hint="eastAsia"/>
+                <w:color w:val="EA82F1"/>
+                <w:szCs w:val="24"/>
+                <w:lang w:val="en-US" w:eastAsia="zh-CN"/>
+              </w:rPr>
+              <w:t>默认值</w:t>
+            </w:r>
+            <w:r>
+              <w:rPr>
+                <w:rFonts w:hint="eastAsia" w:ascii="华文中宋" w:hAnsi="华文中宋" w:eastAsia="华文中宋" w:cs="华文中宋"/>
+                <w:b/>
+                <w:bCs/>
+                <w:color w:val="ED7D31" w:themeColor="accent2"/>
+                <w:kern w:val="2"/>
+                <w:sz w:val="21"/>
+                <w:szCs w:val="21"/>
+                <w:lang w:val="en-US" w:eastAsia="zh-CN" w:bidi="ar-SA"/>
+                <w14:textFill>
+                  <w14:solidFill>
+                    <w14:schemeClr w14:val="accent2"/>
+                  </w14:solidFill>
+                </w14:textFill>
+              </w:rPr>
+              <w:t>填充</w:t>
+            </w:r>
+          </w:p>
+        </w:tc>
+      </w:tr>
+      <w:tr>
+        <w:tblPrEx>
+          <w:tblBorders>
+            <w:top w:val="single" w:color="auto" w:sz="4" w:space="0"/>
+            <w:left w:val="single" w:color="auto" w:sz="4" w:space="0"/>
+            <w:bottom w:val="single" w:color="auto" w:sz="4" w:space="0"/>
+            <w:right w:val="single" w:color="auto" w:sz="4" w:space="0"/>
+            <w:insideH w:val="single" w:color="auto" w:sz="4" w:space="0"/>
+            <w:insideV w:val="single" w:color="auto" w:sz="4" w:space="0"/>
+          </w:tblBorders>
+          <w:tblCellMar>
+            <w:top w:w="0" w:type="dxa"/>
+            <w:left w:w="108" w:type="dxa"/>
+            <w:bottom w:w="0" w:type="dxa"/>
+            <w:right w:w="108" w:type="dxa"/>
+          </w:tblCellMar>
+        </w:tblPrEx>
+        <w:tc>
+          <w:tcPr>
+            <w:tcW w:w="0" w:type="auto"/>
+            <w:vMerge w:val="continue"/>
+            <w:tcBorders/>
+            <w:shd w:val="clear"/>
+            <w:vAlign w:val="center"/>
+          </w:tcPr>
+          <w:p>
+            <w:pPr>
+              <w:numPr>
+                <w:ilvl w:val="0"/>
+                <w:numId w:val="0"/>
+              </w:numPr>
+              <w:tabs>
+                <w:tab w:val="left" w:pos="3451"/>
+              </w:tabs>
+              <w:outlineLvl w:val="9"/>
+              <w:rPr>
+                <w:rFonts w:hint="eastAsia" w:cs="华文中宋"/>
+                <w:b/>
+                <w:bCs/>
+                <w:i w:val="0"/>
+                <w:caps w:val="0"/>
+                <w:color w:val="ED7D31" w:themeColor="accent2"/>
+                <w:spacing w:val="7"/>
+                <w:sz w:val="21"/>
+                <w:szCs w:val="21"/>
+                <w:vertAlign w:val="baseline"/>
+                <w:lang w:val="en-US" w:eastAsia="zh-CN"/>
+                <w14:textFill>
+                  <w14:solidFill>
+                    <w14:schemeClr w14:val="accent2"/>
+                  </w14:solidFill>
+                </w14:textFill>
+              </w:rPr>
+            </w:pPr>
+          </w:p>
+        </w:tc>
+        <w:tc>
+          <w:tcPr>
+            <w:tcW w:w="0" w:type="auto"/>
+            <w:shd w:val="clear"/>
+            <w:vAlign w:val="center"/>
+          </w:tcPr>
+          <w:p>
+            <w:pPr>
+              <w:jc w:val="left"/>
+              <w:rPr>
+                <w:rFonts w:hint="eastAsia" w:ascii="华文中宋" w:hAnsi="华文中宋" w:eastAsia="华文中宋" w:cstheme="minorBidi"/>
+                <w:b/>
+                <w:color w:val="FF0000"/>
+                <w:spacing w:val="7"/>
+                <w:kern w:val="2"/>
+                <w:sz w:val="21"/>
+                <w:szCs w:val="21"/>
+                <w:lang w:val="en-US" w:eastAsia="zh-CN" w:bidi="ar-SA"/>
+              </w:rPr>
+            </w:pPr>
+            <w:r>
+              <w:rPr>
+                <w:rFonts w:hint="eastAsia"/>
+                <w:color w:val="FF0000"/>
+                <w:spacing w:val="7"/>
+              </w:rPr>
+              <w:t xml:space="preserve">full(shape, </w:t>
+            </w:r>
+            <w:r>
+              <w:rPr>
+                <w:rFonts w:hint="eastAsia"/>
+                <w:color w:val="FF0000"/>
+                <w:spacing w:val="7"/>
+                <w:lang w:val="en-US" w:eastAsia="zh-CN"/>
+              </w:rPr>
+              <w:t xml:space="preserve">chunks, </w:t>
+            </w:r>
+            <w:r>
+              <w:rPr>
+                <w:rFonts w:hint="eastAsia"/>
+                <w:color w:val="FF0000"/>
+                <w:spacing w:val="7"/>
+              </w:rPr>
+              <w:t>element)</w:t>
+            </w:r>
+          </w:p>
+        </w:tc>
+        <w:tc>
+          <w:tcPr>
+            <w:tcW w:w="0" w:type="auto"/>
+            <w:shd w:val="clear"/>
+            <w:vAlign w:val="center"/>
+          </w:tcPr>
+          <w:p>
+            <w:pPr>
+              <w:jc w:val="left"/>
+              <w:rPr>
+                <w:rFonts w:hint="eastAsia" w:ascii="华文中宋" w:hAnsi="华文中宋" w:eastAsia="华文中宋" w:cstheme="minorBidi"/>
+                <w:b/>
+                <w:color w:val="ED7D31" w:themeColor="accent2"/>
+                <w:spacing w:val="7"/>
+                <w:kern w:val="2"/>
+                <w:sz w:val="21"/>
+                <w:szCs w:val="21"/>
+                <w:lang w:val="en-US" w:eastAsia="zh-CN" w:bidi="ar-SA"/>
+                <w14:textFill>
+                  <w14:solidFill>
+                    <w14:schemeClr w14:val="accent2"/>
+                  </w14:solidFill>
+                </w14:textFill>
+              </w:rPr>
+            </w:pPr>
+            <w:r>
+              <w:rPr>
+                <w:rFonts w:hint="eastAsia"/>
+                <w:color w:val="EA82F1"/>
+                <w:szCs w:val="24"/>
+                <w:lang w:val="en-US" w:eastAsia="zh-CN"/>
+              </w:rPr>
+              <w:t>指定值</w:t>
+            </w:r>
+            <w:r>
+              <w:rPr>
+                <w:rFonts w:hint="eastAsia" w:ascii="华文中宋" w:hAnsi="华文中宋" w:eastAsia="华文中宋" w:cs="华文中宋"/>
+                <w:b/>
+                <w:bCs/>
+                <w:color w:val="ED7D31" w:themeColor="accent2"/>
+                <w:kern w:val="2"/>
+                <w:sz w:val="21"/>
+                <w:szCs w:val="21"/>
+                <w:lang w:val="en-US" w:eastAsia="zh-CN" w:bidi="ar-SA"/>
+                <w14:textFill>
+                  <w14:solidFill>
+                    <w14:schemeClr w14:val="accent2"/>
+                  </w14:solidFill>
+                </w14:textFill>
+              </w:rPr>
+              <w:t>填充</w:t>
+            </w:r>
+          </w:p>
+        </w:tc>
+      </w:tr>
+      <w:tr>
+        <w:tblPrEx>
+          <w:tblBorders>
+            <w:top w:val="single" w:color="auto" w:sz="4" w:space="0"/>
+            <w:left w:val="single" w:color="auto" w:sz="4" w:space="0"/>
+            <w:bottom w:val="single" w:color="auto" w:sz="4" w:space="0"/>
+            <w:right w:val="single" w:color="auto" w:sz="4" w:space="0"/>
+            <w:insideH w:val="single" w:color="auto" w:sz="4" w:space="0"/>
+            <w:insideV w:val="single" w:color="auto" w:sz="4" w:space="0"/>
+          </w:tblBorders>
+          <w:tblCellMar>
+            <w:top w:w="0" w:type="dxa"/>
+            <w:left w:w="108" w:type="dxa"/>
+            <w:bottom w:w="0" w:type="dxa"/>
+            <w:right w:w="108" w:type="dxa"/>
+          </w:tblCellMar>
+        </w:tblPrEx>
+        <w:tc>
+          <w:tcPr>
+            <w:tcW w:w="0" w:type="auto"/>
+            <w:vMerge w:val="continue"/>
+            <w:tcBorders/>
+            <w:shd w:val="clear"/>
+            <w:vAlign w:val="center"/>
+          </w:tcPr>
+          <w:p>
+            <w:pPr>
+              <w:numPr>
+                <w:ilvl w:val="0"/>
+                <w:numId w:val="0"/>
+              </w:numPr>
+              <w:tabs>
+                <w:tab w:val="left" w:pos="3451"/>
+              </w:tabs>
+              <w:outlineLvl w:val="9"/>
+              <w:rPr>
+                <w:rFonts w:hint="eastAsia" w:cs="华文中宋"/>
+                <w:b/>
+                <w:bCs/>
+                <w:i w:val="0"/>
+                <w:caps w:val="0"/>
+                <w:color w:val="ED7D31" w:themeColor="accent2"/>
+                <w:spacing w:val="7"/>
+                <w:sz w:val="21"/>
+                <w:szCs w:val="21"/>
+                <w:vertAlign w:val="baseline"/>
+                <w:lang w:val="en-US" w:eastAsia="zh-CN"/>
+                <w14:textFill>
+                  <w14:solidFill>
+                    <w14:schemeClr w14:val="accent2"/>
+                  </w14:solidFill>
+                </w14:textFill>
+              </w:rPr>
+            </w:pPr>
+          </w:p>
+        </w:tc>
+        <w:tc>
+          <w:tcPr>
+            <w:tcW w:w="0" w:type="auto"/>
+            <w:shd w:val="clear"/>
+            <w:vAlign w:val="center"/>
+          </w:tcPr>
+          <w:p>
+            <w:pPr>
+              <w:jc w:val="left"/>
+              <w:rPr>
+                <w:rFonts w:hint="default" w:eastAsia="华文中宋"/>
+                <w:color w:val="FF0000"/>
+                <w:spacing w:val="7"/>
+                <w:lang w:val="en-US" w:eastAsia="zh-CN"/>
+              </w:rPr>
+            </w:pPr>
+            <w:r>
+              <w:rPr>
+                <w:rFonts w:hint="eastAsia"/>
+                <w:color w:val="FF0000"/>
+                <w:spacing w:val="7"/>
+                <w:lang w:val="en-US" w:eastAsia="zh-CN"/>
+              </w:rPr>
+              <w:t>array(data)</w:t>
+            </w:r>
+          </w:p>
+        </w:tc>
+        <w:tc>
+          <w:tcPr>
+            <w:tcW w:w="0" w:type="auto"/>
+            <w:shd w:val="clear"/>
+            <w:vAlign w:val="center"/>
+          </w:tcPr>
+          <w:p>
+            <w:pPr>
+              <w:jc w:val="left"/>
+              <w:rPr>
+                <w:rFonts w:hint="default"/>
+                <w:color w:val="EA82F1"/>
+                <w:szCs w:val="24"/>
+                <w:lang w:val="en-US" w:eastAsia="zh-CN"/>
+              </w:rPr>
+            </w:pPr>
+            <w:r>
+              <w:rPr>
+                <w:rFonts w:hint="eastAsia"/>
+                <w:color w:val="EA82F1"/>
+                <w:szCs w:val="24"/>
+                <w:lang w:val="en-US" w:eastAsia="zh-CN"/>
+              </w:rPr>
+              <w:t>从numpy创建</w:t>
+            </w:r>
+          </w:p>
+        </w:tc>
+      </w:tr>
+    </w:tbl>
+    <w:p/>
+    <w:tbl>
+      <w:tblPr>
+        <w:tblStyle w:val="7"/>
+        <w:tblW w:w="0" w:type="auto"/>
+        <w:tblInd w:w="0" w:type="dxa"/>
+        <w:tblBorders>
+          <w:top w:val="single" w:color="auto" w:sz="4" w:space="0"/>
+          <w:left w:val="single" w:color="auto" w:sz="4" w:space="0"/>
+          <w:bottom w:val="single" w:color="auto" w:sz="4" w:space="0"/>
+          <w:right w:val="single" w:color="auto" w:sz="4" w:space="0"/>
+          <w:insideH w:val="single" w:color="auto" w:sz="4" w:space="0"/>
+          <w:insideV w:val="single" w:color="auto" w:sz="4" w:space="0"/>
+        </w:tblBorders>
+        <w:tblLayout w:type="autofit"/>
+        <w:tblCellMar>
+          <w:top w:w="0" w:type="dxa"/>
+          <w:left w:w="108" w:type="dxa"/>
+          <w:bottom w:w="0" w:type="dxa"/>
+          <w:right w:w="108" w:type="dxa"/>
+        </w:tblCellMar>
+      </w:tblPr>
+      <w:tblGrid>
+        <w:gridCol w:w="815"/>
+        <w:gridCol w:w="2608"/>
+      </w:tblGrid>
+      <w:tr>
+        <w:tblPrEx>
+          <w:tblBorders>
+            <w:top w:val="single" w:color="auto" w:sz="4" w:space="0"/>
+            <w:left w:val="single" w:color="auto" w:sz="4" w:space="0"/>
+            <w:bottom w:val="single" w:color="auto" w:sz="4" w:space="0"/>
+            <w:right w:val="single" w:color="auto" w:sz="4" w:space="0"/>
+            <w:insideH w:val="single" w:color="auto" w:sz="4" w:space="0"/>
+            <w:insideV w:val="single" w:color="auto" w:sz="4" w:space="0"/>
+          </w:tblBorders>
+          <w:tblCellMar>
+            <w:top w:w="0" w:type="dxa"/>
+            <w:left w:w="108" w:type="dxa"/>
+            <w:bottom w:w="0" w:type="dxa"/>
+            <w:right w:w="108" w:type="dxa"/>
+          </w:tblCellMar>
+        </w:tblPrEx>
+        <w:tc>
+          <w:tcPr>
+            <w:tcW w:w="0" w:type="auto"/>
+            <w:vAlign w:val="center"/>
+          </w:tcPr>
+          <w:p>
+            <w:pPr>
+              <w:numPr>
+                <w:ilvl w:val="0"/>
+                <w:numId w:val="0"/>
+              </w:numPr>
+              <w:tabs>
+                <w:tab w:val="left" w:pos="3451"/>
+              </w:tabs>
+              <w:ind w:left="0" w:leftChars="0" w:firstLine="0" w:firstLineChars="0"/>
+              <w:outlineLvl w:val="9"/>
+              <w:rPr>
+                <w:rFonts w:hint="default" w:cs="华文中宋"/>
+                <w:b/>
+                <w:bCs/>
+                <w:i w:val="0"/>
+                <w:caps w:val="0"/>
+                <w:color w:val="FF0000"/>
+                <w:spacing w:val="7"/>
+                <w:sz w:val="21"/>
+                <w:szCs w:val="21"/>
+                <w:lang w:val="en-US" w:eastAsia="zh-CN"/>
+              </w:rPr>
+            </w:pPr>
+            <w:r>
+              <w:rPr>
+                <w:rFonts w:hint="eastAsia" w:cs="华文中宋"/>
+                <w:b/>
+                <w:bCs/>
+                <w:i w:val="0"/>
+                <w:caps w:val="0"/>
+                <w:color w:val="FF0000"/>
+                <w:spacing w:val="7"/>
+                <w:sz w:val="21"/>
+                <w:szCs w:val="21"/>
+                <w:lang w:val="en-US" w:eastAsia="zh-CN"/>
+              </w:rPr>
+              <w:t>Array</w:t>
+            </w:r>
+          </w:p>
+        </w:tc>
+        <w:tc>
+          <w:tcPr>
+            <w:tcW w:w="0" w:type="auto"/>
+            <w:vAlign w:val="center"/>
+          </w:tcPr>
+          <w:p>
+            <w:pPr>
+              <w:numPr>
+                <w:ilvl w:val="0"/>
+                <w:numId w:val="0"/>
+              </w:numPr>
+              <w:tabs>
+                <w:tab w:val="left" w:pos="3451"/>
+              </w:tabs>
+              <w:outlineLvl w:val="9"/>
+              <w:rPr>
+                <w:rFonts w:hint="default" w:cs="华文中宋"/>
+                <w:b/>
+                <w:bCs/>
+                <w:i w:val="0"/>
+                <w:caps w:val="0"/>
+                <w:color w:val="ED7D31" w:themeColor="accent2"/>
+                <w:spacing w:val="7"/>
+                <w:sz w:val="21"/>
+                <w:szCs w:val="21"/>
+                <w:vertAlign w:val="baseline"/>
+                <w:lang w:val="en-US" w:eastAsia="zh-CN"/>
+                <w14:textFill>
+                  <w14:solidFill>
+                    <w14:schemeClr w14:val="accent2"/>
+                  </w14:solidFill>
+                </w14:textFill>
+              </w:rPr>
+            </w:pPr>
+            <w:r>
+              <w:rPr>
+                <w:rFonts w:hint="eastAsia"/>
+                <w:color w:val="EA82F1"/>
+                <w:szCs w:val="24"/>
+                <w:lang w:val="en-US" w:eastAsia="zh-CN"/>
+              </w:rPr>
+              <w:t>数组</w:t>
+            </w:r>
+            <w:r>
+              <w:rPr>
+                <w:rFonts w:hint="eastAsia" w:cs="华文中宋"/>
+                <w:b/>
+                <w:bCs/>
+                <w:i w:val="0"/>
+                <w:caps w:val="0"/>
+                <w:color w:val="ED7D31" w:themeColor="accent2"/>
+                <w:spacing w:val="7"/>
+                <w:sz w:val="21"/>
+                <w:szCs w:val="21"/>
+                <w:vertAlign w:val="baseline"/>
+                <w:lang w:val="en-US" w:eastAsia="zh-CN"/>
+                <w14:textFill>
+                  <w14:solidFill>
+                    <w14:schemeClr w14:val="accent2"/>
+                  </w14:solidFill>
+                </w14:textFill>
+              </w:rPr>
+              <w:t xml:space="preserve"> (用法类似numpy)</w:t>
+            </w:r>
+          </w:p>
+        </w:tc>
+      </w:tr>
+    </w:tbl>
+    <w:p/>
+    <w:tbl>
+      <w:tblPr>
+        <w:tblStyle w:val="7"/>
+        <w:tblW w:w="0" w:type="auto"/>
+        <w:tblInd w:w="0" w:type="dxa"/>
+        <w:tblBorders>
+          <w:top w:val="single" w:color="auto" w:sz="4" w:space="0"/>
+          <w:left w:val="single" w:color="auto" w:sz="4" w:space="0"/>
+          <w:bottom w:val="single" w:color="auto" w:sz="4" w:space="0"/>
+          <w:right w:val="single" w:color="auto" w:sz="4" w:space="0"/>
+          <w:insideH w:val="single" w:color="auto" w:sz="4" w:space="0"/>
+          <w:insideV w:val="single" w:color="auto" w:sz="4" w:space="0"/>
+        </w:tblBorders>
+        <w:tblLayout w:type="autofit"/>
+        <w:tblCellMar>
+          <w:top w:w="0" w:type="dxa"/>
+          <w:left w:w="108" w:type="dxa"/>
+          <w:bottom w:w="0" w:type="dxa"/>
+          <w:right w:w="108" w:type="dxa"/>
+        </w:tblCellMar>
+      </w:tblPr>
+      <w:tblGrid>
+        <w:gridCol w:w="1113"/>
+        <w:gridCol w:w="5955"/>
+        <w:gridCol w:w="1408"/>
+      </w:tblGrid>
+      <w:tr>
+        <w:tblPrEx>
+          <w:tblBorders>
+            <w:top w:val="single" w:color="auto" w:sz="4" w:space="0"/>
+            <w:left w:val="single" w:color="auto" w:sz="4" w:space="0"/>
+            <w:bottom w:val="single" w:color="auto" w:sz="4" w:space="0"/>
+            <w:right w:val="single" w:color="auto" w:sz="4" w:space="0"/>
+            <w:insideH w:val="single" w:color="auto" w:sz="4" w:space="0"/>
+            <w:insideV w:val="single" w:color="auto" w:sz="4" w:space="0"/>
+          </w:tblBorders>
+          <w:tblCellMar>
+            <w:top w:w="0" w:type="dxa"/>
+            <w:left w:w="108" w:type="dxa"/>
+            <w:bottom w:w="0" w:type="dxa"/>
+            <w:right w:w="108" w:type="dxa"/>
+          </w:tblCellMar>
+        </w:tblPrEx>
+        <w:tc>
+          <w:tcPr>
+            <w:tcW w:w="0" w:type="auto"/>
+            <w:gridSpan w:val="2"/>
+            <w:vAlign w:val="center"/>
+          </w:tcPr>
+          <w:p>
+            <w:pPr>
+              <w:numPr>
+                <w:ilvl w:val="0"/>
+                <w:numId w:val="0"/>
+              </w:numPr>
+              <w:tabs>
+                <w:tab w:val="left" w:pos="3451"/>
+              </w:tabs>
+              <w:ind w:left="0" w:leftChars="0" w:firstLine="0" w:firstLineChars="0"/>
+              <w:outlineLvl w:val="9"/>
+              <w:rPr>
+                <w:rFonts w:hint="default" w:cs="华文中宋"/>
+                <w:b/>
+                <w:bCs/>
+                <w:i w:val="0"/>
+                <w:caps w:val="0"/>
+                <w:color w:val="FF0000"/>
+                <w:spacing w:val="7"/>
+                <w:sz w:val="21"/>
+                <w:szCs w:val="21"/>
+                <w:lang w:val="en-US" w:eastAsia="zh-CN"/>
+              </w:rPr>
+            </w:pPr>
+            <w:r>
+              <w:rPr>
+                <w:rFonts w:hint="eastAsia" w:cs="华文中宋"/>
+                <w:b/>
+                <w:bCs/>
+                <w:i w:val="0"/>
+                <w:caps w:val="0"/>
+                <w:color w:val="FF0000"/>
+                <w:spacing w:val="7"/>
+                <w:sz w:val="21"/>
+                <w:szCs w:val="21"/>
+                <w:lang w:val="en-US" w:eastAsia="zh-CN"/>
+              </w:rPr>
+              <w:t>Group</w:t>
+            </w:r>
+          </w:p>
+        </w:tc>
+        <w:tc>
+          <w:tcPr>
+            <w:tcW w:w="0" w:type="auto"/>
+            <w:vAlign w:val="center"/>
+          </w:tcPr>
+          <w:p>
+            <w:pPr>
+              <w:numPr>
+                <w:ilvl w:val="0"/>
+                <w:numId w:val="0"/>
+              </w:numPr>
+              <w:tabs>
+                <w:tab w:val="left" w:pos="3451"/>
+              </w:tabs>
+              <w:outlineLvl w:val="9"/>
+              <w:rPr>
+                <w:rFonts w:hint="default" w:cs="华文中宋"/>
+                <w:b/>
+                <w:bCs/>
+                <w:i w:val="0"/>
+                <w:caps w:val="0"/>
+                <w:color w:val="ED7D31" w:themeColor="accent2"/>
+                <w:spacing w:val="7"/>
+                <w:sz w:val="21"/>
+                <w:szCs w:val="21"/>
+                <w:vertAlign w:val="baseline"/>
+                <w:lang w:val="en-US" w:eastAsia="zh-CN"/>
+                <w14:textFill>
+                  <w14:solidFill>
+                    <w14:schemeClr w14:val="accent2"/>
+                  </w14:solidFill>
+                </w14:textFill>
+              </w:rPr>
+            </w:pPr>
+            <w:r>
+              <w:rPr>
+                <w:rFonts w:hint="eastAsia"/>
+                <w:color w:val="EA82F1"/>
+                <w:szCs w:val="24"/>
+                <w:lang w:val="en-US" w:eastAsia="zh-CN"/>
+              </w:rPr>
+              <w:t>组</w:t>
+            </w:r>
+          </w:p>
+        </w:tc>
+      </w:tr>
+      <w:tr>
+        <w:tblPrEx>
+          <w:tblBorders>
+            <w:top w:val="single" w:color="auto" w:sz="4" w:space="0"/>
+            <w:left w:val="single" w:color="auto" w:sz="4" w:space="0"/>
+            <w:bottom w:val="single" w:color="auto" w:sz="4" w:space="0"/>
+            <w:right w:val="single" w:color="auto" w:sz="4" w:space="0"/>
+            <w:insideH w:val="single" w:color="auto" w:sz="4" w:space="0"/>
+            <w:insideV w:val="single" w:color="auto" w:sz="4" w:space="0"/>
+          </w:tblBorders>
+          <w:tblCellMar>
+            <w:top w:w="0" w:type="dxa"/>
+            <w:left w:w="108" w:type="dxa"/>
+            <w:bottom w:w="0" w:type="dxa"/>
+            <w:right w:w="108" w:type="dxa"/>
+          </w:tblCellMar>
+        </w:tblPrEx>
+        <w:tc>
+          <w:tcPr>
+            <w:tcW w:w="0" w:type="auto"/>
+            <w:vMerge w:val="restart"/>
+            <w:vAlign w:val="center"/>
+          </w:tcPr>
+          <w:p>
+            <w:pPr>
+              <w:numPr>
+                <w:ilvl w:val="0"/>
+                <w:numId w:val="0"/>
+              </w:numPr>
+              <w:tabs>
+                <w:tab w:val="left" w:pos="3451"/>
+              </w:tabs>
+              <w:ind w:left="0" w:leftChars="0" w:firstLine="0" w:firstLineChars="0"/>
+              <w:outlineLvl w:val="9"/>
+              <w:rPr>
+                <w:rFonts w:hint="eastAsia" w:cs="华文中宋"/>
+                <w:b/>
+                <w:bCs/>
+                <w:i w:val="0"/>
+                <w:caps w:val="0"/>
+                <w:color w:val="FF0000"/>
+                <w:spacing w:val="7"/>
+                <w:sz w:val="21"/>
+                <w:szCs w:val="21"/>
+                <w:lang w:val="en-US" w:eastAsia="zh-CN"/>
+              </w:rPr>
+            </w:pPr>
+            <w:r>
+              <w:rPr>
+                <w:rFonts w:hint="eastAsia" w:cs="华文中宋"/>
+                <w:b/>
+                <w:bCs/>
+                <w:i w:val="0"/>
+                <w:caps w:val="0"/>
+                <w:color w:val="ED7D31" w:themeColor="accent2"/>
+                <w:spacing w:val="7"/>
+                <w:sz w:val="21"/>
+                <w:szCs w:val="21"/>
+                <w:u w:val="none"/>
+                <w:vertAlign w:val="baseline"/>
+                <w:lang w:val="en-US" w:eastAsia="zh-CN"/>
+                <w14:textFill>
+                  <w14:solidFill>
+                    <w14:schemeClr w14:val="accent2"/>
+                  </w14:solidFill>
+                </w14:textFill>
+              </w:rPr>
+              <w:t>实例属性</w:t>
+            </w:r>
+          </w:p>
+        </w:tc>
+        <w:tc>
+          <w:tcPr>
+            <w:tcW w:w="0" w:type="auto"/>
+            <w:vAlign w:val="center"/>
+          </w:tcPr>
+          <w:p>
+            <w:pPr>
+              <w:numPr>
+                <w:ilvl w:val="0"/>
+                <w:numId w:val="0"/>
+              </w:numPr>
+              <w:tabs>
+                <w:tab w:val="left" w:pos="3451"/>
+              </w:tabs>
+              <w:ind w:left="0" w:leftChars="0" w:firstLine="0" w:firstLineChars="0"/>
+              <w:outlineLvl w:val="9"/>
+              <w:rPr>
+                <w:rFonts w:hint="default" w:cs="华文中宋"/>
+                <w:b/>
+                <w:bCs/>
+                <w:i w:val="0"/>
+                <w:caps w:val="0"/>
+                <w:color w:val="FF0000"/>
+                <w:spacing w:val="7"/>
+                <w:sz w:val="21"/>
+                <w:szCs w:val="21"/>
+                <w:lang w:val="en-US" w:eastAsia="zh-CN"/>
+              </w:rPr>
+            </w:pPr>
+            <w:r>
+              <w:rPr>
+                <w:rFonts w:hint="eastAsia" w:cs="华文中宋"/>
+                <w:b/>
+                <w:bCs/>
+                <w:i w:val="0"/>
+                <w:caps w:val="0"/>
+                <w:color w:val="FF0000"/>
+                <w:spacing w:val="7"/>
+                <w:sz w:val="21"/>
+                <w:szCs w:val="21"/>
+                <w:lang w:val="en-US" w:eastAsia="zh-CN"/>
+              </w:rPr>
+              <w:t>["group/array"] / ["any"]</w:t>
+            </w:r>
+          </w:p>
+        </w:tc>
+        <w:tc>
+          <w:tcPr>
+            <w:tcW w:w="0" w:type="auto"/>
+            <w:vAlign w:val="center"/>
+          </w:tcPr>
+          <w:p>
+            <w:pPr>
+              <w:numPr>
+                <w:ilvl w:val="0"/>
+                <w:numId w:val="0"/>
+              </w:numPr>
+              <w:tabs>
+                <w:tab w:val="left" w:pos="3451"/>
+              </w:tabs>
+              <w:outlineLvl w:val="9"/>
+              <w:rPr>
+                <w:rFonts w:hint="default" w:cs="华文中宋"/>
+                <w:b/>
+                <w:bCs/>
+                <w:i w:val="0"/>
+                <w:caps w:val="0"/>
+                <w:color w:val="ED7D31" w:themeColor="accent2"/>
+                <w:spacing w:val="7"/>
+                <w:sz w:val="21"/>
+                <w:szCs w:val="21"/>
+                <w:vertAlign w:val="baseline"/>
+                <w:lang w:val="en-US" w:eastAsia="zh-CN"/>
+                <w14:textFill>
+                  <w14:solidFill>
+                    <w14:schemeClr w14:val="accent2"/>
+                  </w14:solidFill>
+                </w14:textFill>
+              </w:rPr>
+            </w:pPr>
+            <w:r>
+              <w:rPr>
+                <w:rFonts w:hint="eastAsia" w:cs="华文中宋"/>
+                <w:b/>
+                <w:bCs/>
+                <w:i w:val="0"/>
+                <w:caps w:val="0"/>
+                <w:color w:val="E182F1"/>
+                <w:spacing w:val="7"/>
+                <w:sz w:val="21"/>
+                <w:szCs w:val="21"/>
+                <w:lang w:val="en-US" w:eastAsia="zh-CN"/>
+              </w:rPr>
+              <w:t>加载</w:t>
+            </w:r>
+          </w:p>
+        </w:tc>
+      </w:tr>
+      <w:tr>
+        <w:tblPrEx>
+          <w:tblBorders>
+            <w:top w:val="single" w:color="auto" w:sz="4" w:space="0"/>
+            <w:left w:val="single" w:color="auto" w:sz="4" w:space="0"/>
+            <w:bottom w:val="single" w:color="auto" w:sz="4" w:space="0"/>
+            <w:right w:val="single" w:color="auto" w:sz="4" w:space="0"/>
+            <w:insideH w:val="single" w:color="auto" w:sz="4" w:space="0"/>
+            <w:insideV w:val="single" w:color="auto" w:sz="4" w:space="0"/>
+          </w:tblBorders>
+          <w:tblCellMar>
+            <w:top w:w="0" w:type="dxa"/>
+            <w:left w:w="108" w:type="dxa"/>
+            <w:bottom w:w="0" w:type="dxa"/>
+            <w:right w:w="108" w:type="dxa"/>
+          </w:tblCellMar>
+        </w:tblPrEx>
+        <w:tc>
+          <w:tcPr>
+            <w:tcW w:w="0" w:type="auto"/>
+            <w:vMerge w:val="continue"/>
+            <w:vAlign w:val="center"/>
+          </w:tcPr>
+          <w:p>
+            <w:pPr>
+              <w:numPr>
+                <w:ilvl w:val="0"/>
+                <w:numId w:val="0"/>
+              </w:numPr>
+              <w:tabs>
+                <w:tab w:val="left" w:pos="3451"/>
+              </w:tabs>
+              <w:ind w:left="0" w:leftChars="0" w:firstLine="0" w:firstLineChars="0"/>
+              <w:outlineLvl w:val="9"/>
+              <w:rPr>
+                <w:rFonts w:hint="eastAsia" w:cs="华文中宋"/>
+                <w:b/>
+                <w:bCs/>
+                <w:i w:val="0"/>
+                <w:caps w:val="0"/>
+                <w:color w:val="ED7D31" w:themeColor="accent2"/>
+                <w:spacing w:val="7"/>
+                <w:sz w:val="21"/>
+                <w:szCs w:val="21"/>
+                <w:u w:val="none"/>
+                <w:vertAlign w:val="baseline"/>
+                <w:lang w:val="en-US" w:eastAsia="zh-CN"/>
+                <w14:textFill>
+                  <w14:solidFill>
+                    <w14:schemeClr w14:val="accent2"/>
+                  </w14:solidFill>
+                </w14:textFill>
+              </w:rPr>
+            </w:pPr>
+          </w:p>
+        </w:tc>
+        <w:tc>
+          <w:tcPr>
+            <w:tcW w:w="0" w:type="auto"/>
+            <w:vAlign w:val="center"/>
+          </w:tcPr>
+          <w:p>
+            <w:pPr>
+              <w:numPr>
+                <w:ilvl w:val="0"/>
+                <w:numId w:val="0"/>
+              </w:numPr>
+              <w:tabs>
+                <w:tab w:val="left" w:pos="3451"/>
+              </w:tabs>
+              <w:ind w:left="0" w:leftChars="0" w:firstLine="0" w:firstLineChars="0"/>
+              <w:outlineLvl w:val="9"/>
+              <w:rPr>
+                <w:rFonts w:hint="default" w:cs="华文中宋"/>
+                <w:b/>
+                <w:bCs/>
+                <w:i w:val="0"/>
+                <w:caps w:val="0"/>
+                <w:color w:val="FF0000"/>
+                <w:spacing w:val="7"/>
+                <w:sz w:val="21"/>
+                <w:szCs w:val="21"/>
+                <w:lang w:val="en-US" w:eastAsia="zh-CN"/>
+              </w:rPr>
+            </w:pPr>
+            <w:r>
+              <w:rPr>
+                <w:rFonts w:hint="eastAsia" w:cs="华文中宋"/>
+                <w:b/>
+                <w:bCs/>
+                <w:i w:val="0"/>
+                <w:caps w:val="0"/>
+                <w:color w:val="FF0000"/>
+                <w:spacing w:val="7"/>
+                <w:sz w:val="21"/>
+                <w:szCs w:val="21"/>
+                <w:lang w:val="en-US" w:eastAsia="zh-CN"/>
+              </w:rPr>
+              <w:t>attrs</w:t>
+            </w:r>
+          </w:p>
+        </w:tc>
+        <w:tc>
+          <w:tcPr>
+            <w:tcW w:w="0" w:type="auto"/>
+            <w:vAlign w:val="center"/>
+          </w:tcPr>
+          <w:p>
+            <w:pPr>
+              <w:numPr>
+                <w:ilvl w:val="0"/>
+                <w:numId w:val="0"/>
+              </w:numPr>
+              <w:tabs>
+                <w:tab w:val="left" w:pos="3451"/>
+              </w:tabs>
+              <w:outlineLvl w:val="9"/>
+              <w:rPr>
+                <w:rFonts w:hint="default" w:cs="华文中宋"/>
+                <w:b/>
+                <w:bCs/>
+                <w:i w:val="0"/>
+                <w:caps w:val="0"/>
+                <w:color w:val="E182F1"/>
+                <w:spacing w:val="7"/>
+                <w:sz w:val="21"/>
+                <w:szCs w:val="21"/>
+                <w:lang w:val="en-US" w:eastAsia="zh-CN"/>
+              </w:rPr>
+            </w:pPr>
+            <w:r>
+              <w:rPr>
+                <w:rFonts w:hint="eastAsia" w:cs="华文中宋"/>
+                <w:b/>
+                <w:bCs/>
+                <w:i w:val="0"/>
+                <w:caps w:val="0"/>
+                <w:color w:val="E182F1"/>
+                <w:spacing w:val="7"/>
+                <w:sz w:val="21"/>
+                <w:szCs w:val="21"/>
+                <w:lang w:val="en-US" w:eastAsia="zh-CN"/>
+              </w:rPr>
+              <w:t>元数据</w:t>
+            </w:r>
+            <w:r>
+              <w:rPr>
+                <w:rFonts w:hint="eastAsia" w:cs="华文中宋"/>
+                <w:b/>
+                <w:bCs/>
+                <w:i w:val="0"/>
+                <w:caps w:val="0"/>
+                <w:color w:val="ED7D31" w:themeColor="accent2"/>
+                <w:spacing w:val="7"/>
+                <w:sz w:val="21"/>
+                <w:szCs w:val="21"/>
+                <w:vertAlign w:val="baseline"/>
+                <w:lang w:val="en-US" w:eastAsia="zh-CN"/>
+                <w14:textFill>
+                  <w14:solidFill>
+                    <w14:schemeClr w14:val="accent2"/>
+                  </w14:solidFill>
+                </w14:textFill>
+              </w:rPr>
+              <w:t>字典</w:t>
+            </w:r>
+          </w:p>
+        </w:tc>
+      </w:tr>
+      <w:tr>
+        <w:tblPrEx>
+          <w:tblBorders>
+            <w:top w:val="single" w:color="auto" w:sz="4" w:space="0"/>
+            <w:left w:val="single" w:color="auto" w:sz="4" w:space="0"/>
+            <w:bottom w:val="single" w:color="auto" w:sz="4" w:space="0"/>
+            <w:right w:val="single" w:color="auto" w:sz="4" w:space="0"/>
+            <w:insideH w:val="single" w:color="auto" w:sz="4" w:space="0"/>
+            <w:insideV w:val="single" w:color="auto" w:sz="4" w:space="0"/>
+          </w:tblBorders>
+          <w:tblCellMar>
+            <w:top w:w="0" w:type="dxa"/>
+            <w:left w:w="108" w:type="dxa"/>
+            <w:bottom w:w="0" w:type="dxa"/>
+            <w:right w:w="108" w:type="dxa"/>
+          </w:tblCellMar>
+        </w:tblPrEx>
+        <w:tc>
+          <w:tcPr>
+            <w:tcW w:w="0" w:type="auto"/>
+            <w:vMerge w:val="continue"/>
+            <w:tcBorders/>
+            <w:vAlign w:val="center"/>
+          </w:tcPr>
+          <w:p>
+            <w:pPr>
+              <w:numPr>
+                <w:ilvl w:val="0"/>
+                <w:numId w:val="0"/>
+              </w:numPr>
+              <w:tabs>
+                <w:tab w:val="left" w:pos="3451"/>
+              </w:tabs>
+              <w:ind w:left="0" w:leftChars="0" w:firstLine="0" w:firstLineChars="0"/>
+              <w:outlineLvl w:val="9"/>
+              <w:rPr>
+                <w:rFonts w:hint="eastAsia" w:cs="华文中宋"/>
+                <w:b/>
+                <w:bCs/>
+                <w:i w:val="0"/>
+                <w:caps w:val="0"/>
+                <w:color w:val="FF0000"/>
+                <w:spacing w:val="7"/>
+                <w:sz w:val="21"/>
+                <w:szCs w:val="21"/>
+                <w:lang w:val="en-US" w:eastAsia="zh-CN"/>
+              </w:rPr>
+            </w:pPr>
+          </w:p>
+        </w:tc>
+        <w:tc>
+          <w:tcPr>
+            <w:tcW w:w="0" w:type="auto"/>
+            <w:vAlign w:val="center"/>
+          </w:tcPr>
+          <w:p>
+            <w:pPr>
+              <w:numPr>
+                <w:ilvl w:val="0"/>
+                <w:numId w:val="0"/>
+              </w:numPr>
+              <w:tabs>
+                <w:tab w:val="left" w:pos="3451"/>
+              </w:tabs>
+              <w:ind w:left="0" w:leftChars="0" w:firstLine="0" w:firstLineChars="0"/>
+              <w:outlineLvl w:val="9"/>
+              <w:rPr>
+                <w:rFonts w:hint="default" w:cs="华文中宋"/>
+                <w:b/>
+                <w:bCs/>
+                <w:i w:val="0"/>
+                <w:caps w:val="0"/>
+                <w:color w:val="FF0000"/>
+                <w:spacing w:val="7"/>
+                <w:sz w:val="21"/>
+                <w:szCs w:val="21"/>
+                <w:lang w:val="en-US" w:eastAsia="zh-CN"/>
+              </w:rPr>
+            </w:pPr>
+            <w:r>
+              <w:rPr>
+                <w:rFonts w:hint="eastAsia" w:cs="华文中宋"/>
+                <w:b/>
+                <w:bCs/>
+                <w:i w:val="0"/>
+                <w:caps w:val="0"/>
+                <w:color w:val="FF0000"/>
+                <w:spacing w:val="7"/>
+                <w:sz w:val="21"/>
+                <w:szCs w:val="21"/>
+                <w:lang w:val="en-US" w:eastAsia="zh-CN"/>
+              </w:rPr>
+              <w:t>tree()</w:t>
+            </w:r>
+          </w:p>
+        </w:tc>
+        <w:tc>
+          <w:tcPr>
+            <w:tcW w:w="0" w:type="auto"/>
+            <w:vAlign w:val="center"/>
+          </w:tcPr>
+          <w:p>
+            <w:pPr>
+              <w:numPr>
+                <w:ilvl w:val="0"/>
+                <w:numId w:val="0"/>
+              </w:numPr>
+              <w:tabs>
+                <w:tab w:val="left" w:pos="3451"/>
+              </w:tabs>
+              <w:outlineLvl w:val="9"/>
+              <w:rPr>
+                <w:rFonts w:hint="default" w:cs="华文中宋"/>
+                <w:b/>
+                <w:bCs/>
+                <w:i w:val="0"/>
+                <w:caps w:val="0"/>
+                <w:color w:val="ED7D31" w:themeColor="accent2"/>
+                <w:spacing w:val="7"/>
+                <w:sz w:val="21"/>
+                <w:szCs w:val="21"/>
+                <w:vertAlign w:val="baseline"/>
+                <w:lang w:val="en-US" w:eastAsia="zh-CN"/>
+                <w14:textFill>
+                  <w14:solidFill>
+                    <w14:schemeClr w14:val="accent2"/>
+                  </w14:solidFill>
+                </w14:textFill>
+              </w:rPr>
+            </w:pPr>
+            <w:r>
+              <w:rPr>
+                <w:rFonts w:hint="eastAsia" w:cs="华文中宋"/>
+                <w:b/>
+                <w:bCs/>
+                <w:i w:val="0"/>
+                <w:caps w:val="0"/>
+                <w:color w:val="ED7D31" w:themeColor="accent2"/>
+                <w:spacing w:val="7"/>
+                <w:sz w:val="21"/>
+                <w:szCs w:val="21"/>
+                <w:vertAlign w:val="baseline"/>
+                <w:lang w:val="en-US" w:eastAsia="zh-CN"/>
+                <w14:textFill>
+                  <w14:solidFill>
+                    <w14:schemeClr w14:val="accent2"/>
+                  </w14:solidFill>
+                </w14:textFill>
+              </w:rPr>
+              <w:t>内容</w:t>
+            </w:r>
+            <w:r>
+              <w:rPr>
+                <w:rFonts w:hint="eastAsia" w:ascii="华文中宋" w:hAnsi="华文中宋" w:eastAsia="华文中宋" w:cs="华文中宋"/>
+                <w:b/>
+                <w:bCs/>
+                <w:i w:val="0"/>
+                <w:caps w:val="0"/>
+                <w:color w:val="E182F1"/>
+                <w:spacing w:val="7"/>
+                <w:sz w:val="21"/>
+                <w:szCs w:val="21"/>
+                <w:lang w:val="en-US" w:eastAsia="zh-CN"/>
+              </w:rPr>
+              <w:t>结构</w:t>
+            </w:r>
+          </w:p>
+        </w:tc>
+      </w:tr>
+      <w:tr>
+        <w:tblPrEx>
+          <w:tblBorders>
+            <w:top w:val="single" w:color="auto" w:sz="4" w:space="0"/>
+            <w:left w:val="single" w:color="auto" w:sz="4" w:space="0"/>
+            <w:bottom w:val="single" w:color="auto" w:sz="4" w:space="0"/>
+            <w:right w:val="single" w:color="auto" w:sz="4" w:space="0"/>
+            <w:insideH w:val="single" w:color="auto" w:sz="4" w:space="0"/>
+            <w:insideV w:val="single" w:color="auto" w:sz="4" w:space="0"/>
+          </w:tblBorders>
+          <w:tblCellMar>
+            <w:top w:w="0" w:type="dxa"/>
+            <w:left w:w="108" w:type="dxa"/>
+            <w:bottom w:w="0" w:type="dxa"/>
+            <w:right w:w="108" w:type="dxa"/>
+          </w:tblCellMar>
+        </w:tblPrEx>
+        <w:tc>
+          <w:tcPr>
+            <w:tcW w:w="0" w:type="auto"/>
+            <w:vMerge w:val="restart"/>
+            <w:tcBorders/>
+            <w:vAlign w:val="center"/>
+          </w:tcPr>
+          <w:p>
+            <w:pPr>
+              <w:numPr>
+                <w:ilvl w:val="0"/>
+                <w:numId w:val="0"/>
+              </w:numPr>
+              <w:tabs>
+                <w:tab w:val="left" w:pos="3451"/>
+              </w:tabs>
+              <w:ind w:left="0" w:leftChars="0" w:firstLine="0" w:firstLineChars="0"/>
+              <w:outlineLvl w:val="9"/>
+              <w:rPr>
+                <w:rFonts w:hint="default" w:cs="华文中宋"/>
+                <w:b/>
+                <w:bCs/>
+                <w:i w:val="0"/>
+                <w:caps w:val="0"/>
+                <w:color w:val="FF0000"/>
+                <w:spacing w:val="7"/>
+                <w:sz w:val="21"/>
+                <w:szCs w:val="21"/>
+                <w:lang w:val="en-US" w:eastAsia="zh-CN"/>
+              </w:rPr>
+            </w:pPr>
+            <w:r>
+              <w:rPr>
+                <w:rFonts w:hint="eastAsia" w:cs="华文中宋"/>
+                <w:b/>
+                <w:bCs/>
+                <w:i w:val="0"/>
+                <w:caps w:val="0"/>
+                <w:color w:val="ED7D31" w:themeColor="accent2"/>
+                <w:spacing w:val="7"/>
+                <w:sz w:val="21"/>
+                <w:szCs w:val="21"/>
+                <w:u w:val="none"/>
+                <w:vertAlign w:val="baseline"/>
+                <w:lang w:val="en-US" w:eastAsia="zh-CN"/>
+                <w14:textFill>
+                  <w14:solidFill>
+                    <w14:schemeClr w14:val="accent2"/>
+                  </w14:solidFill>
+                </w14:textFill>
+              </w:rPr>
+              <w:t>实例方法</w:t>
+            </w:r>
+          </w:p>
+        </w:tc>
+        <w:tc>
+          <w:tcPr>
+            <w:tcW w:w="0" w:type="auto"/>
+            <w:vAlign w:val="center"/>
+          </w:tcPr>
+          <w:p>
+            <w:pPr>
+              <w:numPr>
+                <w:ilvl w:val="0"/>
+                <w:numId w:val="0"/>
+              </w:numPr>
+              <w:tabs>
+                <w:tab w:val="left" w:pos="3451"/>
+              </w:tabs>
+              <w:ind w:left="0" w:leftChars="0" w:firstLine="0" w:firstLineChars="0"/>
+              <w:outlineLvl w:val="9"/>
+              <w:rPr>
+                <w:rFonts w:hint="default" w:cs="华文中宋"/>
+                <w:b/>
+                <w:bCs/>
+                <w:i w:val="0"/>
+                <w:caps w:val="0"/>
+                <w:color w:val="FF0000"/>
+                <w:spacing w:val="7"/>
+                <w:sz w:val="21"/>
+                <w:szCs w:val="21"/>
+                <w:lang w:val="en-US" w:eastAsia="zh-CN"/>
+              </w:rPr>
+            </w:pPr>
+            <w:r>
+              <w:rPr>
+                <w:rFonts w:hint="eastAsia" w:cs="华文中宋"/>
+                <w:b/>
+                <w:bCs/>
+                <w:i w:val="0"/>
+                <w:caps w:val="0"/>
+                <w:color w:val="FF0000"/>
+                <w:spacing w:val="7"/>
+                <w:sz w:val="21"/>
+                <w:szCs w:val="21"/>
+                <w:lang w:val="en-US" w:eastAsia="zh-CN"/>
+              </w:rPr>
+              <w:t xml:space="preserve">create / </w:t>
+            </w:r>
+            <w:r>
+              <w:rPr>
+                <w:rFonts w:hint="eastAsia"/>
+                <w:color w:val="FF0000"/>
+                <w:spacing w:val="7"/>
+              </w:rPr>
+              <w:t>zeros</w:t>
+            </w:r>
+            <w:r>
+              <w:rPr>
+                <w:rFonts w:hint="eastAsia"/>
+                <w:color w:val="FF0000"/>
+                <w:spacing w:val="7"/>
+                <w:lang w:val="en-US" w:eastAsia="zh-CN"/>
+              </w:rPr>
+              <w:t xml:space="preserve"> / </w:t>
+            </w:r>
+            <w:r>
+              <w:rPr>
+                <w:rFonts w:hint="eastAsia"/>
+                <w:color w:val="FF0000"/>
+                <w:spacing w:val="7"/>
+              </w:rPr>
+              <w:t>empty</w:t>
+            </w:r>
+            <w:r>
+              <w:rPr>
+                <w:rFonts w:hint="eastAsia"/>
+                <w:color w:val="FF0000"/>
+                <w:spacing w:val="7"/>
+                <w:lang w:val="en-US" w:eastAsia="zh-CN"/>
+              </w:rPr>
+              <w:t xml:space="preserve"> / </w:t>
+            </w:r>
+            <w:r>
+              <w:rPr>
+                <w:rFonts w:hint="eastAsia"/>
+                <w:color w:val="FF0000"/>
+                <w:spacing w:val="7"/>
+              </w:rPr>
+              <w:t>ones</w:t>
+            </w:r>
+            <w:r>
+              <w:rPr>
+                <w:rFonts w:hint="eastAsia" w:cs="华文中宋"/>
+                <w:b/>
+                <w:bCs/>
+                <w:i w:val="0"/>
+                <w:caps w:val="0"/>
+                <w:color w:val="FF0000"/>
+                <w:spacing w:val="7"/>
+                <w:sz w:val="21"/>
+                <w:szCs w:val="21"/>
+                <w:lang w:val="en-US" w:eastAsia="zh-CN"/>
+              </w:rPr>
+              <w:t>(name, shape, chunks)</w:t>
+            </w:r>
+          </w:p>
+        </w:tc>
+        <w:tc>
+          <w:tcPr>
+            <w:tcW w:w="0" w:type="auto"/>
+            <w:vAlign w:val="center"/>
+          </w:tcPr>
+          <w:p>
+            <w:pPr>
+              <w:numPr>
+                <w:ilvl w:val="0"/>
+                <w:numId w:val="0"/>
+              </w:numPr>
+              <w:tabs>
+                <w:tab w:val="left" w:pos="3451"/>
+              </w:tabs>
+              <w:outlineLvl w:val="9"/>
+              <w:rPr>
+                <w:rFonts w:hint="default" w:cs="华文中宋"/>
+                <w:b/>
+                <w:bCs/>
+                <w:i w:val="0"/>
+                <w:caps w:val="0"/>
+                <w:color w:val="ED7D31" w:themeColor="accent2"/>
+                <w:spacing w:val="7"/>
+                <w:sz w:val="21"/>
+                <w:szCs w:val="21"/>
+                <w:vertAlign w:val="baseline"/>
+                <w:lang w:val="en-US" w:eastAsia="zh-CN"/>
+                <w14:textFill>
+                  <w14:solidFill>
+                    <w14:schemeClr w14:val="accent2"/>
+                  </w14:solidFill>
+                </w14:textFill>
+              </w:rPr>
+            </w:pPr>
+            <w:r>
+              <w:rPr>
+                <w:rFonts w:hint="eastAsia" w:cs="华文中宋"/>
+                <w:b/>
+                <w:bCs/>
+                <w:i w:val="0"/>
+                <w:caps w:val="0"/>
+                <w:color w:val="ED7D31" w:themeColor="accent2"/>
+                <w:spacing w:val="7"/>
+                <w:sz w:val="21"/>
+                <w:szCs w:val="21"/>
+                <w:vertAlign w:val="baseline"/>
+                <w:lang w:val="en-US" w:eastAsia="zh-CN"/>
+                <w14:textFill>
+                  <w14:solidFill>
+                    <w14:schemeClr w14:val="accent2"/>
+                  </w14:solidFill>
+                </w14:textFill>
+              </w:rPr>
+              <w:t>创建Array</w:t>
+            </w:r>
+          </w:p>
+        </w:tc>
+      </w:tr>
+      <w:tr>
+        <w:tblPrEx>
+          <w:tblBorders>
+            <w:top w:val="single" w:color="auto" w:sz="4" w:space="0"/>
+            <w:left w:val="single" w:color="auto" w:sz="4" w:space="0"/>
+            <w:bottom w:val="single" w:color="auto" w:sz="4" w:space="0"/>
+            <w:right w:val="single" w:color="auto" w:sz="4" w:space="0"/>
+            <w:insideH w:val="single" w:color="auto" w:sz="4" w:space="0"/>
+            <w:insideV w:val="single" w:color="auto" w:sz="4" w:space="0"/>
+          </w:tblBorders>
+          <w:tblCellMar>
+            <w:top w:w="0" w:type="dxa"/>
+            <w:left w:w="108" w:type="dxa"/>
+            <w:bottom w:w="0" w:type="dxa"/>
+            <w:right w:w="108" w:type="dxa"/>
+          </w:tblCellMar>
+        </w:tblPrEx>
+        <w:tc>
+          <w:tcPr>
+            <w:tcW w:w="0" w:type="auto"/>
+            <w:vMerge w:val="continue"/>
+            <w:tcBorders/>
+            <w:vAlign w:val="center"/>
+          </w:tcPr>
+          <w:p>
+            <w:pPr>
+              <w:numPr>
+                <w:ilvl w:val="0"/>
+                <w:numId w:val="0"/>
+              </w:numPr>
+              <w:tabs>
+                <w:tab w:val="left" w:pos="3451"/>
+              </w:tabs>
+              <w:ind w:left="0" w:leftChars="0" w:firstLine="0" w:firstLineChars="0"/>
+              <w:outlineLvl w:val="9"/>
+              <w:rPr>
+                <w:rFonts w:hint="eastAsia" w:cs="华文中宋"/>
+                <w:b/>
+                <w:bCs/>
+                <w:i w:val="0"/>
+                <w:caps w:val="0"/>
+                <w:color w:val="ED7D31" w:themeColor="accent2"/>
+                <w:spacing w:val="7"/>
+                <w:sz w:val="21"/>
+                <w:szCs w:val="21"/>
+                <w:u w:val="none"/>
+                <w:vertAlign w:val="baseline"/>
+                <w:lang w:val="en-US" w:eastAsia="zh-CN"/>
+                <w14:textFill>
+                  <w14:solidFill>
+                    <w14:schemeClr w14:val="accent2"/>
+                  </w14:solidFill>
+                </w14:textFill>
+              </w:rPr>
+            </w:pPr>
+          </w:p>
+        </w:tc>
+        <w:tc>
+          <w:tcPr>
+            <w:tcW w:w="0" w:type="auto"/>
+            <w:vAlign w:val="center"/>
+          </w:tcPr>
+          <w:p>
+            <w:pPr>
+              <w:numPr>
+                <w:ilvl w:val="0"/>
+                <w:numId w:val="0"/>
+              </w:numPr>
+              <w:tabs>
+                <w:tab w:val="left" w:pos="3451"/>
+              </w:tabs>
+              <w:ind w:left="0" w:leftChars="0" w:firstLine="0" w:firstLineChars="0"/>
+              <w:outlineLvl w:val="9"/>
+              <w:rPr>
+                <w:rFonts w:hint="default" w:cs="华文中宋"/>
+                <w:b/>
+                <w:bCs/>
+                <w:i w:val="0"/>
+                <w:caps w:val="0"/>
+                <w:color w:val="FF0000"/>
+                <w:spacing w:val="7"/>
+                <w:sz w:val="21"/>
+                <w:szCs w:val="21"/>
+                <w:lang w:val="en-US" w:eastAsia="zh-CN"/>
+              </w:rPr>
+            </w:pPr>
+            <w:r>
+              <w:rPr>
+                <w:rFonts w:hint="eastAsia" w:cs="华文中宋"/>
+                <w:b/>
+                <w:bCs/>
+                <w:i w:val="0"/>
+                <w:caps w:val="0"/>
+                <w:color w:val="FF0000"/>
+                <w:spacing w:val="7"/>
+                <w:sz w:val="21"/>
+                <w:szCs w:val="21"/>
+                <w:lang w:val="en-US" w:eastAsia="zh-CN"/>
+              </w:rPr>
+              <w:t>create_group / require_group(name, overwrite)</w:t>
+            </w:r>
+          </w:p>
+        </w:tc>
+        <w:tc>
+          <w:tcPr>
+            <w:tcW w:w="0" w:type="auto"/>
+            <w:vAlign w:val="center"/>
+          </w:tcPr>
+          <w:p>
+            <w:pPr>
+              <w:numPr>
+                <w:ilvl w:val="0"/>
+                <w:numId w:val="0"/>
+              </w:numPr>
+              <w:tabs>
+                <w:tab w:val="left" w:pos="3451"/>
+              </w:tabs>
+              <w:outlineLvl w:val="9"/>
+              <w:rPr>
+                <w:rFonts w:hint="default" w:cs="华文中宋"/>
+                <w:b/>
+                <w:bCs/>
+                <w:i w:val="0"/>
+                <w:caps w:val="0"/>
+                <w:color w:val="ED7D31" w:themeColor="accent2"/>
+                <w:spacing w:val="7"/>
+                <w:sz w:val="21"/>
+                <w:szCs w:val="21"/>
+                <w:vertAlign w:val="baseline"/>
+                <w:lang w:val="en-US" w:eastAsia="zh-CN"/>
+                <w14:textFill>
+                  <w14:solidFill>
+                    <w14:schemeClr w14:val="accent2"/>
+                  </w14:solidFill>
+                </w14:textFill>
+              </w:rPr>
+            </w:pPr>
+            <w:r>
+              <w:rPr>
+                <w:rFonts w:hint="eastAsia" w:cs="华文中宋"/>
+                <w:b/>
+                <w:bCs/>
+                <w:i w:val="0"/>
+                <w:caps w:val="0"/>
+                <w:color w:val="ED7D31" w:themeColor="accent2"/>
+                <w:spacing w:val="7"/>
+                <w:sz w:val="21"/>
+                <w:szCs w:val="21"/>
+                <w:vertAlign w:val="baseline"/>
+                <w:lang w:val="en-US" w:eastAsia="zh-CN"/>
+                <w14:textFill>
+                  <w14:solidFill>
+                    <w14:schemeClr w14:val="accent2"/>
+                  </w14:solidFill>
+                </w14:textFill>
+              </w:rPr>
+              <w:t>创建Group</w:t>
+            </w:r>
+          </w:p>
+        </w:tc>
+      </w:tr>
+    </w:tbl>
     <w:p/>
     <w:p/>
     <w:p>
